--- a/Received/lkg/lkg, projectwork.docx
+++ b/Received/lkg/lkg, projectwork.docx
@@ -1,96 +1,1077 @@
 
 <file path=word/document.xml><?xml version="1.0" encoding="utf-8"?>
-<w:document xmlns:wpc="http://schemas.microsoft.com/office/word/2010/wordprocessingCanvas" xmlns:mc="http://schemas.openxmlformats.org/markup-compatibility/2006" xmlns:o="urn:schemas-microsoft-com:office:office" xmlns:r="http://schemas.openxmlformats.org/officeDocument/2006/relationships" xmlns:m="http://schemas.openxmlformats.org/officeDocument/2006/math" xmlns:v="urn:schemas-microsoft-com:vml" xmlns:wp14="http://schemas.microsoft.com/office/word/2010/wordprocessingDrawing" xmlns:wp="http://schemas.openxmlformats.org/drawingml/2006/wordprocessingDrawing" xmlns:w10="urn:schemas-microsoft-com:office:word" xmlns:w="http://schemas.openxmlformats.org/wordprocessingml/2006/main" xmlns:w14="http://schemas.microsoft.com/office/word/2010/wordml" xmlns:w15="http://schemas.microsoft.com/office/word/2012/wordml" xmlns:wpg="http://schemas.microsoft.com/office/word/2010/wordprocessingGroup" xmlns:wpi="http://schemas.microsoft.com/office/word/2010/wordprocessingInk" xmlns:wne="http://schemas.microsoft.com/office/word/2006/wordml" xmlns:wps="http://schemas.microsoft.com/office/word/2010/wordprocessingShape" mc:Ignorable="w14 w15 wp14">
+<w:document xmlns:wpc="http://schemas.microsoft.com/office/word/2010/wordprocessingCanvas" xmlns:cx="http://schemas.microsoft.com/office/drawing/2014/chartex" xmlns:cx1="http://schemas.microsoft.com/office/drawing/2015/9/8/chartex" xmlns:cx2="http://schemas.microsoft.com/office/drawing/2015/10/21/chartex" xmlns:cx3="http://schemas.microsoft.com/office/drawing/2016/5/9/chartex" xmlns:cx4="http://schemas.microsoft.com/office/drawing/2016/5/10/chartex" xmlns:cx5="http://schemas.microsoft.com/office/drawing/2016/5/11/chartex" xmlns:cx6="http://schemas.microsoft.com/office/drawing/2016/5/12/chartex" xmlns:cx7="http://schemas.microsoft.com/office/drawing/2016/5/13/chartex" xmlns:cx8="http://schemas.microsoft.com/office/drawing/2016/5/14/chartex" xmlns:mc="http://schemas.openxmlformats.org/markup-compatibility/2006" xmlns:aink="http://schemas.microsoft.com/office/drawing/2016/ink" xmlns:am3d="http://schemas.microsoft.com/office/drawing/2017/model3d" xmlns:o="urn:schemas-microsoft-com:office:office" xmlns:oel="http://schemas.microsoft.com/office/2019/extlst" xmlns:r="http://schemas.openxmlformats.org/officeDocument/2006/relationships" xmlns:m="http://schemas.openxmlformats.org/officeDocument/2006/math" xmlns:v="urn:schemas-microsoft-com:vml" xmlns:wp14="http://schemas.microsoft.com/office/word/2010/wordprocessingDrawing" xmlns:wp="http://schemas.openxmlformats.org/drawingml/2006/wordprocessingDrawing" xmlns:w10="urn:schemas-microsoft-com:office:word" xmlns:w="http://schemas.openxmlformats.org/wordprocessingml/2006/main" xmlns:w14="http://schemas.microsoft.com/office/word/2010/wordml" xmlns:w15="http://schemas.microsoft.com/office/word/2012/wordml" xmlns:w16cex="http://schemas.microsoft.com/office/word/2018/wordml/cex" xmlns:w16cid="http://schemas.microsoft.com/office/word/2016/wordml/cid" xmlns:w16="http://schemas.microsoft.com/office/word/2018/wordml" xmlns:w16du="http://schemas.microsoft.com/office/word/2023/wordml/word16du" xmlns:w16sdtdh="http://schemas.microsoft.com/office/word/2020/wordml/sdtdatahash" xmlns:w16sdtfl="http://schemas.microsoft.com/office/word/2024/wordml/sdtformatlock" xmlns:w16se="http://schemas.microsoft.com/office/word/2015/wordml/symex" xmlns:wpg="http://schemas.microsoft.com/office/word/2010/wordprocessingGroup" xmlns:wpi="http://schemas.microsoft.com/office/word/2010/wordprocessingInk" xmlns:wne="http://schemas.microsoft.com/office/word/2006/wordml" xmlns:wps="http://schemas.microsoft.com/office/word/2010/wordprocessingShape" mc:Ignorable="w14 w15 w16se w16cid w16 w16cex w16sdtdh w16sdtfl w16du wp14">
   <w:body>
-    <w:p>
-      <w:pPr>
-        <w:rPr>
-          <w:rFonts w:ascii="Times New Roman" w:hAnsi="Times New Roman" w:cs="Times New Roman"/>
-          <w:sz w:val="24"/>
-          <w:szCs w:val="24"/>
-        </w:rPr>
-      </w:pPr>
-      <w:r>
-        <w:rPr>
-          <w:rFonts w:ascii="Times New Roman" w:hAnsi="Times New Roman" w:cs="Times New Roman"/>
-          <w:sz w:val="24"/>
-          <w:szCs w:val="24"/>
-        </w:rPr>
-        <w:t>Class: L.K.G                                                                                              F.M:50</w:t>
-      </w:r>
-    </w:p>
-    <w:p>
-      <w:pPr>
-        <w:rPr>
-          <w:rFonts w:ascii="Times New Roman" w:hAnsi="Times New Roman" w:cs="Times New Roman"/>
-          <w:sz w:val="24"/>
-          <w:szCs w:val="24"/>
-        </w:rPr>
-      </w:pPr>
-      <w:r>
-        <w:rPr>
-          <w:rFonts w:ascii="Times New Roman" w:hAnsi="Times New Roman" w:cs="Times New Roman"/>
-          <w:sz w:val="24"/>
-          <w:szCs w:val="24"/>
-        </w:rPr>
-        <w:t>Sub: project work                                                                                      P.M:18</w:t>
-      </w:r>
-    </w:p>
-    <w:p>
-      <w:pPr>
-        <w:rPr>
-          <w:rFonts w:ascii="Times New Roman" w:hAnsi="Times New Roman" w:cs="Times New Roman"/>
-          <w:sz w:val="24"/>
-          <w:szCs w:val="24"/>
-        </w:rPr>
-      </w:pPr>
-    </w:p>
-    <w:p>
-      <w:pPr>
-        <w:rPr>
-          <w:rFonts w:ascii="Times New Roman" w:hAnsi="Times New Roman" w:cs="Times New Roman"/>
-          <w:sz w:val="24"/>
-          <w:szCs w:val="24"/>
-        </w:rPr>
-      </w:pPr>
-      <w:r>
-        <w:rPr>
-          <w:rFonts w:ascii="Times New Roman" w:hAnsi="Times New Roman" w:cs="Times New Roman"/>
-          <w:sz w:val="24"/>
-          <w:szCs w:val="24"/>
-        </w:rPr>
-        <w:t>1. Join the dot and colour it. [10]</w:t>
-      </w:r>
-    </w:p>
-    <w:p>
-      <w:pPr>
-        <w:rPr>
-          <w:rFonts w:ascii="Times New Roman" w:hAnsi="Times New Roman" w:cs="Times New Roman"/>
-          <w:sz w:val="24"/>
-          <w:szCs w:val="24"/>
-        </w:rPr>
-      </w:pPr>
-      <w:r>
-        <w:rPr>
-          <w:rFonts w:ascii="Times New Roman" w:hAnsi="Times New Roman" w:cs="Times New Roman"/>
+    <w:bookmarkStart w:id="0" w:name="_Hlk138315100"/>
+    <w:p>
+      <w:pPr>
+        <w:spacing w:after="0" w:line="240" w:lineRule="auto"/>
+        <w:rPr>
+          <w:rFonts w:ascii="Franklin Gothic Demi" w:hAnsi="Franklin Gothic Demi" w:cs="Times New Roman"/>
+          <w:b/>
+          <w:sz w:val="36"/>
+          <w:szCs w:val="36"/>
+        </w:rPr>
+      </w:pPr>
+      <w:r>
+        <w:rPr>
+          <w:rFonts w:ascii="Preeti" w:hAnsi="Preeti"/>
+          <w:b/>
+          <w:bCs/>
           <w:noProof/>
-          <w:sz w:val="24"/>
-          <w:szCs w:val="24"/>
-          <w:lang w:val="en-US" w:bidi="ne-NP"/>
+          <w:sz w:val="40"/>
+          <w:szCs w:val="40"/>
         </w:rPr>
         <mc:AlternateContent>
           <mc:Choice Requires="wps">
             <w:drawing>
-              <wp:anchor distT="0" distB="0" distL="114300" distR="114300" simplePos="0" relativeHeight="251659264" behindDoc="0" locked="0" layoutInCell="1" allowOverlap="1">
+              <wp:anchor distT="45720" distB="45720" distL="114300" distR="114300" simplePos="0" relativeHeight="251684864" behindDoc="0" locked="0" layoutInCell="1" allowOverlap="1" wp14:anchorId="7F05A544" wp14:editId="16A2183E">
                 <wp:simplePos x="0" y="0"/>
                 <wp:positionH relativeFrom="column">
-                  <wp:posOffset>541422</wp:posOffset>
+                  <wp:posOffset>5831637</wp:posOffset>
                 </wp:positionH>
                 <wp:positionV relativeFrom="paragraph">
-                  <wp:posOffset>196883</wp:posOffset>
+                  <wp:posOffset>-39993</wp:posOffset>
                 </wp:positionV>
-                <wp:extent cx="3429000" cy="1973179"/>
-                <wp:effectExtent l="0" t="0" r="0" b="8255"/>
+                <wp:extent cx="897147" cy="1404620"/>
+                <wp:effectExtent l="0" t="0" r="0" b="0"/>
+                <wp:wrapNone/>
+                <wp:docPr id="585771270" name="Text Box 2"/>
+                <wp:cNvGraphicFramePr>
+                  <a:graphicFrameLocks xmlns:a="http://schemas.openxmlformats.org/drawingml/2006/main"/>
+                </wp:cNvGraphicFramePr>
+                <a:graphic xmlns:a="http://schemas.openxmlformats.org/drawingml/2006/main">
+                  <a:graphicData uri="http://schemas.microsoft.com/office/word/2010/wordprocessingShape">
+                    <wps:wsp>
+                      <wps:cNvSpPr txBox="1">
+                        <a:spLocks noChangeArrowheads="1"/>
+                      </wps:cNvSpPr>
+                      <wps:spPr bwMode="auto">
+                        <a:xfrm>
+                          <a:off x="0" y="0"/>
+                          <a:ext cx="897147" cy="1404620"/>
+                        </a:xfrm>
+                        <a:prstGeom prst="rect">
+                          <a:avLst/>
+                        </a:prstGeom>
+                        <a:noFill/>
+                        <a:ln w="9525">
+                          <a:noFill/>
+                          <a:miter lim="800000"/>
+                          <a:headEnd/>
+                          <a:tailEnd/>
+                        </a:ln>
+                      </wps:spPr>
+                      <wps:txbx>
+                        <w:txbxContent>
+                          <w:p>
+                            <w:r>
+                              <w:rPr>
+                                <w:rFonts w:ascii="Times New Roman" w:hAnsi="Times New Roman" w:cs="Times New Roman"/>
+                                <w:b/>
+                                <w:bCs/>
+                                <w:sz w:val="32"/>
+                                <w:szCs w:val="32"/>
+                              </w:rPr>
+                              <w:t>D-</w:t>
+                            </w:r>
+                            <w:r>
+                              <w:rPr>
+                                <w:rFonts w:ascii="Times New Roman" w:hAnsi="Times New Roman" w:cs="Times New Roman"/>
+                                <w:b/>
+                                <w:bCs/>
+                                <w:sz w:val="32"/>
+                                <w:szCs w:val="32"/>
+                              </w:rPr>
+                              <w:t>23</w:t>
+                            </w:r>
+                          </w:p>
+                        </w:txbxContent>
+                      </wps:txbx>
+                      <wps:bodyPr rot="0" vert="horz" wrap="square" lIns="91440" tIns="45720" rIns="91440" bIns="45720" anchor="t" anchorCtr="0">
+                        <a:spAutoFit/>
+                      </wps:bodyPr>
+                    </wps:wsp>
+                  </a:graphicData>
+                </a:graphic>
+                <wp14:sizeRelH relativeFrom="margin">
+                  <wp14:pctWidth>0</wp14:pctWidth>
+                </wp14:sizeRelH>
+                <wp14:sizeRelV relativeFrom="margin">
+                  <wp14:pctHeight>20000</wp14:pctHeight>
+                </wp14:sizeRelV>
+              </wp:anchor>
+            </w:drawing>
+          </mc:Choice>
+          <mc:Fallback>
+            <w:pict>
+              <v:shapetype w14:anchorId="7F05A544" id="_x0000_t202" coordsize="21600,21600" o:spt="202" path="m,l,21600r21600,l21600,xe">
+                <v:stroke joinstyle="miter"/>
+                <v:path gradientshapeok="t" o:connecttype="rect"/>
+              </v:shapetype>
+              <v:shape id="Text Box 2" o:spid="_x0000_s1026" type="#_x0000_t202" style="position:absolute;margin-left:459.2pt;margin-top:-3.15pt;width:70.65pt;height:110.6pt;z-index:251684864;visibility:visible;mso-wrap-style:square;mso-width-percent:0;mso-height-percent:200;mso-wrap-distance-left:9pt;mso-wrap-distance-top:3.6pt;mso-wrap-distance-right:9pt;mso-wrap-distance-bottom:3.6pt;mso-position-horizontal:absolute;mso-position-horizontal-relative:text;mso-position-vertical:absolute;mso-position-vertical-relative:text;mso-width-percent:0;mso-height-percent:200;mso-width-relative:margin;mso-height-relative:margin;v-text-anchor:top" o:gfxdata="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" filled="f" stroked="f">
+                <v:textbox style="mso-fit-shape-to-text:t">
+                  <w:txbxContent>
+                    <w:p>
+                      <w:r>
+                        <w:rPr>
+                          <w:rFonts w:ascii="Times New Roman" w:hAnsi="Times New Roman" w:cs="Times New Roman"/>
+                          <w:b/>
+                          <w:bCs/>
+                          <w:sz w:val="32"/>
+                          <w:szCs w:val="32"/>
+                        </w:rPr>
+                        <w:t>D-</w:t>
+                      </w:r>
+                      <w:r>
+                        <w:rPr>
+                          <w:rFonts w:ascii="Times New Roman" w:hAnsi="Times New Roman" w:cs="Times New Roman"/>
+                          <w:b/>
+                          <w:bCs/>
+                          <w:sz w:val="32"/>
+                          <w:szCs w:val="32"/>
+                        </w:rPr>
+                        <w:t>2</w:t>
+                      </w:r>
+                      <w:r>
+                        <w:rPr>
+                          <w:rFonts w:ascii="Times New Roman" w:hAnsi="Times New Roman" w:cs="Times New Roman"/>
+                          <w:b/>
+                          <w:bCs/>
+                          <w:sz w:val="32"/>
+                          <w:szCs w:val="32"/>
+                        </w:rPr>
+                        <w:t>3</w:t>
+                      </w:r>
+                    </w:p>
+                  </w:txbxContent>
+                </v:textbox>
+              </v:shape>
+            </w:pict>
+          </mc:Fallback>
+        </mc:AlternateContent>
+      </w:r>
+      <w:r>
+        <w:rPr>
+          <w:rFonts w:ascii="Times New Roman" w:hAnsi="Times New Roman" w:cs="Times New Roman"/>
+          <w:noProof/>
+        </w:rPr>
+        <mc:AlternateContent>
+          <mc:Choice Requires="wps">
+            <w:drawing>
+              <wp:anchor distT="0" distB="0" distL="114300" distR="114300" simplePos="0" relativeHeight="251682816" behindDoc="0" locked="0" layoutInCell="1" allowOverlap="1" wp14:anchorId="6388C3C9" wp14:editId="10CBD7E1">
+                <wp:simplePos x="0" y="0"/>
+                <wp:positionH relativeFrom="margin">
+                  <wp:posOffset>0</wp:posOffset>
+                </wp:positionH>
+                <wp:positionV relativeFrom="paragraph">
+                  <wp:posOffset>8087</wp:posOffset>
+                </wp:positionV>
+                <wp:extent cx="479425" cy="584799"/>
+                <wp:effectExtent l="0" t="0" r="0" b="6350"/>
+                <wp:wrapNone/>
+                <wp:docPr id="197048296" name="Rectangle 1"/>
+                <wp:cNvGraphicFramePr>
+                  <a:graphicFrameLocks xmlns:a="http://schemas.openxmlformats.org/drawingml/2006/main"/>
+                </wp:cNvGraphicFramePr>
+                <a:graphic xmlns:a="http://schemas.openxmlformats.org/drawingml/2006/main">
+                  <a:graphicData uri="http://schemas.microsoft.com/office/word/2010/wordprocessingShape">
+                    <wps:wsp>
+                      <wps:cNvSpPr>
+                        <a:spLocks noChangeArrowheads="1"/>
+                      </wps:cNvSpPr>
+                      <wps:spPr bwMode="auto">
+                        <a:xfrm>
+                          <a:off x="0" y="0"/>
+                          <a:ext cx="479425" cy="584799"/>
+                        </a:xfrm>
+                        <a:prstGeom prst="rect">
+                          <a:avLst/>
+                        </a:prstGeom>
+                        <a:blipFill dpi="0" rotWithShape="1">
+                          <a:blip r:embed="rId7"/>
+                          <a:srcRect/>
+                          <a:stretch>
+                            <a:fillRect/>
+                          </a:stretch>
+                        </a:blipFill>
+                        <a:ln>
+                          <a:noFill/>
+                        </a:ln>
+                        <a:extLst>
+                          <a:ext uri="{91240B29-F687-4F45-9708-019B960494DF}">
+                            <a14:hiddenLine xmlns:a14="http://schemas.microsoft.com/office/drawing/2010/main" w="25400">
+                              <a:solidFill>
+                                <a:srgbClr val="000000"/>
+                              </a:solidFill>
+                              <a:miter lim="800000"/>
+                              <a:headEnd/>
+                              <a:tailEnd/>
+                            </a14:hiddenLine>
+                          </a:ext>
+                        </a:extLst>
+                      </wps:spPr>
+                      <wps:bodyPr rot="0" vert="horz" wrap="square" lIns="91440" tIns="45720" rIns="91440" bIns="45720" anchor="ctr" anchorCtr="0" upright="1">
+                        <a:noAutofit/>
+                      </wps:bodyPr>
+                    </wps:wsp>
+                  </a:graphicData>
+                </a:graphic>
+                <wp14:sizeRelH relativeFrom="margin">
+                  <wp14:pctWidth>0</wp14:pctWidth>
+                </wp14:sizeRelH>
+                <wp14:sizeRelV relativeFrom="margin">
+                  <wp14:pctHeight>0</wp14:pctHeight>
+                </wp14:sizeRelV>
+              </wp:anchor>
+            </w:drawing>
+          </mc:Choice>
+          <mc:Fallback>
+            <w:pict>
+              <v:rect w14:anchorId="37DAA96A" id="Rectangle 1" o:spid="_x0000_s1026" style="position:absolute;margin-left:0;margin-top:.65pt;width:37.75pt;height:46.05pt;z-index:251682816;visibility:visible;mso-wrap-style:square;mso-width-percent:0;mso-height-percent:0;mso-wrap-distance-left:9pt;mso-wrap-distance-top:0;mso-wrap-distance-right:9pt;mso-wrap-distance-bottom:0;mso-position-horizontal:absolute;mso-position-horizontal-relative:margin;mso-position-vertical:absolute;mso-position-vertical-relative:text;mso-width-percent:0;mso-height-percent:0;mso-width-relative:margin;mso-height-relative:margin;v-text-anchor:middle" o:gfxdata="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" stroked="f" strokeweight="2pt">
+                <v:fill r:id="rId8" o:title="" recolor="t" rotate="t" type="frame"/>
+                <w10:wrap anchorx="margin"/>
+              </v:rect>
+            </w:pict>
+          </mc:Fallback>
+        </mc:AlternateContent>
+      </w:r>
+      <w:r>
+        <w:rPr>
+          <w:rFonts w:ascii="Times New Roman" w:hAnsi="Times New Roman" w:cs="Times New Roman"/>
+          <w:b/>
+          <w:sz w:val="36"/>
+          <w:szCs w:val="36"/>
+        </w:rPr>
+        <w:t xml:space="preserve">                            </w:t>
+      </w:r>
+      <w:r>
+        <w:rPr>
+          <w:rFonts w:ascii="Times New Roman" w:hAnsi="Times New Roman" w:cs="Times New Roman"/>
+          <w:b/>
+          <w:sz w:val="36"/>
+          <w:szCs w:val="36"/>
+        </w:rPr>
+        <w:tab/>
+      </w:r>
+      <w:r>
+        <w:rPr>
+          <w:rFonts w:ascii="Franklin Gothic Demi" w:hAnsi="Franklin Gothic Demi" w:cs="Times New Roman"/>
+          <w:b/>
+          <w:sz w:val="36"/>
+          <w:szCs w:val="36"/>
+        </w:rPr>
+        <w:t>Green Society Public School</w:t>
+      </w:r>
+    </w:p>
+    <w:p>
+      <w:pPr>
+        <w:spacing w:after="0" w:line="240" w:lineRule="auto"/>
+        <w:jc w:val="center"/>
+        <w:rPr>
+          <w:rFonts w:ascii="Times New Roman" w:hAnsi="Times New Roman" w:cs="Times New Roman"/>
+          <w:b/>
+          <w:sz w:val="28"/>
+          <w:szCs w:val="28"/>
+        </w:rPr>
+      </w:pPr>
+      <w:r>
+        <w:rPr>
+          <w:rFonts w:ascii="Times New Roman" w:hAnsi="Times New Roman" w:cs="Times New Roman"/>
+          <w:b/>
+          <w:sz w:val="24"/>
+          <w:szCs w:val="24"/>
+        </w:rPr>
+        <w:t>Ratnanagar-7, Sauraha, Chitwan</w:t>
+      </w:r>
+    </w:p>
+    <w:p>
+      <w:pPr>
+        <w:spacing w:after="0" w:line="240" w:lineRule="auto"/>
+        <w:ind w:hanging="450"/>
+        <w:rPr>
+          <w:rFonts w:ascii="Times New Roman" w:hAnsi="Times New Roman" w:cs="Times New Roman"/>
+          <w:b/>
+          <w:sz w:val="28"/>
+          <w:szCs w:val="28"/>
+        </w:rPr>
+      </w:pPr>
+      <w:r>
+        <w:rPr>
+          <w:rFonts w:ascii="Times New Roman" w:hAnsi="Times New Roman" w:cs="Times New Roman"/>
+          <w:b/>
+          <w:sz w:val="28"/>
+          <w:szCs w:val="28"/>
+        </w:rPr>
+        <w:t xml:space="preserve">       </w:t>
+      </w:r>
+      <w:r>
+        <w:rPr>
+          <w:rFonts w:ascii="Times New Roman" w:hAnsi="Times New Roman" w:cs="Times New Roman"/>
+          <w:b/>
+          <w:sz w:val="28"/>
+          <w:szCs w:val="28"/>
+        </w:rPr>
+        <w:tab/>
+      </w:r>
+      <w:r>
+        <w:rPr>
+          <w:rFonts w:ascii="Times New Roman" w:hAnsi="Times New Roman" w:cs="Times New Roman"/>
+          <w:b/>
+          <w:sz w:val="28"/>
+          <w:szCs w:val="28"/>
+        </w:rPr>
+        <w:tab/>
+      </w:r>
+      <w:r>
+        <w:rPr>
+          <w:rFonts w:ascii="Times New Roman" w:hAnsi="Times New Roman" w:cs="Times New Roman"/>
+          <w:b/>
+          <w:sz w:val="28"/>
+          <w:szCs w:val="28"/>
+        </w:rPr>
+        <w:tab/>
+        <w:t xml:space="preserve"> </w:t>
+      </w:r>
+      <w:r>
+        <w:rPr>
+          <w:rFonts w:ascii="Times New Roman" w:hAnsi="Times New Roman" w:cs="Times New Roman"/>
+          <w:b/>
+          <w:sz w:val="28"/>
+          <w:szCs w:val="28"/>
+        </w:rPr>
+        <w:tab/>
+      </w:r>
+      <w:r>
+        <w:rPr>
+          <w:rFonts w:ascii="Times New Roman" w:hAnsi="Times New Roman" w:cs="Times New Roman"/>
+          <w:b/>
+          <w:sz w:val="28"/>
+          <w:szCs w:val="28"/>
+        </w:rPr>
+        <w:t xml:space="preserve">    </w:t>
+      </w:r>
+      <w:r>
+        <w:rPr>
+          <w:rFonts w:ascii="Times New Roman" w:hAnsi="Times New Roman" w:cs="Times New Roman"/>
+          <w:b/>
+          <w:sz w:val="28"/>
+          <w:szCs w:val="28"/>
+          <w:u w:val="single"/>
+        </w:rPr>
+        <w:t>Third Terminal</w:t>
+      </w:r>
+      <w:r>
+        <w:rPr>
+          <w:rFonts w:ascii="Times New Roman" w:hAnsi="Times New Roman" w:cs="Times New Roman"/>
+          <w:b/>
+          <w:sz w:val="28"/>
+          <w:szCs w:val="28"/>
+          <w:u w:val="single"/>
+        </w:rPr>
+        <w:t xml:space="preserve"> Examination-20</w:t>
+      </w:r>
+      <w:r>
+        <w:rPr>
+          <w:rFonts w:ascii="Times New Roman" w:hAnsi="Times New Roman" w:cs="Times New Roman"/>
+          <w:b/>
+          <w:sz w:val="28"/>
+          <w:szCs w:val="28"/>
+          <w:u w:val="single"/>
+        </w:rPr>
+        <w:t>82</w:t>
+      </w:r>
+      <w:r>
+        <w:rPr>
+          <w:rFonts w:ascii="Times New Roman" w:hAnsi="Times New Roman" w:cs="Times New Roman"/>
+          <w:b/>
+          <w:sz w:val="28"/>
+          <w:szCs w:val="28"/>
+        </w:rPr>
+        <w:tab/>
+      </w:r>
+      <w:r>
+        <w:rPr>
+          <w:rFonts w:ascii="Times New Roman" w:hAnsi="Times New Roman" w:cs="Times New Roman"/>
+          <w:b/>
+          <w:sz w:val="28"/>
+          <w:szCs w:val="28"/>
+        </w:rPr>
+        <w:tab/>
+      </w:r>
+      <w:r>
+        <w:rPr>
+          <w:rFonts w:ascii="Times New Roman" w:hAnsi="Times New Roman" w:cs="Times New Roman"/>
+          <w:b/>
+          <w:sz w:val="28"/>
+          <w:szCs w:val="28"/>
+        </w:rPr>
+        <w:tab/>
+      </w:r>
+      <w:r>
+        <w:rPr>
+          <w:rFonts w:ascii="Times New Roman" w:hAnsi="Times New Roman" w:cs="Times New Roman"/>
+          <w:b/>
+          <w:sz w:val="28"/>
+          <w:szCs w:val="28"/>
+        </w:rPr>
+        <w:tab/>
+      </w:r>
+      <w:r>
+        <w:rPr>
+          <w:rFonts w:ascii="Times New Roman" w:hAnsi="Times New Roman" w:cs="Times New Roman"/>
+          <w:b/>
+          <w:sz w:val="28"/>
+          <w:szCs w:val="28"/>
+        </w:rPr>
+        <w:t xml:space="preserve"> </w:t>
+      </w:r>
+    </w:p>
+    <w:p>
+      <w:pPr>
+        <w:pBdr>
+          <w:bottom w:val="double" w:sz="6" w:space="0" w:color="auto"/>
+        </w:pBdr>
+        <w:spacing w:after="0" w:line="240" w:lineRule="auto"/>
+        <w:rPr>
+          <w:rFonts w:ascii="Times New Roman" w:hAnsi="Times New Roman" w:cs="Times New Roman"/>
+          <w:b/>
+          <w:sz w:val="28"/>
+          <w:szCs w:val="28"/>
+        </w:rPr>
+      </w:pPr>
+      <w:r>
+        <w:rPr>
+          <w:rFonts w:ascii="Times New Roman" w:hAnsi="Times New Roman" w:cs="Times New Roman"/>
+          <w:b/>
+          <w:sz w:val="28"/>
+          <w:szCs w:val="28"/>
+        </w:rPr>
+        <w:t>Class:</w:t>
+      </w:r>
+      <w:r>
+        <w:rPr>
+          <w:rFonts w:ascii="Times New Roman" w:hAnsi="Times New Roman" w:cs="Times New Roman"/>
+          <w:b/>
+          <w:sz w:val="28"/>
+          <w:szCs w:val="28"/>
+        </w:rPr>
+        <w:t xml:space="preserve"> </w:t>
+      </w:r>
+      <w:r>
+        <w:rPr>
+          <w:rFonts w:ascii="Times New Roman" w:hAnsi="Times New Roman" w:cs="Times New Roman"/>
+          <w:b/>
+          <w:sz w:val="28"/>
+          <w:szCs w:val="28"/>
+        </w:rPr>
+        <w:t>L</w:t>
+      </w:r>
+      <w:r>
+        <w:rPr>
+          <w:rFonts w:ascii="Times New Roman" w:hAnsi="Times New Roman" w:cs="Times New Roman"/>
+          <w:b/>
+          <w:sz w:val="28"/>
+          <w:szCs w:val="28"/>
+        </w:rPr>
+        <w:t>KG</w:t>
+      </w:r>
+      <w:r>
+        <w:rPr>
+          <w:rFonts w:ascii="Times New Roman" w:hAnsi="Times New Roman" w:cs="Times New Roman"/>
+          <w:b/>
+          <w:sz w:val="28"/>
+          <w:szCs w:val="28"/>
+        </w:rPr>
+        <w:tab/>
+      </w:r>
+      <w:r>
+        <w:rPr>
+          <w:rFonts w:ascii="Times New Roman" w:hAnsi="Times New Roman" w:cs="Times New Roman"/>
+          <w:b/>
+          <w:sz w:val="28"/>
+          <w:szCs w:val="28"/>
+        </w:rPr>
+        <w:tab/>
+        <w:t xml:space="preserve">       </w:t>
+      </w:r>
+      <w:r>
+        <w:rPr>
+          <w:rFonts w:ascii="Times New Roman" w:hAnsi="Times New Roman" w:cs="Times New Roman"/>
+          <w:b/>
+          <w:sz w:val="28"/>
+          <w:szCs w:val="28"/>
+        </w:rPr>
+        <w:t xml:space="preserve">    </w:t>
+      </w:r>
+      <w:r>
+        <w:rPr>
+          <w:rFonts w:ascii="Times New Roman" w:hAnsi="Times New Roman" w:cs="Times New Roman"/>
+          <w:b/>
+          <w:sz w:val="28"/>
+          <w:szCs w:val="28"/>
+        </w:rPr>
+        <w:tab/>
+      </w:r>
+      <w:r>
+        <w:rPr>
+          <w:rFonts w:ascii="Times New Roman" w:hAnsi="Times New Roman" w:cs="Times New Roman"/>
+          <w:b/>
+          <w:sz w:val="28"/>
+          <w:szCs w:val="28"/>
+        </w:rPr>
+        <w:tab/>
+      </w:r>
+      <w:r>
+        <w:rPr>
+          <w:rFonts w:ascii="Times New Roman" w:hAnsi="Times New Roman" w:cs="Times New Roman"/>
+          <w:b/>
+          <w:sz w:val="24"/>
+          <w:szCs w:val="24"/>
+        </w:rPr>
+        <w:t>Time: -</w:t>
+      </w:r>
+      <w:r>
+        <w:rPr>
+          <w:rFonts w:ascii="Times New Roman" w:hAnsi="Times New Roman" w:cs="Times New Roman"/>
+          <w:b/>
+          <w:sz w:val="24"/>
+          <w:szCs w:val="24"/>
+        </w:rPr>
+        <w:t xml:space="preserve"> 2 hrs.</w:t>
+      </w:r>
+      <w:r>
+        <w:rPr>
+          <w:rFonts w:ascii="Times New Roman" w:hAnsi="Times New Roman" w:cs="Times New Roman"/>
+          <w:b/>
+          <w:sz w:val="24"/>
+          <w:szCs w:val="24"/>
+        </w:rPr>
+        <w:tab/>
+      </w:r>
+      <w:r>
+        <w:rPr>
+          <w:rFonts w:ascii="Times New Roman" w:hAnsi="Times New Roman" w:cs="Times New Roman"/>
+          <w:b/>
+          <w:sz w:val="24"/>
+          <w:szCs w:val="24"/>
+        </w:rPr>
+        <w:tab/>
+      </w:r>
+      <w:r>
+        <w:rPr>
+          <w:rFonts w:ascii="Times New Roman" w:hAnsi="Times New Roman" w:cs="Times New Roman"/>
+          <w:b/>
+          <w:sz w:val="24"/>
+          <w:szCs w:val="24"/>
+        </w:rPr>
+        <w:tab/>
+      </w:r>
+      <w:r>
+        <w:rPr>
+          <w:rFonts w:ascii="Times New Roman" w:hAnsi="Times New Roman" w:cs="Times New Roman"/>
+          <w:b/>
+          <w:sz w:val="24"/>
+          <w:szCs w:val="24"/>
+        </w:rPr>
+        <w:tab/>
+      </w:r>
+      <w:r>
+        <w:rPr>
+          <w:rFonts w:ascii="Times New Roman" w:hAnsi="Times New Roman" w:cs="Times New Roman"/>
+          <w:b/>
+          <w:sz w:val="24"/>
+          <w:szCs w:val="24"/>
+        </w:rPr>
+        <w:tab/>
+      </w:r>
+      <w:r>
+        <w:rPr>
+          <w:rFonts w:ascii="Times New Roman" w:hAnsi="Times New Roman" w:cs="Times New Roman"/>
+          <w:b/>
+          <w:sz w:val="24"/>
+          <w:szCs w:val="24"/>
+        </w:rPr>
+        <w:tab/>
+      </w:r>
+      <w:r>
+        <w:rPr>
+          <w:rFonts w:ascii="Times New Roman" w:hAnsi="Times New Roman" w:cs="Times New Roman"/>
+          <w:b/>
+          <w:sz w:val="28"/>
+          <w:szCs w:val="28"/>
+        </w:rPr>
+        <w:t>F.M.:</w:t>
+      </w:r>
+      <w:r>
+        <w:rPr>
+          <w:rFonts w:ascii="Times New Roman" w:hAnsi="Times New Roman" w:cs="Times New Roman"/>
+          <w:b/>
+          <w:sz w:val="28"/>
+          <w:szCs w:val="28"/>
+        </w:rPr>
+        <w:t xml:space="preserve"> </w:t>
+      </w:r>
+      <w:r>
+        <w:rPr>
+          <w:rFonts w:ascii="Times New Roman" w:hAnsi="Times New Roman" w:cs="Times New Roman"/>
+          <w:b/>
+          <w:sz w:val="28"/>
+          <w:szCs w:val="28"/>
+        </w:rPr>
+        <w:t xml:space="preserve"> </w:t>
+      </w:r>
+      <w:r>
+        <w:rPr>
+          <w:rFonts w:ascii="Times New Roman" w:hAnsi="Times New Roman" w:cs="Times New Roman"/>
+          <w:b/>
+          <w:sz w:val="28"/>
+          <w:szCs w:val="28"/>
+        </w:rPr>
+        <w:t>50</w:t>
+      </w:r>
+    </w:p>
+    <w:p>
+      <w:pPr>
+        <w:pBdr>
+          <w:bottom w:val="double" w:sz="6" w:space="0" w:color="auto"/>
+        </w:pBdr>
+        <w:spacing w:after="0" w:line="240" w:lineRule="auto"/>
+        <w:rPr>
+          <w:rFonts w:ascii="Times New Roman" w:hAnsi="Times New Roman" w:cs="Times New Roman"/>
+          <w:b/>
+          <w:sz w:val="28"/>
+          <w:szCs w:val="28"/>
+        </w:rPr>
+      </w:pPr>
+      <w:r>
+        <w:rPr>
+          <w:rFonts w:ascii="Times New Roman" w:hAnsi="Times New Roman" w:cs="Times New Roman"/>
+          <w:b/>
+          <w:sz w:val="28"/>
+          <w:szCs w:val="28"/>
+        </w:rPr>
+        <w:t>Sub:</w:t>
+      </w:r>
+      <w:r>
+        <w:rPr>
+          <w:rFonts w:ascii="Times New Roman" w:hAnsi="Times New Roman" w:cs="Times New Roman"/>
+          <w:b/>
+          <w:sz w:val="28"/>
+          <w:szCs w:val="28"/>
+        </w:rPr>
+        <w:t xml:space="preserve"> Project Work</w:t>
+      </w:r>
+    </w:p>
+    <w:tbl>
+      <w:tblPr>
+        <w:tblStyle w:val="TableGrid"/>
+        <w:tblW w:w="10492" w:type="dxa"/>
+        <w:tblInd w:w="108" w:type="dxa"/>
+        <w:tblLook w:val="04A0" w:firstRow="1" w:lastRow="0" w:firstColumn="1" w:lastColumn="0" w:noHBand="0" w:noVBand="1"/>
+      </w:tblPr>
+      <w:tblGrid>
+        <w:gridCol w:w="10492"/>
+      </w:tblGrid>
+      <w:tr>
+        <w:trPr>
+          <w:trHeight w:val="606"/>
+        </w:trPr>
+        <w:tc>
+          <w:tcPr>
+            <w:tcW w:w="10492" w:type="dxa"/>
+          </w:tcPr>
+          <w:p>
+            <w:pPr>
+              <w:spacing w:before="120"/>
+              <w:ind w:right="-653"/>
+              <w:rPr>
+                <w:rFonts w:ascii="Times New Roman" w:hAnsi="Times New Roman" w:cs="Times New Roman"/>
+                <w:b/>
+                <w:sz w:val="28"/>
+                <w:szCs w:val="28"/>
+              </w:rPr>
+            </w:pPr>
+            <w:r>
+              <w:rPr>
+                <w:rFonts w:ascii="Times New Roman" w:hAnsi="Times New Roman" w:cs="Times New Roman"/>
+                <w:b/>
+                <w:sz w:val="28"/>
+                <w:szCs w:val="28"/>
+              </w:rPr>
+              <w:t>N</w:t>
+            </w:r>
+            <w:r>
+              <w:rPr>
+                <w:rFonts w:ascii="Times New Roman" w:hAnsi="Times New Roman" w:cs="Times New Roman"/>
+                <w:b/>
+                <w:sz w:val="28"/>
+                <w:szCs w:val="28"/>
+              </w:rPr>
+              <w:t>ame</w:t>
+            </w:r>
+            <w:r>
+              <w:rPr>
+                <w:rFonts w:ascii="Times New Roman" w:hAnsi="Times New Roman" w:cs="Times New Roman"/>
+                <w:b/>
+                <w:sz w:val="28"/>
+                <w:szCs w:val="28"/>
+              </w:rPr>
+              <w:t xml:space="preserve">:                                                        </w:t>
+            </w:r>
+            <w:r>
+              <w:rPr>
+                <w:rFonts w:ascii="Times New Roman" w:hAnsi="Times New Roman" w:cs="Times New Roman"/>
+                <w:b/>
+                <w:sz w:val="28"/>
+                <w:szCs w:val="28"/>
+              </w:rPr>
+              <w:t xml:space="preserve">                  </w:t>
+            </w:r>
+            <w:r>
+              <w:rPr>
+                <w:rFonts w:ascii="Times New Roman" w:hAnsi="Times New Roman" w:cs="Times New Roman"/>
+                <w:b/>
+                <w:sz w:val="28"/>
+                <w:szCs w:val="28"/>
+              </w:rPr>
+              <w:t xml:space="preserve">  Roll No.:           Sec.:                                    </w:t>
+            </w:r>
+          </w:p>
+        </w:tc>
+      </w:tr>
+      <w:tr>
+        <w:trPr>
+          <w:trHeight w:val="1070"/>
+        </w:trPr>
+        <w:tc>
+          <w:tcPr>
+            <w:tcW w:w="10492" w:type="dxa"/>
+          </w:tcPr>
+          <w:p>
+            <w:pPr>
+              <w:ind w:left="180" w:firstLine="360"/>
+              <w:rPr>
+                <w:rFonts w:ascii="Times New Roman" w:hAnsi="Times New Roman" w:cs="Times New Roman"/>
+                <w:b/>
+                <w:sz w:val="28"/>
+                <w:szCs w:val="28"/>
+              </w:rPr>
+            </w:pPr>
+            <w:r>
+              <w:rPr>
+                <w:rFonts w:ascii="Times New Roman" w:hAnsi="Times New Roman" w:cs="Times New Roman"/>
+                <w:noProof/>
+              </w:rPr>
+              <mc:AlternateContent>
+                <mc:Choice Requires="wps">
+                  <w:drawing>
+                    <wp:anchor distT="0" distB="0" distL="114300" distR="114300" simplePos="0" relativeHeight="251683840" behindDoc="0" locked="0" layoutInCell="1" allowOverlap="1" wp14:anchorId="77258EC1" wp14:editId="76E26EE8">
+                      <wp:simplePos x="0" y="0"/>
+                      <wp:positionH relativeFrom="column">
+                        <wp:posOffset>5427345</wp:posOffset>
+                      </wp:positionH>
+                      <wp:positionV relativeFrom="paragraph">
+                        <wp:posOffset>103505</wp:posOffset>
+                      </wp:positionV>
+                      <wp:extent cx="1095375" cy="436245"/>
+                      <wp:effectExtent l="19050" t="19050" r="28575" b="20955"/>
+                      <wp:wrapNone/>
+                      <wp:docPr id="1150582127" name="Rectangle 2"/>
+                      <wp:cNvGraphicFramePr>
+                        <a:graphicFrameLocks xmlns:a="http://schemas.openxmlformats.org/drawingml/2006/main"/>
+                      </wp:cNvGraphicFramePr>
+                      <a:graphic xmlns:a="http://schemas.openxmlformats.org/drawingml/2006/main">
+                        <a:graphicData uri="http://schemas.microsoft.com/office/word/2010/wordprocessingShape">
+                          <wps:wsp>
+                            <wps:cNvSpPr>
+                              <a:spLocks/>
+                            </wps:cNvSpPr>
+                            <wps:spPr>
+                              <a:xfrm>
+                                <a:off x="0" y="0"/>
+                                <a:ext cx="1095375" cy="436245"/>
+                              </a:xfrm>
+                              <a:prstGeom prst="rect">
+                                <a:avLst/>
+                              </a:prstGeom>
+                              <a:ln w="28575">
+                                <a:solidFill>
+                                  <a:schemeClr val="tx1"/>
+                                </a:solidFill>
+                              </a:ln>
+                            </wps:spPr>
+                            <wps:style>
+                              <a:lnRef idx="2">
+                                <a:schemeClr val="accent6"/>
+                              </a:lnRef>
+                              <a:fillRef idx="1">
+                                <a:schemeClr val="lt1"/>
+                              </a:fillRef>
+                              <a:effectRef idx="0">
+                                <a:schemeClr val="accent6"/>
+                              </a:effectRef>
+                              <a:fontRef idx="minor">
+                                <a:schemeClr val="dk1"/>
+                              </a:fontRef>
+                            </wps:style>
+                            <wps:bodyPr rot="0" spcFirstLastPara="0" vertOverflow="overflow" horzOverflow="overflow" vert="horz" wrap="square" lIns="91440" tIns="45720" rIns="91440" bIns="45720" numCol="1" spcCol="0" rtlCol="0" fromWordArt="0" anchor="ctr" anchorCtr="0" forceAA="0" compatLnSpc="1">
+                              <a:prstTxWarp prst="textNoShape">
+                                <a:avLst/>
+                              </a:prstTxWarp>
+                              <a:noAutofit/>
+                            </wps:bodyPr>
+                          </wps:wsp>
+                        </a:graphicData>
+                      </a:graphic>
+                      <wp14:sizeRelH relativeFrom="page">
+                        <wp14:pctWidth>0</wp14:pctWidth>
+                      </wp14:sizeRelH>
+                      <wp14:sizeRelV relativeFrom="margin">
+                        <wp14:pctHeight>0</wp14:pctHeight>
+                      </wp14:sizeRelV>
+                    </wp:anchor>
+                  </w:drawing>
+                </mc:Choice>
+                <mc:Fallback>
+                  <w:pict>
+                    <v:rect w14:anchorId="27B785FD" id="Rectangle 2" o:spid="_x0000_s1026" style="position:absolute;margin-left:427.35pt;margin-top:8.15pt;width:86.25pt;height:34.35pt;z-index:251683840;visibility:visible;mso-wrap-style:square;mso-width-percent:0;mso-height-percent:0;mso-wrap-distance-left:9pt;mso-wrap-distance-top:0;mso-wrap-distance-right:9pt;mso-wrap-distance-bottom:0;mso-position-horizontal:absolute;mso-position-horizontal-relative:text;mso-position-vertical:absolute;mso-position-vertical-relative:text;mso-width-percent:0;mso-height-percent:0;mso-width-relative:page;mso-height-relative:margin;v-text-anchor:middle" o:gfxdata="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" fillcolor="white [3201]" strokecolor="black [3213]" strokeweight="2.25pt">
+                      <v:path arrowok="t"/>
+                    </v:rect>
+                  </w:pict>
+                </mc:Fallback>
+              </mc:AlternateContent>
+            </w:r>
+            <w:r>
+              <w:rPr>
+                <w:rFonts w:ascii="Times New Roman" w:hAnsi="Times New Roman" w:cs="Times New Roman"/>
+                <w:b/>
+                <w:sz w:val="28"/>
+                <w:szCs w:val="28"/>
+              </w:rPr>
+              <w:t xml:space="preserve"> </w:t>
+            </w:r>
+          </w:p>
+          <w:p>
+            <w:pPr>
+              <w:ind w:left="180" w:firstLine="360"/>
+              <w:rPr>
+                <w:rFonts w:ascii="Times New Roman" w:hAnsi="Times New Roman" w:cs="Times New Roman"/>
+                <w:b/>
+                <w:sz w:val="28"/>
+                <w:szCs w:val="28"/>
+              </w:rPr>
+            </w:pPr>
+            <w:r>
+              <w:rPr>
+                <w:rFonts w:ascii="Times New Roman" w:hAnsi="Times New Roman" w:cs="Times New Roman"/>
+                <w:b/>
+                <w:sz w:val="28"/>
+                <w:szCs w:val="28"/>
+              </w:rPr>
+              <w:softHyphen/>
+            </w:r>
+            <w:r>
+              <w:rPr>
+                <w:rFonts w:ascii="Times New Roman" w:hAnsi="Times New Roman" w:cs="Times New Roman"/>
+                <w:b/>
+                <w:sz w:val="28"/>
+                <w:szCs w:val="28"/>
+              </w:rPr>
+              <w:softHyphen/>
+            </w:r>
+            <w:r>
+              <w:rPr>
+                <w:rFonts w:ascii="Times New Roman" w:hAnsi="Times New Roman" w:cs="Times New Roman"/>
+                <w:b/>
+                <w:sz w:val="28"/>
+                <w:szCs w:val="28"/>
+              </w:rPr>
+              <w:softHyphen/>
+            </w:r>
+            <w:r>
+              <w:rPr>
+                <w:rFonts w:ascii="Times New Roman" w:hAnsi="Times New Roman" w:cs="Times New Roman"/>
+                <w:b/>
+                <w:sz w:val="28"/>
+                <w:szCs w:val="28"/>
+              </w:rPr>
+              <w:softHyphen/>
+            </w:r>
+            <w:r>
+              <w:rPr>
+                <w:rFonts w:ascii="Times New Roman" w:hAnsi="Times New Roman" w:cs="Times New Roman"/>
+                <w:b/>
+                <w:sz w:val="28"/>
+                <w:szCs w:val="28"/>
+              </w:rPr>
+              <w:softHyphen/>
+            </w:r>
+            <w:r>
+              <w:rPr>
+                <w:rFonts w:ascii="Times New Roman" w:hAnsi="Times New Roman" w:cs="Times New Roman"/>
+                <w:b/>
+                <w:sz w:val="28"/>
+                <w:szCs w:val="28"/>
+              </w:rPr>
+              <w:softHyphen/>
+            </w:r>
+            <w:r>
+              <w:rPr>
+                <w:rFonts w:ascii="Times New Roman" w:hAnsi="Times New Roman" w:cs="Times New Roman"/>
+                <w:b/>
+                <w:sz w:val="28"/>
+                <w:szCs w:val="28"/>
+              </w:rPr>
+              <w:softHyphen/>
+            </w:r>
+            <w:r>
+              <w:rPr>
+                <w:rFonts w:ascii="Times New Roman" w:hAnsi="Times New Roman" w:cs="Times New Roman"/>
+                <w:b/>
+                <w:sz w:val="28"/>
+                <w:szCs w:val="28"/>
+              </w:rPr>
+              <w:softHyphen/>
+            </w:r>
+            <w:r>
+              <w:rPr>
+                <w:rFonts w:ascii="Times New Roman" w:hAnsi="Times New Roman" w:cs="Times New Roman"/>
+                <w:b/>
+                <w:sz w:val="28"/>
+                <w:szCs w:val="28"/>
+              </w:rPr>
+              <w:softHyphen/>
+            </w:r>
+            <w:r>
+              <w:rPr>
+                <w:rFonts w:ascii="Times New Roman" w:hAnsi="Times New Roman" w:cs="Times New Roman"/>
+                <w:b/>
+                <w:sz w:val="28"/>
+                <w:szCs w:val="28"/>
+              </w:rPr>
+              <w:softHyphen/>
+            </w:r>
+            <w:r>
+              <w:rPr>
+                <w:rFonts w:ascii="Times New Roman" w:hAnsi="Times New Roman" w:cs="Times New Roman"/>
+                <w:b/>
+                <w:sz w:val="28"/>
+                <w:szCs w:val="28"/>
+              </w:rPr>
+              <w:softHyphen/>
+            </w:r>
+            <w:r>
+              <w:rPr>
+                <w:rFonts w:ascii="Times New Roman" w:hAnsi="Times New Roman" w:cs="Times New Roman"/>
+                <w:b/>
+                <w:sz w:val="28"/>
+                <w:szCs w:val="28"/>
+              </w:rPr>
+              <w:softHyphen/>
+              <w:t xml:space="preserve"> ________________                </w:t>
+            </w:r>
+            <w:r>
+              <w:rPr>
+                <w:rFonts w:ascii="Times New Roman" w:hAnsi="Times New Roman" w:cs="Times New Roman"/>
+                <w:b/>
+                <w:sz w:val="28"/>
+                <w:szCs w:val="28"/>
+              </w:rPr>
+              <w:t xml:space="preserve">      ______________    </w:t>
+            </w:r>
+            <w:r>
+              <w:rPr>
+                <w:rFonts w:ascii="Times New Roman" w:hAnsi="Times New Roman" w:cs="Times New Roman"/>
+                <w:b/>
+                <w:sz w:val="28"/>
+                <w:szCs w:val="28"/>
+              </w:rPr>
+              <w:t>OBT.MARKS:</w:t>
+            </w:r>
+          </w:p>
+          <w:p>
+            <w:pPr>
+              <w:ind w:left="180" w:firstLine="360"/>
+              <w:rPr>
+                <w:rFonts w:ascii="Times New Roman" w:hAnsi="Times New Roman" w:cs="Times New Roman"/>
+                <w:b/>
+                <w:sz w:val="28"/>
+                <w:szCs w:val="28"/>
+              </w:rPr>
+            </w:pPr>
+            <w:r>
+              <w:rPr>
+                <w:rFonts w:ascii="Times New Roman" w:hAnsi="Times New Roman" w:cs="Times New Roman"/>
+                <w:b/>
+                <w:sz w:val="28"/>
+                <w:szCs w:val="28"/>
+              </w:rPr>
+              <w:t xml:space="preserve">    </w:t>
+            </w:r>
+            <w:r>
+              <w:rPr>
+                <w:rFonts w:ascii="Times New Roman" w:hAnsi="Times New Roman" w:cs="Times New Roman"/>
+                <w:b/>
+                <w:sz w:val="28"/>
+                <w:szCs w:val="28"/>
+              </w:rPr>
+              <w:t xml:space="preserve">INVIGILATOR </w:t>
+            </w:r>
+            <w:r>
+              <w:rPr>
+                <w:rFonts w:ascii="Times New Roman" w:hAnsi="Times New Roman" w:cs="Times New Roman"/>
+                <w:b/>
+                <w:sz w:val="28"/>
+                <w:szCs w:val="28"/>
+              </w:rPr>
+              <w:t xml:space="preserve">                         </w:t>
+            </w:r>
+            <w:r>
+              <w:rPr>
+                <w:rFonts w:ascii="Times New Roman" w:hAnsi="Times New Roman" w:cs="Times New Roman"/>
+                <w:b/>
+                <w:sz w:val="28"/>
+                <w:szCs w:val="28"/>
+              </w:rPr>
+              <w:t xml:space="preserve"> EXAMINER</w:t>
+            </w:r>
+          </w:p>
+        </w:tc>
+      </w:tr>
+    </w:tbl>
+    <w:bookmarkEnd w:id="0"/>
+    <w:p>
+      <w:pPr>
+        <w:rPr>
+          <w:rFonts w:ascii="Times New Roman" w:hAnsi="Times New Roman" w:cs="Times New Roman"/>
+          <w:b/>
+          <w:bCs/>
+          <w:sz w:val="32"/>
+          <w:szCs w:val="32"/>
+        </w:rPr>
+      </w:pPr>
+      <w:r>
+        <w:rPr>
+          <w:rFonts w:ascii="Times New Roman" w:hAnsi="Times New Roman" w:cs="Times New Roman"/>
+          <w:noProof/>
+          <w:sz w:val="32"/>
+          <w:szCs w:val="32"/>
+          <w:lang w:val="en-US" w:bidi="ne-NP"/>
+        </w:rPr>
+        <mc:AlternateContent>
+          <mc:Choice Requires="wps">
+            <w:drawing>
+              <wp:anchor distT="0" distB="0" distL="114300" distR="114300" simplePos="0" relativeHeight="251659264" behindDoc="0" locked="0" layoutInCell="1" allowOverlap="1" wp14:anchorId="430B7160" wp14:editId="1173434B">
+                <wp:simplePos x="0" y="0"/>
+                <wp:positionH relativeFrom="column">
+                  <wp:posOffset>539087</wp:posOffset>
+                </wp:positionH>
+                <wp:positionV relativeFrom="paragraph">
+                  <wp:posOffset>290138</wp:posOffset>
+                </wp:positionV>
+                <wp:extent cx="3429000" cy="3078708"/>
+                <wp:effectExtent l="0" t="0" r="0" b="7620"/>
                 <wp:wrapNone/>
                 <wp:docPr id="1" name="Rectangle 1"/>
                 <wp:cNvGraphicFramePr/>
@@ -101,13 +1082,13 @@
                       <wps:spPr>
                         <a:xfrm>
                           <a:off x="0" y="0"/>
-                          <a:ext cx="3429000" cy="1973179"/>
+                          <a:ext cx="3429000" cy="3078708"/>
                         </a:xfrm>
                         <a:prstGeom prst="rect">
                           <a:avLst/>
                         </a:prstGeom>
                         <a:blipFill dpi="0" rotWithShape="1">
-                          <a:blip r:embed="rId7">
+                          <a:blip r:embed="rId9">
                             <a:extLst>
                               <a:ext uri="{28A0092B-C50C-407E-A947-70E740481C1C}">
                                 <a14:useLocalDpi xmlns:a14="http://schemas.microsoft.com/office/drawing/2010/main" val="0"/>
@@ -157,132 +1138,226 @@
           </mc:Choice>
           <mc:Fallback>
             <w:pict>
-              <v:rect w14:anchorId="41C08EF5" id="Rectangle 1" o:spid="_x0000_s1026" style="position:absolute;margin-left:42.65pt;margin-top:15.5pt;width:270pt;height:155.35pt;z-index:251659264;visibility:visible;mso-wrap-style:square;mso-width-percent:0;mso-height-percent:0;mso-wrap-distance-left:9pt;mso-wrap-distance-top:0;mso-wrap-distance-right:9pt;mso-wrap-distance-bottom:0;mso-position-horizontal:absolute;mso-position-horizontal-relative:text;mso-position-vertical:absolute;mso-position-vertical-relative:text;mso-width-percent:0;mso-height-percent:0;mso-width-relative:margin;mso-height-relative:margin;v-text-anchor:middle" o:gfxdata="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" stroked="f" strokeweight="1pt">
-                <v:fill r:id="rId8" o:title="" recolor="t" rotate="t" type="frame"/>
+              <v:rect w14:anchorId="1DE4D4FD" id="Rectangle 1" o:spid="_x0000_s1026" style="position:absolute;margin-left:42.45pt;margin-top:22.85pt;width:270pt;height:242.4pt;z-index:251659264;visibility:visible;mso-wrap-style:square;mso-width-percent:0;mso-height-percent:0;mso-wrap-distance-left:9pt;mso-wrap-distance-top:0;mso-wrap-distance-right:9pt;mso-wrap-distance-bottom:0;mso-position-horizontal:absolute;mso-position-horizontal-relative:text;mso-position-vertical:absolute;mso-position-vertical-relative:text;mso-width-percent:0;mso-height-percent:0;mso-width-relative:margin;mso-height-relative:margin;v-text-anchor:middle" o:gfxdata="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" stroked="f" strokeweight="1pt">
+                <v:fill r:id="rId10" o:title="" recolor="t" rotate="t" type="frame"/>
               </v:rect>
             </w:pict>
           </mc:Fallback>
         </mc:AlternateContent>
       </w:r>
-    </w:p>
-    <w:p>
-      <w:pPr>
-        <w:rPr>
-          <w:rFonts w:ascii="Times New Roman" w:hAnsi="Times New Roman" w:cs="Times New Roman"/>
-          <w:sz w:val="24"/>
-          <w:szCs w:val="24"/>
-        </w:rPr>
-      </w:pPr>
-    </w:p>
-    <w:p>
-      <w:pPr>
-        <w:rPr>
-          <w:rFonts w:ascii="Times New Roman" w:hAnsi="Times New Roman" w:cs="Times New Roman"/>
-          <w:sz w:val="24"/>
-          <w:szCs w:val="24"/>
-        </w:rPr>
-      </w:pPr>
-    </w:p>
-    <w:p>
-      <w:pPr>
-        <w:rPr>
-          <w:rFonts w:ascii="Times New Roman" w:hAnsi="Times New Roman" w:cs="Times New Roman"/>
-          <w:sz w:val="24"/>
-          <w:szCs w:val="24"/>
-        </w:rPr>
-      </w:pPr>
-    </w:p>
-    <w:p>
-      <w:pPr>
-        <w:rPr>
-          <w:rFonts w:ascii="Times New Roman" w:hAnsi="Times New Roman" w:cs="Times New Roman"/>
-          <w:sz w:val="24"/>
-          <w:szCs w:val="24"/>
-        </w:rPr>
-      </w:pPr>
-    </w:p>
-    <w:p>
-      <w:pPr>
-        <w:rPr>
-          <w:rFonts w:ascii="Times New Roman" w:hAnsi="Times New Roman" w:cs="Times New Roman"/>
-          <w:sz w:val="24"/>
-          <w:szCs w:val="24"/>
-        </w:rPr>
-      </w:pPr>
-    </w:p>
-    <w:p>
-      <w:pPr>
-        <w:rPr>
-          <w:rFonts w:ascii="Times New Roman" w:hAnsi="Times New Roman" w:cs="Times New Roman"/>
-          <w:sz w:val="24"/>
-          <w:szCs w:val="24"/>
-        </w:rPr>
-      </w:pPr>
-    </w:p>
-    <w:p>
-      <w:pPr>
-        <w:rPr>
-          <w:rFonts w:ascii="Times New Roman" w:hAnsi="Times New Roman" w:cs="Times New Roman"/>
-          <w:sz w:val="24"/>
-          <w:szCs w:val="24"/>
-        </w:rPr>
-      </w:pPr>
-    </w:p>
-    <w:p>
-      <w:pPr>
-        <w:rPr>
-          <w:rFonts w:ascii="Times New Roman" w:hAnsi="Times New Roman" w:cs="Times New Roman"/>
-          <w:sz w:val="24"/>
-          <w:szCs w:val="24"/>
-        </w:rPr>
-      </w:pPr>
-    </w:p>
-    <w:p>
-      <w:pPr>
-        <w:rPr>
-          <w:rFonts w:ascii="Times New Roman" w:hAnsi="Times New Roman" w:cs="Times New Roman"/>
-          <w:sz w:val="24"/>
-          <w:szCs w:val="24"/>
-        </w:rPr>
-      </w:pPr>
-      <w:r>
-        <w:rPr>
-          <w:rFonts w:ascii="Times New Roman" w:hAnsi="Times New Roman" w:cs="Times New Roman"/>
-          <w:sz w:val="24"/>
-          <w:szCs w:val="24"/>
-        </w:rPr>
-        <w:t>2. Draw a big house and colour it.[10]</w:t>
-      </w:r>
-    </w:p>
-    <w:p>
-      <w:pPr>
-        <w:rPr>
-          <w:rFonts w:ascii="Times New Roman" w:hAnsi="Times New Roman" w:cs="Times New Roman"/>
-          <w:sz w:val="24"/>
-          <w:szCs w:val="24"/>
+      <w:r>
+        <w:rPr>
+          <w:rFonts w:ascii="Times New Roman" w:hAnsi="Times New Roman" w:cs="Times New Roman"/>
+          <w:b/>
+          <w:bCs/>
+          <w:sz w:val="32"/>
+          <w:szCs w:val="32"/>
+        </w:rPr>
+        <w:t>1. Join the dot and colour it.</w:t>
+      </w:r>
+      <w:r>
+        <w:rPr>
+          <w:rFonts w:ascii="Times New Roman" w:hAnsi="Times New Roman" w:cs="Times New Roman"/>
+          <w:b/>
+          <w:bCs/>
+          <w:sz w:val="32"/>
+          <w:szCs w:val="32"/>
+        </w:rPr>
+        <w:tab/>
+      </w:r>
+      <w:r>
+        <w:rPr>
+          <w:rFonts w:ascii="Times New Roman" w:hAnsi="Times New Roman" w:cs="Times New Roman"/>
+          <w:b/>
+          <w:bCs/>
+          <w:sz w:val="32"/>
+          <w:szCs w:val="32"/>
+        </w:rPr>
+        <w:tab/>
+      </w:r>
+      <w:r>
+        <w:rPr>
+          <w:rFonts w:ascii="Times New Roman" w:hAnsi="Times New Roman" w:cs="Times New Roman"/>
+          <w:b/>
+          <w:bCs/>
+          <w:sz w:val="32"/>
+          <w:szCs w:val="32"/>
+        </w:rPr>
+        <w:tab/>
+      </w:r>
+      <w:r>
+        <w:rPr>
+          <w:rFonts w:ascii="Times New Roman" w:hAnsi="Times New Roman" w:cs="Times New Roman"/>
+          <w:b/>
+          <w:bCs/>
+          <w:sz w:val="32"/>
+          <w:szCs w:val="32"/>
+        </w:rPr>
+        <w:tab/>
+      </w:r>
+      <w:r>
+        <w:rPr>
+          <w:rFonts w:ascii="Times New Roman" w:hAnsi="Times New Roman" w:cs="Times New Roman"/>
+          <w:b/>
+          <w:bCs/>
+          <w:sz w:val="32"/>
+          <w:szCs w:val="32"/>
+        </w:rPr>
+        <w:tab/>
+      </w:r>
+      <w:r>
+        <w:rPr>
+          <w:rFonts w:ascii="Times New Roman" w:hAnsi="Times New Roman" w:cs="Times New Roman"/>
+          <w:b/>
+          <w:bCs/>
+          <w:sz w:val="32"/>
+          <w:szCs w:val="32"/>
+        </w:rPr>
+        <w:tab/>
+      </w:r>
+      <w:r>
+        <w:rPr>
+          <w:rFonts w:ascii="Times New Roman" w:hAnsi="Times New Roman" w:cs="Times New Roman"/>
+          <w:b/>
+          <w:bCs/>
+          <w:sz w:val="32"/>
+          <w:szCs w:val="32"/>
+        </w:rPr>
+        <w:tab/>
+      </w:r>
+      <w:r>
+        <w:rPr>
+          <w:rFonts w:ascii="Times New Roman" w:hAnsi="Times New Roman" w:cs="Times New Roman"/>
+          <w:b/>
+          <w:bCs/>
+          <w:sz w:val="32"/>
+          <w:szCs w:val="32"/>
+        </w:rPr>
+        <w:tab/>
+      </w:r>
+      <w:r>
+        <w:rPr>
+          <w:rFonts w:ascii="Times New Roman" w:hAnsi="Times New Roman" w:cs="Times New Roman"/>
+          <w:b/>
+          <w:bCs/>
+          <w:sz w:val="32"/>
+          <w:szCs w:val="32"/>
+        </w:rPr>
+        <w:t>[10]</w:t>
+      </w:r>
+    </w:p>
+    <w:p>
+      <w:pPr>
+        <w:rPr>
+          <w:rFonts w:ascii="Times New Roman" w:hAnsi="Times New Roman" w:cs="Times New Roman"/>
+          <w:sz w:val="32"/>
+          <w:szCs w:val="32"/>
+        </w:rPr>
+      </w:pPr>
+    </w:p>
+    <w:p>
+      <w:pPr>
+        <w:rPr>
+          <w:rFonts w:ascii="Times New Roman" w:hAnsi="Times New Roman" w:cs="Times New Roman"/>
+          <w:sz w:val="32"/>
+          <w:szCs w:val="32"/>
+        </w:rPr>
+      </w:pPr>
+    </w:p>
+    <w:p>
+      <w:pPr>
+        <w:rPr>
+          <w:rFonts w:ascii="Times New Roman" w:hAnsi="Times New Roman" w:cs="Times New Roman"/>
+          <w:sz w:val="32"/>
+          <w:szCs w:val="32"/>
+        </w:rPr>
+      </w:pPr>
+    </w:p>
+    <w:p>
+      <w:pPr>
+        <w:rPr>
+          <w:rFonts w:ascii="Times New Roman" w:hAnsi="Times New Roman" w:cs="Times New Roman"/>
+          <w:sz w:val="32"/>
+          <w:szCs w:val="32"/>
+        </w:rPr>
+      </w:pPr>
+    </w:p>
+    <w:p>
+      <w:pPr>
+        <w:rPr>
+          <w:rFonts w:ascii="Times New Roman" w:hAnsi="Times New Roman" w:cs="Times New Roman"/>
+          <w:sz w:val="32"/>
+          <w:szCs w:val="32"/>
+        </w:rPr>
+      </w:pPr>
+    </w:p>
+    <w:p>
+      <w:pPr>
+        <w:rPr>
+          <w:rFonts w:ascii="Times New Roman" w:hAnsi="Times New Roman" w:cs="Times New Roman"/>
+          <w:sz w:val="32"/>
+          <w:szCs w:val="32"/>
+        </w:rPr>
+      </w:pPr>
+    </w:p>
+    <w:p>
+      <w:pPr>
+        <w:rPr>
+          <w:rFonts w:ascii="Times New Roman" w:hAnsi="Times New Roman" w:cs="Times New Roman"/>
+          <w:sz w:val="32"/>
+          <w:szCs w:val="32"/>
+        </w:rPr>
+      </w:pPr>
+    </w:p>
+    <w:p>
+      <w:pPr>
+        <w:rPr>
+          <w:rFonts w:ascii="Times New Roman" w:hAnsi="Times New Roman" w:cs="Times New Roman"/>
+          <w:sz w:val="32"/>
+          <w:szCs w:val="32"/>
+        </w:rPr>
+      </w:pPr>
+    </w:p>
+    <w:p>
+      <w:pPr>
+        <w:rPr>
+          <w:rFonts w:ascii="Times New Roman" w:hAnsi="Times New Roman" w:cs="Times New Roman"/>
+          <w:sz w:val="32"/>
+          <w:szCs w:val="32"/>
+        </w:rPr>
+      </w:pPr>
+    </w:p>
+    <w:p>
+      <w:pPr>
+        <w:rPr>
+          <w:rFonts w:ascii="Times New Roman" w:hAnsi="Times New Roman" w:cs="Times New Roman"/>
+          <w:b/>
+          <w:bCs/>
+          <w:sz w:val="32"/>
+          <w:szCs w:val="32"/>
         </w:rPr>
       </w:pPr>
       <w:r>
         <w:rPr>
           <w:rFonts w:ascii="Times New Roman" w:hAnsi="Times New Roman" w:cs="Times New Roman"/>
           <w:noProof/>
-          <w:sz w:val="24"/>
-          <w:szCs w:val="24"/>
+          <w:sz w:val="32"/>
+          <w:szCs w:val="32"/>
           <w:lang w:val="en-US" w:bidi="ne-NP"/>
         </w:rPr>
         <mc:AlternateContent>
           <mc:Choice Requires="wps">
             <w:drawing>
-              <wp:anchor distT="0" distB="0" distL="114300" distR="114300" simplePos="0" relativeHeight="251660288" behindDoc="0" locked="0" layoutInCell="1" allowOverlap="1">
+              <wp:anchor distT="0" distB="0" distL="114300" distR="114300" simplePos="0" relativeHeight="251660288" behindDoc="0" locked="0" layoutInCell="1" allowOverlap="1" wp14:anchorId="64B9BF03" wp14:editId="651C5DF6">
                 <wp:simplePos x="0" y="0"/>
                 <wp:positionH relativeFrom="margin">
-                  <wp:align>left</wp:align>
+                  <wp:posOffset>228599</wp:posOffset>
                 </wp:positionH>
                 <wp:positionV relativeFrom="paragraph">
-                  <wp:posOffset>107482</wp:posOffset>
+                  <wp:posOffset>303529</wp:posOffset>
                 </wp:positionV>
-                <wp:extent cx="5707626" cy="4644189"/>
-                <wp:effectExtent l="0" t="0" r="26670" b="23495"/>
+                <wp:extent cx="6334125" cy="3819525"/>
+                <wp:effectExtent l="0" t="0" r="28575" b="28575"/>
                 <wp:wrapNone/>
                 <wp:docPr id="2" name="Rectangle 2"/>
                 <wp:cNvGraphicFramePr/>
@@ -293,7 +1368,7 @@
                       <wps:spPr>
                         <a:xfrm>
                           <a:off x="0" y="0"/>
-                          <a:ext cx="5707626" cy="4644189"/>
+                          <a:ext cx="6334125" cy="3819525"/>
                         </a:xfrm>
                         <a:prstGeom prst="rect">
                           <a:avLst/>
@@ -333,196 +1408,558 @@
           </mc:Choice>
           <mc:Fallback>
             <w:pict>
-              <v:rect w14:anchorId="2D1FBFFC" id="Rectangle 2" o:spid="_x0000_s1026" style="position:absolute;margin-left:0;margin-top:8.45pt;width:449.4pt;height:365.7pt;z-index:251660288;visibility:visible;mso-wrap-style:square;mso-width-percent:0;mso-height-percent:0;mso-wrap-distance-left:9pt;mso-wrap-distance-top:0;mso-wrap-distance-right:9pt;mso-wrap-distance-bottom:0;mso-position-horizontal:left;mso-position-horizontal-relative:margin;mso-position-vertical:absolute;mso-position-vertical-relative:text;mso-width-percent:0;mso-height-percent:0;mso-width-relative:margin;mso-height-relative:margin;v-text-anchor:middle" o:gfxdata="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" fillcolor="white [3201]" strokecolor="black [3200]" strokeweight="1pt">
+              <v:rect w14:anchorId="6590BFF4" id="Rectangle 2" o:spid="_x0000_s1026" style="position:absolute;margin-left:18pt;margin-top:23.9pt;width:498.75pt;height:300.75pt;z-index:251660288;visibility:visible;mso-wrap-style:square;mso-width-percent:0;mso-height-percent:0;mso-wrap-distance-left:9pt;mso-wrap-distance-top:0;mso-wrap-distance-right:9pt;mso-wrap-distance-bottom:0;mso-position-horizontal:absolute;mso-position-horizontal-relative:margin;mso-position-vertical:absolute;mso-position-vertical-relative:text;mso-width-percent:0;mso-height-percent:0;mso-width-relative:margin;mso-height-relative:margin;v-text-anchor:middle" o:gfxdata="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" fillcolor="white [3201]" strokecolor="black [3200]" strokeweight="1pt">
                 <w10:wrap anchorx="margin"/>
               </v:rect>
             </w:pict>
           </mc:Fallback>
         </mc:AlternateContent>
       </w:r>
-    </w:p>
-    <w:p>
-      <w:pPr>
-        <w:rPr>
-          <w:rFonts w:ascii="Times New Roman" w:hAnsi="Times New Roman" w:cs="Times New Roman"/>
-          <w:sz w:val="24"/>
-          <w:szCs w:val="24"/>
-        </w:rPr>
-      </w:pPr>
-    </w:p>
-    <w:p>
-      <w:pPr>
-        <w:rPr>
-          <w:rFonts w:ascii="Times New Roman" w:hAnsi="Times New Roman" w:cs="Times New Roman"/>
-          <w:sz w:val="24"/>
-          <w:szCs w:val="24"/>
-        </w:rPr>
-      </w:pPr>
-    </w:p>
-    <w:p>
-      <w:pPr>
-        <w:rPr>
-          <w:rFonts w:ascii="Times New Roman" w:hAnsi="Times New Roman" w:cs="Times New Roman"/>
-          <w:sz w:val="24"/>
-          <w:szCs w:val="24"/>
-        </w:rPr>
-      </w:pPr>
-    </w:p>
-    <w:p>
-      <w:pPr>
-        <w:rPr>
-          <w:rFonts w:ascii="Times New Roman" w:hAnsi="Times New Roman" w:cs="Times New Roman"/>
-          <w:sz w:val="24"/>
-          <w:szCs w:val="24"/>
-        </w:rPr>
-      </w:pPr>
-    </w:p>
-    <w:p>
-      <w:pPr>
-        <w:rPr>
-          <w:rFonts w:ascii="Times New Roman" w:hAnsi="Times New Roman" w:cs="Times New Roman"/>
-          <w:sz w:val="24"/>
-          <w:szCs w:val="24"/>
-        </w:rPr>
-      </w:pPr>
-    </w:p>
-    <w:p>
-      <w:pPr>
-        <w:rPr>
-          <w:rFonts w:ascii="Times New Roman" w:hAnsi="Times New Roman" w:cs="Times New Roman"/>
-          <w:sz w:val="24"/>
-          <w:szCs w:val="24"/>
-        </w:rPr>
-      </w:pPr>
-    </w:p>
-    <w:p>
-      <w:pPr>
-        <w:rPr>
-          <w:rFonts w:ascii="Times New Roman" w:hAnsi="Times New Roman" w:cs="Times New Roman"/>
-          <w:sz w:val="24"/>
-          <w:szCs w:val="24"/>
-        </w:rPr>
-      </w:pPr>
-    </w:p>
-    <w:p>
-      <w:pPr>
-        <w:rPr>
-          <w:rFonts w:ascii="Times New Roman" w:hAnsi="Times New Roman" w:cs="Times New Roman"/>
-          <w:sz w:val="24"/>
-          <w:szCs w:val="24"/>
-        </w:rPr>
-      </w:pPr>
-    </w:p>
-    <w:p>
-      <w:pPr>
-        <w:rPr>
-          <w:rFonts w:ascii="Times New Roman" w:hAnsi="Times New Roman" w:cs="Times New Roman"/>
-          <w:sz w:val="24"/>
-          <w:szCs w:val="24"/>
-        </w:rPr>
-      </w:pPr>
-    </w:p>
-    <w:p>
-      <w:pPr>
-        <w:rPr>
-          <w:rFonts w:ascii="Times New Roman" w:hAnsi="Times New Roman" w:cs="Times New Roman"/>
-          <w:sz w:val="24"/>
-          <w:szCs w:val="24"/>
-        </w:rPr>
-      </w:pPr>
-    </w:p>
-    <w:p>
-      <w:pPr>
-        <w:rPr>
-          <w:rFonts w:ascii="Times New Roman" w:hAnsi="Times New Roman" w:cs="Times New Roman"/>
-          <w:sz w:val="24"/>
-          <w:szCs w:val="24"/>
-        </w:rPr>
-      </w:pPr>
-    </w:p>
-    <w:p>
-      <w:pPr>
-        <w:rPr>
-          <w:rFonts w:ascii="Times New Roman" w:hAnsi="Times New Roman" w:cs="Times New Roman"/>
-          <w:sz w:val="24"/>
-          <w:szCs w:val="24"/>
-        </w:rPr>
-      </w:pPr>
-    </w:p>
-    <w:p>
-      <w:pPr>
-        <w:rPr>
-          <w:rFonts w:ascii="Times New Roman" w:hAnsi="Times New Roman" w:cs="Times New Roman"/>
-          <w:sz w:val="24"/>
-          <w:szCs w:val="24"/>
-        </w:rPr>
-      </w:pPr>
-    </w:p>
-    <w:p>
-      <w:pPr>
-        <w:rPr>
-          <w:rFonts w:ascii="Times New Roman" w:hAnsi="Times New Roman" w:cs="Times New Roman"/>
-          <w:sz w:val="24"/>
-          <w:szCs w:val="24"/>
-        </w:rPr>
-      </w:pPr>
-    </w:p>
-    <w:p>
-      <w:pPr>
-        <w:rPr>
-          <w:rFonts w:ascii="Times New Roman" w:hAnsi="Times New Roman" w:cs="Times New Roman"/>
-          <w:sz w:val="24"/>
-          <w:szCs w:val="24"/>
-        </w:rPr>
-      </w:pPr>
-    </w:p>
-    <w:p>
-      <w:pPr>
-        <w:rPr>
-          <w:rFonts w:ascii="Times New Roman" w:hAnsi="Times New Roman" w:cs="Times New Roman"/>
-          <w:sz w:val="24"/>
-          <w:szCs w:val="24"/>
-        </w:rPr>
-      </w:pPr>
-      <w:r>
-        <w:rPr>
-          <w:rFonts w:ascii="Times New Roman" w:hAnsi="Times New Roman" w:cs="Times New Roman"/>
-          <w:sz w:val="24"/>
-          <w:szCs w:val="24"/>
+      <w:r>
+        <w:rPr>
+          <w:rFonts w:ascii="Times New Roman" w:hAnsi="Times New Roman" w:cs="Times New Roman"/>
+          <w:b/>
+          <w:bCs/>
+          <w:sz w:val="32"/>
+          <w:szCs w:val="32"/>
+        </w:rPr>
+        <w:t>2. Draw a big house and colour it.</w:t>
+      </w:r>
+      <w:r>
+        <w:rPr>
+          <w:rFonts w:ascii="Times New Roman" w:hAnsi="Times New Roman" w:cs="Times New Roman"/>
+          <w:b/>
+          <w:bCs/>
+          <w:sz w:val="32"/>
+          <w:szCs w:val="32"/>
+        </w:rPr>
+        <w:tab/>
+      </w:r>
+      <w:r>
+        <w:rPr>
+          <w:rFonts w:ascii="Times New Roman" w:hAnsi="Times New Roman" w:cs="Times New Roman"/>
+          <w:b/>
+          <w:bCs/>
+          <w:sz w:val="32"/>
+          <w:szCs w:val="32"/>
+        </w:rPr>
+        <w:tab/>
+      </w:r>
+      <w:r>
+        <w:rPr>
+          <w:rFonts w:ascii="Times New Roman" w:hAnsi="Times New Roman" w:cs="Times New Roman"/>
+          <w:b/>
+          <w:bCs/>
+          <w:sz w:val="32"/>
+          <w:szCs w:val="32"/>
+        </w:rPr>
+        <w:tab/>
+      </w:r>
+      <w:r>
+        <w:rPr>
+          <w:rFonts w:ascii="Times New Roman" w:hAnsi="Times New Roman" w:cs="Times New Roman"/>
+          <w:b/>
+          <w:bCs/>
+          <w:sz w:val="32"/>
+          <w:szCs w:val="32"/>
+        </w:rPr>
+        <w:tab/>
+      </w:r>
+      <w:r>
+        <w:rPr>
+          <w:rFonts w:ascii="Times New Roman" w:hAnsi="Times New Roman" w:cs="Times New Roman"/>
+          <w:b/>
+          <w:bCs/>
+          <w:sz w:val="32"/>
+          <w:szCs w:val="32"/>
+        </w:rPr>
+        <w:tab/>
+      </w:r>
+      <w:r>
+        <w:rPr>
+          <w:rFonts w:ascii="Times New Roman" w:hAnsi="Times New Roman" w:cs="Times New Roman"/>
+          <w:b/>
+          <w:bCs/>
+          <w:sz w:val="32"/>
+          <w:szCs w:val="32"/>
+        </w:rPr>
+        <w:tab/>
+      </w:r>
+      <w:r>
+        <w:rPr>
+          <w:rFonts w:ascii="Times New Roman" w:hAnsi="Times New Roman" w:cs="Times New Roman"/>
+          <w:b/>
+          <w:bCs/>
+          <w:sz w:val="32"/>
+          <w:szCs w:val="32"/>
+        </w:rPr>
+        <w:tab/>
+      </w:r>
+      <w:r>
+        <w:rPr>
+          <w:rFonts w:ascii="Times New Roman" w:hAnsi="Times New Roman" w:cs="Times New Roman"/>
+          <w:b/>
+          <w:bCs/>
+          <w:sz w:val="32"/>
+          <w:szCs w:val="32"/>
+        </w:rPr>
+        <w:t>[10]</w:t>
+      </w:r>
+    </w:p>
+    <w:p>
+      <w:pPr>
+        <w:rPr>
+          <w:rFonts w:ascii="Times New Roman" w:hAnsi="Times New Roman" w:cs="Times New Roman"/>
+          <w:sz w:val="32"/>
+          <w:szCs w:val="32"/>
+        </w:rPr>
+      </w:pPr>
+    </w:p>
+    <w:p>
+      <w:pPr>
+        <w:rPr>
+          <w:rFonts w:ascii="Times New Roman" w:hAnsi="Times New Roman" w:cs="Times New Roman"/>
+          <w:sz w:val="32"/>
+          <w:szCs w:val="32"/>
+        </w:rPr>
+      </w:pPr>
+    </w:p>
+    <w:p>
+      <w:pPr>
+        <w:rPr>
+          <w:rFonts w:ascii="Times New Roman" w:hAnsi="Times New Roman" w:cs="Times New Roman"/>
+          <w:sz w:val="32"/>
+          <w:szCs w:val="32"/>
+        </w:rPr>
+      </w:pPr>
+    </w:p>
+    <w:p>
+      <w:pPr>
+        <w:rPr>
+          <w:rFonts w:ascii="Times New Roman" w:hAnsi="Times New Roman" w:cs="Times New Roman"/>
+          <w:sz w:val="32"/>
+          <w:szCs w:val="32"/>
+        </w:rPr>
+      </w:pPr>
+    </w:p>
+    <w:p>
+      <w:pPr>
+        <w:rPr>
+          <w:rFonts w:ascii="Times New Roman" w:hAnsi="Times New Roman" w:cs="Times New Roman"/>
+          <w:sz w:val="32"/>
+          <w:szCs w:val="32"/>
+        </w:rPr>
+      </w:pPr>
+    </w:p>
+    <w:p>
+      <w:pPr>
+        <w:rPr>
+          <w:rFonts w:ascii="Times New Roman" w:hAnsi="Times New Roman" w:cs="Times New Roman"/>
+          <w:sz w:val="32"/>
+          <w:szCs w:val="32"/>
+        </w:rPr>
+      </w:pPr>
+    </w:p>
+    <w:p>
+      <w:pPr>
+        <w:rPr>
+          <w:rFonts w:ascii="Times New Roman" w:hAnsi="Times New Roman" w:cs="Times New Roman"/>
+          <w:sz w:val="32"/>
+          <w:szCs w:val="32"/>
+        </w:rPr>
+      </w:pPr>
+    </w:p>
+    <w:p>
+      <w:pPr>
+        <w:rPr>
+          <w:rFonts w:ascii="Times New Roman" w:hAnsi="Times New Roman" w:cs="Times New Roman"/>
+          <w:sz w:val="32"/>
+          <w:szCs w:val="32"/>
+        </w:rPr>
+      </w:pPr>
+    </w:p>
+    <w:p>
+      <w:pPr>
+        <w:rPr>
+          <w:rFonts w:ascii="Times New Roman" w:hAnsi="Times New Roman" w:cs="Times New Roman"/>
+          <w:sz w:val="32"/>
+          <w:szCs w:val="32"/>
+        </w:rPr>
+      </w:pPr>
+    </w:p>
+    <w:p>
+      <w:pPr>
+        <w:rPr>
+          <w:rFonts w:ascii="Times New Roman" w:hAnsi="Times New Roman" w:cs="Times New Roman"/>
+          <w:sz w:val="32"/>
+          <w:szCs w:val="32"/>
+        </w:rPr>
+      </w:pPr>
+    </w:p>
+    <w:p>
+      <w:pPr>
+        <w:rPr>
+          <w:rFonts w:ascii="Times New Roman" w:hAnsi="Times New Roman" w:cs="Times New Roman"/>
+          <w:b/>
+          <w:bCs/>
+          <w:sz w:val="32"/>
+          <w:szCs w:val="32"/>
+        </w:rPr>
+      </w:pPr>
+      <w:r>
+        <w:rPr>
+          <w:rFonts w:ascii="Times New Roman" w:hAnsi="Times New Roman" w:cs="Times New Roman"/>
+          <w:b/>
+          <w:bCs/>
+          <w:sz w:val="32"/>
+          <w:szCs w:val="32"/>
         </w:rPr>
         <w:lastRenderedPageBreak/>
-        <w:t>3.Complete the given shape and colour it.[10]</w:t>
-      </w:r>
-    </w:p>
-    <w:p>
-      <w:pPr>
-        <w:rPr>
-          <w:rFonts w:ascii="Times New Roman" w:hAnsi="Times New Roman" w:cs="Times New Roman"/>
-          <w:sz w:val="24"/>
-          <w:szCs w:val="24"/>
-        </w:rPr>
-      </w:pPr>
-    </w:p>
-    <w:p>
-      <w:pPr>
-        <w:rPr>
-          <w:rFonts w:ascii="Times New Roman" w:hAnsi="Times New Roman" w:cs="Times New Roman"/>
-          <w:sz w:val="24"/>
-          <w:szCs w:val="24"/>
-        </w:rPr>
-      </w:pPr>
-      <w:r>
-        <w:rPr>
-          <w:rFonts w:ascii="Times New Roman" w:hAnsi="Times New Roman" w:cs="Times New Roman"/>
+        <w:t>3.</w:t>
+      </w:r>
+      <w:r>
+        <w:rPr>
+          <w:rFonts w:ascii="Times New Roman" w:hAnsi="Times New Roman" w:cs="Times New Roman"/>
+          <w:b/>
+          <w:bCs/>
+          <w:sz w:val="32"/>
+          <w:szCs w:val="32"/>
+        </w:rPr>
+        <w:t xml:space="preserve"> </w:t>
+      </w:r>
+      <w:r>
+        <w:rPr>
+          <w:rFonts w:ascii="Times New Roman" w:hAnsi="Times New Roman" w:cs="Times New Roman"/>
+          <w:b/>
+          <w:bCs/>
+          <w:sz w:val="32"/>
+          <w:szCs w:val="32"/>
+        </w:rPr>
+        <w:t>Complete the given shape and colour it.</w:t>
+      </w:r>
+      <w:r>
+        <w:rPr>
+          <w:rFonts w:ascii="Times New Roman" w:hAnsi="Times New Roman" w:cs="Times New Roman"/>
+          <w:b/>
+          <w:bCs/>
+          <w:sz w:val="32"/>
+          <w:szCs w:val="32"/>
+        </w:rPr>
+        <w:tab/>
+      </w:r>
+      <w:r>
+        <w:rPr>
+          <w:rFonts w:ascii="Times New Roman" w:hAnsi="Times New Roman" w:cs="Times New Roman"/>
+          <w:b/>
+          <w:bCs/>
+          <w:sz w:val="32"/>
+          <w:szCs w:val="32"/>
+        </w:rPr>
+        <w:tab/>
+      </w:r>
+      <w:r>
+        <w:rPr>
+          <w:rFonts w:ascii="Times New Roman" w:hAnsi="Times New Roman" w:cs="Times New Roman"/>
+          <w:b/>
+          <w:bCs/>
+          <w:sz w:val="32"/>
+          <w:szCs w:val="32"/>
+        </w:rPr>
+        <w:tab/>
+      </w:r>
+      <w:r>
+        <w:rPr>
+          <w:rFonts w:ascii="Times New Roman" w:hAnsi="Times New Roman" w:cs="Times New Roman"/>
+          <w:b/>
+          <w:bCs/>
+          <w:sz w:val="32"/>
+          <w:szCs w:val="32"/>
+        </w:rPr>
+        <w:tab/>
+      </w:r>
+      <w:r>
+        <w:rPr>
+          <w:rFonts w:ascii="Times New Roman" w:hAnsi="Times New Roman" w:cs="Times New Roman"/>
+          <w:b/>
+          <w:bCs/>
+          <w:sz w:val="32"/>
+          <w:szCs w:val="32"/>
+        </w:rPr>
+        <w:tab/>
+      </w:r>
+      <w:r>
+        <w:rPr>
+          <w:rFonts w:ascii="Times New Roman" w:hAnsi="Times New Roman" w:cs="Times New Roman"/>
+          <w:b/>
+          <w:bCs/>
+          <w:sz w:val="32"/>
+          <w:szCs w:val="32"/>
+        </w:rPr>
+        <w:tab/>
+      </w:r>
+      <w:r>
+        <w:rPr>
+          <w:rFonts w:ascii="Times New Roman" w:hAnsi="Times New Roman" w:cs="Times New Roman"/>
+          <w:b/>
+          <w:bCs/>
+          <w:sz w:val="32"/>
+          <w:szCs w:val="32"/>
+        </w:rPr>
+        <w:t>[10]</w:t>
+      </w:r>
+    </w:p>
+    <w:p>
+      <w:pPr>
+        <w:rPr>
+          <w:rFonts w:ascii="Times New Roman" w:hAnsi="Times New Roman" w:cs="Times New Roman"/>
+          <w:b/>
+          <w:bCs/>
+          <w:sz w:val="32"/>
+          <w:szCs w:val="32"/>
+        </w:rPr>
+      </w:pPr>
+      <w:r>
+        <w:rPr>
+          <w:rFonts w:ascii="Times New Roman" w:hAnsi="Times New Roman" w:cs="Times New Roman"/>
+          <w:b/>
+          <w:bCs/>
           <w:noProof/>
-          <w:sz w:val="24"/>
-          <w:szCs w:val="24"/>
+          <w:sz w:val="32"/>
+          <w:szCs w:val="32"/>
           <w:lang w:val="en-US" w:bidi="ne-NP"/>
         </w:rPr>
         <mc:AlternateContent>
           <mc:Choice Requires="wps">
             <w:drawing>
-              <wp:anchor distT="0" distB="0" distL="114300" distR="114300" simplePos="0" relativeHeight="251661312" behindDoc="0" locked="0" layoutInCell="1" allowOverlap="1">
+              <wp:anchor distT="0" distB="0" distL="114300" distR="114300" simplePos="0" relativeHeight="251666432" behindDoc="0" locked="0" layoutInCell="1" allowOverlap="1" wp14:anchorId="21EE0FB3" wp14:editId="354D52A9">
+                <wp:simplePos x="0" y="0"/>
+                <wp:positionH relativeFrom="margin">
+                  <wp:posOffset>4385310</wp:posOffset>
+                </wp:positionH>
+                <wp:positionV relativeFrom="paragraph">
+                  <wp:posOffset>288290</wp:posOffset>
+                </wp:positionV>
+                <wp:extent cx="1861820" cy="10160"/>
+                <wp:effectExtent l="0" t="0" r="24130" b="27940"/>
+                <wp:wrapNone/>
+                <wp:docPr id="9" name="Straight Connector 9"/>
+                <wp:cNvGraphicFramePr/>
+                <a:graphic xmlns:a="http://schemas.openxmlformats.org/drawingml/2006/main">
+                  <a:graphicData uri="http://schemas.microsoft.com/office/word/2010/wordprocessingShape">
+                    <wps:wsp>
+                      <wps:cNvCnPr/>
+                      <wps:spPr>
+                        <a:xfrm flipH="1">
+                          <a:off x="0" y="0"/>
+                          <a:ext cx="1861820" cy="10160"/>
+                        </a:xfrm>
+                        <a:prstGeom prst="line">
+                          <a:avLst/>
+                        </a:prstGeom>
+                      </wps:spPr>
+                      <wps:style>
+                        <a:lnRef idx="2">
+                          <a:schemeClr val="dk1"/>
+                        </a:lnRef>
+                        <a:fillRef idx="0">
+                          <a:schemeClr val="dk1"/>
+                        </a:fillRef>
+                        <a:effectRef idx="1">
+                          <a:schemeClr val="dk1"/>
+                        </a:effectRef>
+                        <a:fontRef idx="minor">
+                          <a:schemeClr val="tx1"/>
+                        </a:fontRef>
+                      </wps:style>
+                      <wps:bodyPr/>
+                    </wps:wsp>
+                  </a:graphicData>
+                </a:graphic>
+                <wp14:sizeRelH relativeFrom="margin">
+                  <wp14:pctWidth>0</wp14:pctWidth>
+                </wp14:sizeRelH>
+                <wp14:sizeRelV relativeFrom="margin">
+                  <wp14:pctHeight>0</wp14:pctHeight>
+                </wp14:sizeRelV>
+              </wp:anchor>
+            </w:drawing>
+          </mc:Choice>
+          <mc:Fallback>
+            <w:pict>
+              <v:line w14:anchorId="2D20D68B" id="Straight Connector 9" o:spid="_x0000_s1026" style="position:absolute;flip:x;z-index:251666432;visibility:visible;mso-wrap-style:square;mso-width-percent:0;mso-height-percent:0;mso-wrap-distance-left:9pt;mso-wrap-distance-top:0;mso-wrap-distance-right:9pt;mso-wrap-distance-bottom:0;mso-position-horizontal:absolute;mso-position-horizontal-relative:margin;mso-position-vertical:absolute;mso-position-vertical-relative:text;mso-width-percent:0;mso-height-percent:0;mso-width-relative:margin;mso-height-relative:margin" from="345.3pt,22.7pt" to="491.9pt,23.5pt" o:gfxdata="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" strokecolor="black [3200]" strokeweight="1pt">
+                <v:stroke joinstyle="miter"/>
+                <w10:wrap anchorx="margin"/>
+              </v:line>
+            </w:pict>
+          </mc:Fallback>
+        </mc:AlternateContent>
+      </w:r>
+      <w:r>
+        <w:rPr>
+          <w:rFonts w:ascii="Times New Roman" w:hAnsi="Times New Roman" w:cs="Times New Roman"/>
+          <w:b/>
+          <w:bCs/>
+          <w:noProof/>
+          <w:sz w:val="32"/>
+          <w:szCs w:val="32"/>
+          <w:lang w:val="en-US" w:bidi="ne-NP"/>
+        </w:rPr>
+        <mc:AlternateContent>
+          <mc:Choice Requires="wps">
+            <w:drawing>
+              <wp:anchor distT="0" distB="0" distL="114300" distR="114300" simplePos="0" relativeHeight="251668480" behindDoc="0" locked="0" layoutInCell="1" allowOverlap="1" wp14:anchorId="709B2AA6" wp14:editId="1B2353AA">
+                <wp:simplePos x="0" y="0"/>
+                <wp:positionH relativeFrom="margin">
+                  <wp:posOffset>4399915</wp:posOffset>
+                </wp:positionH>
+                <wp:positionV relativeFrom="paragraph">
+                  <wp:posOffset>2148840</wp:posOffset>
+                </wp:positionV>
+                <wp:extent cx="1993265" cy="26670"/>
+                <wp:effectExtent l="0" t="0" r="26035" b="30480"/>
+                <wp:wrapNone/>
+                <wp:docPr id="10" name="Straight Connector 10"/>
+                <wp:cNvGraphicFramePr/>
+                <a:graphic xmlns:a="http://schemas.openxmlformats.org/drawingml/2006/main">
+                  <a:graphicData uri="http://schemas.microsoft.com/office/word/2010/wordprocessingShape">
+                    <wps:wsp>
+                      <wps:cNvCnPr/>
+                      <wps:spPr>
+                        <a:xfrm flipH="1">
+                          <a:off x="0" y="0"/>
+                          <a:ext cx="1993265" cy="26670"/>
+                        </a:xfrm>
+                        <a:prstGeom prst="line">
+                          <a:avLst/>
+                        </a:prstGeom>
+                      </wps:spPr>
+                      <wps:style>
+                        <a:lnRef idx="2">
+                          <a:schemeClr val="dk1"/>
+                        </a:lnRef>
+                        <a:fillRef idx="0">
+                          <a:schemeClr val="dk1"/>
+                        </a:fillRef>
+                        <a:effectRef idx="1">
+                          <a:schemeClr val="dk1"/>
+                        </a:effectRef>
+                        <a:fontRef idx="minor">
+                          <a:schemeClr val="tx1"/>
+                        </a:fontRef>
+                      </wps:style>
+                      <wps:bodyPr/>
+                    </wps:wsp>
+                  </a:graphicData>
+                </a:graphic>
+                <wp14:sizeRelH relativeFrom="margin">
+                  <wp14:pctWidth>0</wp14:pctWidth>
+                </wp14:sizeRelH>
+                <wp14:sizeRelV relativeFrom="margin">
+                  <wp14:pctHeight>0</wp14:pctHeight>
+                </wp14:sizeRelV>
+              </wp:anchor>
+            </w:drawing>
+          </mc:Choice>
+          <mc:Fallback>
+            <w:pict>
+              <v:line w14:anchorId="65DA9163" id="Straight Connector 10" o:spid="_x0000_s1026" style="position:absolute;flip:x;z-index:251668480;visibility:visible;mso-wrap-style:square;mso-width-percent:0;mso-height-percent:0;mso-wrap-distance-left:9pt;mso-wrap-distance-top:0;mso-wrap-distance-right:9pt;mso-wrap-distance-bottom:0;mso-position-horizontal:absolute;mso-position-horizontal-relative:margin;mso-position-vertical:absolute;mso-position-vertical-relative:text;mso-width-percent:0;mso-height-percent:0;mso-width-relative:margin;mso-height-relative:margin" from="346.45pt,169.2pt" to="503.4pt,171.3pt" o:gfxdata="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" strokecolor="black [3200]" strokeweight="1pt">
+                <v:stroke joinstyle="miter"/>
+                <w10:wrap anchorx="margin"/>
+              </v:line>
+            </w:pict>
+          </mc:Fallback>
+        </mc:AlternateContent>
+      </w:r>
+      <w:r>
+        <w:rPr>
+          <w:rFonts w:ascii="Times New Roman" w:hAnsi="Times New Roman" w:cs="Times New Roman"/>
+          <w:b/>
+          <w:bCs/>
+          <w:noProof/>
+          <w:sz w:val="32"/>
+          <w:szCs w:val="32"/>
+          <w:lang w:val="en-US" w:bidi="ne-NP"/>
+        </w:rPr>
+        <mc:AlternateContent>
+          <mc:Choice Requires="wps">
+            <w:drawing>
+              <wp:anchor distT="0" distB="0" distL="114300" distR="114300" simplePos="0" relativeHeight="251664384" behindDoc="0" locked="0" layoutInCell="1" allowOverlap="1" wp14:anchorId="616C4FD7" wp14:editId="71D95BF5">
+                <wp:simplePos x="0" y="0"/>
+                <wp:positionH relativeFrom="margin">
+                  <wp:posOffset>4388485</wp:posOffset>
+                </wp:positionH>
+                <wp:positionV relativeFrom="paragraph">
+                  <wp:posOffset>295275</wp:posOffset>
+                </wp:positionV>
+                <wp:extent cx="9525" cy="1874520"/>
+                <wp:effectExtent l="0" t="0" r="28575" b="30480"/>
+                <wp:wrapNone/>
+                <wp:docPr id="8" name="Straight Connector 8"/>
+                <wp:cNvGraphicFramePr/>
+                <a:graphic xmlns:a="http://schemas.openxmlformats.org/drawingml/2006/main">
+                  <a:graphicData uri="http://schemas.microsoft.com/office/word/2010/wordprocessingShape">
+                    <wps:wsp>
+                      <wps:cNvCnPr/>
+                      <wps:spPr>
+                        <a:xfrm>
+                          <a:off x="0" y="0"/>
+                          <a:ext cx="9525" cy="1874520"/>
+                        </a:xfrm>
+                        <a:prstGeom prst="line">
+                          <a:avLst/>
+                        </a:prstGeom>
+                      </wps:spPr>
+                      <wps:style>
+                        <a:lnRef idx="2">
+                          <a:schemeClr val="dk1"/>
+                        </a:lnRef>
+                        <a:fillRef idx="0">
+                          <a:schemeClr val="dk1"/>
+                        </a:fillRef>
+                        <a:effectRef idx="1">
+                          <a:schemeClr val="dk1"/>
+                        </a:effectRef>
+                        <a:fontRef idx="minor">
+                          <a:schemeClr val="tx1"/>
+                        </a:fontRef>
+                      </wps:style>
+                      <wps:bodyPr/>
+                    </wps:wsp>
+                  </a:graphicData>
+                </a:graphic>
+                <wp14:sizeRelH relativeFrom="margin">
+                  <wp14:pctWidth>0</wp14:pctWidth>
+                </wp14:sizeRelH>
+                <wp14:sizeRelV relativeFrom="margin">
+                  <wp14:pctHeight>0</wp14:pctHeight>
+                </wp14:sizeRelV>
+              </wp:anchor>
+            </w:drawing>
+          </mc:Choice>
+          <mc:Fallback>
+            <w:pict>
+              <v:line w14:anchorId="547DE9D9" id="Straight Connector 8" o:spid="_x0000_s1026" style="position:absolute;z-index:251664384;visibility:visible;mso-wrap-style:square;mso-width-percent:0;mso-height-percent:0;mso-wrap-distance-left:9pt;mso-wrap-distance-top:0;mso-wrap-distance-right:9pt;mso-wrap-distance-bottom:0;mso-position-horizontal:absolute;mso-position-horizontal-relative:margin;mso-position-vertical:absolute;mso-position-vertical-relative:text;mso-width-percent:0;mso-height-percent:0;mso-width-relative:margin;mso-height-relative:margin" from="345.55pt,23.25pt" to="346.3pt,170.85pt" o:gfxdata="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" strokecolor="black [3200]" strokeweight="1pt">
+                <v:stroke joinstyle="miter"/>
+                <w10:wrap anchorx="margin"/>
+              </v:line>
+            </w:pict>
+          </mc:Fallback>
+        </mc:AlternateContent>
+      </w:r>
+      <w:r>
+        <w:rPr>
+          <w:rFonts w:ascii="Times New Roman" w:hAnsi="Times New Roman" w:cs="Times New Roman"/>
+          <w:b/>
+          <w:bCs/>
+          <w:noProof/>
+          <w:sz w:val="32"/>
+          <w:szCs w:val="32"/>
+          <w:lang w:val="en-US" w:bidi="ne-NP"/>
+        </w:rPr>
+        <mc:AlternateContent>
+          <mc:Choice Requires="wps">
+            <w:drawing>
+              <wp:anchor distT="0" distB="0" distL="114300" distR="114300" simplePos="0" relativeHeight="251661312" behindDoc="0" locked="0" layoutInCell="1" allowOverlap="1" wp14:anchorId="2451AAAA" wp14:editId="59294A00">
                 <wp:simplePos x="0" y="0"/>
                 <wp:positionH relativeFrom="margin">
                   <wp:align>left</wp:align>
@@ -577,7 +2014,7 @@
           </mc:Choice>
           <mc:Fallback>
             <w:pict>
-              <v:line w14:anchorId="1561F891" id="Straight Connector 6" o:spid="_x0000_s1026" style="position:absolute;flip:x;z-index:251661312;visibility:visible;mso-wrap-style:square;mso-width-percent:0;mso-height-percent:0;mso-wrap-distance-left:9pt;mso-wrap-distance-top:0;mso-wrap-distance-right:9pt;mso-wrap-distance-bottom:0;mso-position-horizontal:left;mso-position-horizontal-relative:margin;mso-position-vertical:absolute;mso-position-vertical-relative:text;mso-width-percent:0;mso-height-percent:0;mso-width-relative:margin;mso-height-relative:margin" from="0,15.65pt" to="116.2pt,89.6pt" o:gfxdata="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" strokecolor="black [3200]" strokeweight="1pt">
+              <v:line w14:anchorId="33ACDA1B" id="Straight Connector 6" o:spid="_x0000_s1026" style="position:absolute;flip:x;z-index:251661312;visibility:visible;mso-wrap-style:square;mso-width-percent:0;mso-height-percent:0;mso-wrap-distance-left:9pt;mso-wrap-distance-top:0;mso-wrap-distance-right:9pt;mso-wrap-distance-bottom:0;mso-position-horizontal:left;mso-position-horizontal-relative:margin;mso-position-vertical:absolute;mso-position-vertical-relative:text;mso-width-percent:0;mso-height-percent:0;mso-width-relative:margin;mso-height-relative:margin" from="0,15.65pt" to="116.2pt,89.6pt" o:gfxdata="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" strokecolor="black [3200]" strokeweight="1pt">
                 <v:stroke joinstyle="miter"/>
                 <w10:wrap anchorx="margin"/>
               </v:line>
@@ -588,50 +2025,162 @@
       <w:r>
         <w:rPr>
           <w:rFonts w:ascii="Times New Roman" w:hAnsi="Times New Roman" w:cs="Times New Roman"/>
-          <w:sz w:val="24"/>
-          <w:szCs w:val="24"/>
-        </w:rPr>
-        <w:t xml:space="preserve">Diamond </w:t>
-      </w:r>
-    </w:p>
-    <w:p>
-      <w:pPr>
-        <w:rPr>
-          <w:rFonts w:ascii="Times New Roman" w:hAnsi="Times New Roman" w:cs="Times New Roman"/>
-          <w:sz w:val="24"/>
-          <w:szCs w:val="24"/>
-        </w:rPr>
-      </w:pPr>
-    </w:p>
-    <w:p>
-      <w:pPr>
-        <w:rPr>
-          <w:rFonts w:ascii="Times New Roman" w:hAnsi="Times New Roman" w:cs="Times New Roman"/>
-          <w:sz w:val="24"/>
-          <w:szCs w:val="24"/>
-        </w:rPr>
-      </w:pPr>
-    </w:p>
-    <w:p>
-      <w:pPr>
-        <w:rPr>
-          <w:rFonts w:ascii="Times New Roman" w:hAnsi="Times New Roman" w:cs="Times New Roman"/>
-          <w:sz w:val="24"/>
-          <w:szCs w:val="24"/>
+          <w:b/>
+          <w:bCs/>
+          <w:sz w:val="32"/>
+          <w:szCs w:val="32"/>
+        </w:rPr>
+        <w:t>Diamond</w:t>
+      </w:r>
+      <w:r>
+        <w:rPr>
+          <w:rFonts w:ascii="Times New Roman" w:hAnsi="Times New Roman" w:cs="Times New Roman"/>
+          <w:b/>
+          <w:bCs/>
+          <w:sz w:val="32"/>
+          <w:szCs w:val="32"/>
+        </w:rPr>
+        <w:tab/>
+      </w:r>
+      <w:r>
+        <w:rPr>
+          <w:rFonts w:ascii="Times New Roman" w:hAnsi="Times New Roman" w:cs="Times New Roman"/>
+          <w:b/>
+          <w:bCs/>
+          <w:sz w:val="32"/>
+          <w:szCs w:val="32"/>
+        </w:rPr>
+        <w:tab/>
+      </w:r>
+      <w:r>
+        <w:rPr>
+          <w:rFonts w:ascii="Times New Roman" w:hAnsi="Times New Roman" w:cs="Times New Roman"/>
+          <w:b/>
+          <w:bCs/>
+          <w:sz w:val="32"/>
+          <w:szCs w:val="32"/>
+        </w:rPr>
+        <w:tab/>
+      </w:r>
+      <w:r>
+        <w:rPr>
+          <w:rFonts w:ascii="Times New Roman" w:hAnsi="Times New Roman" w:cs="Times New Roman"/>
+          <w:b/>
+          <w:bCs/>
+          <w:sz w:val="32"/>
+          <w:szCs w:val="32"/>
+        </w:rPr>
+        <w:tab/>
+      </w:r>
+      <w:r>
+        <w:rPr>
+          <w:rFonts w:ascii="Times New Roman" w:hAnsi="Times New Roman" w:cs="Times New Roman"/>
+          <w:b/>
+          <w:bCs/>
+          <w:sz w:val="32"/>
+          <w:szCs w:val="32"/>
+        </w:rPr>
+        <w:tab/>
+      </w:r>
+      <w:r>
+        <w:rPr>
+          <w:rFonts w:ascii="Times New Roman" w:hAnsi="Times New Roman" w:cs="Times New Roman"/>
+          <w:b/>
+          <w:bCs/>
+          <w:sz w:val="32"/>
+          <w:szCs w:val="32"/>
+        </w:rPr>
+        <w:tab/>
+      </w:r>
+      <w:r>
+        <w:rPr>
+          <w:rFonts w:ascii="Times New Roman" w:hAnsi="Times New Roman" w:cs="Times New Roman"/>
+          <w:b/>
+          <w:bCs/>
+          <w:sz w:val="32"/>
+          <w:szCs w:val="32"/>
+        </w:rPr>
+        <w:tab/>
+      </w:r>
+      <w:r>
+        <w:rPr>
+          <w:rFonts w:ascii="Times New Roman" w:hAnsi="Times New Roman" w:cs="Times New Roman"/>
+          <w:b/>
+          <w:bCs/>
+          <w:sz w:val="32"/>
+          <w:szCs w:val="32"/>
+        </w:rPr>
+        <w:tab/>
+      </w:r>
+      <w:r>
+        <w:rPr>
+          <w:rFonts w:ascii="Times New Roman" w:hAnsi="Times New Roman" w:cs="Times New Roman"/>
+          <w:b/>
+          <w:bCs/>
+          <w:sz w:val="32"/>
+          <w:szCs w:val="32"/>
+        </w:rPr>
+        <w:tab/>
+      </w:r>
+      <w:r>
+        <w:rPr>
+          <w:rFonts w:ascii="Times New Roman" w:hAnsi="Times New Roman" w:cs="Times New Roman"/>
+          <w:b/>
+          <w:bCs/>
+          <w:sz w:val="32"/>
+          <w:szCs w:val="32"/>
+        </w:rPr>
+        <w:tab/>
+      </w:r>
+      <w:r>
+        <w:rPr>
+          <w:rFonts w:ascii="Times New Roman" w:hAnsi="Times New Roman" w:cs="Times New Roman"/>
+          <w:b/>
+          <w:bCs/>
+          <w:sz w:val="32"/>
+          <w:szCs w:val="32"/>
+        </w:rPr>
+        <w:t>Rectangle</w:t>
+      </w:r>
+    </w:p>
+    <w:p>
+      <w:pPr>
+        <w:rPr>
+          <w:rFonts w:ascii="Times New Roman" w:hAnsi="Times New Roman" w:cs="Times New Roman"/>
+          <w:sz w:val="32"/>
+          <w:szCs w:val="32"/>
+        </w:rPr>
+      </w:pPr>
+    </w:p>
+    <w:p>
+      <w:pPr>
+        <w:rPr>
+          <w:rFonts w:ascii="Times New Roman" w:hAnsi="Times New Roman" w:cs="Times New Roman"/>
+          <w:sz w:val="32"/>
+          <w:szCs w:val="32"/>
+        </w:rPr>
+      </w:pPr>
+    </w:p>
+    <w:p>
+      <w:pPr>
+        <w:rPr>
+          <w:rFonts w:ascii="Times New Roman" w:hAnsi="Times New Roman" w:cs="Times New Roman"/>
+          <w:sz w:val="32"/>
+          <w:szCs w:val="32"/>
         </w:rPr>
       </w:pPr>
       <w:r>
         <w:rPr>
           <w:rFonts w:ascii="Times New Roman" w:hAnsi="Times New Roman" w:cs="Times New Roman"/>
           <w:noProof/>
-          <w:sz w:val="24"/>
-          <w:szCs w:val="24"/>
+          <w:sz w:val="32"/>
+          <w:szCs w:val="32"/>
           <w:lang w:val="en-US" w:bidi="ne-NP"/>
         </w:rPr>
         <mc:AlternateContent>
           <mc:Choice Requires="wps">
             <w:drawing>
-              <wp:anchor distT="0" distB="0" distL="114300" distR="114300" simplePos="0" relativeHeight="251662336" behindDoc="0" locked="0" layoutInCell="1" allowOverlap="1">
+              <wp:anchor distT="0" distB="0" distL="114300" distR="114300" simplePos="0" relativeHeight="251662336" behindDoc="0" locked="0" layoutInCell="1" allowOverlap="1" wp14:anchorId="4B41F46E" wp14:editId="5EAB0993">
                 <wp:simplePos x="0" y="0"/>
                 <wp:positionH relativeFrom="column">
                   <wp:posOffset>4970</wp:posOffset>
@@ -686,498 +2235,191 @@
           </mc:Choice>
           <mc:Fallback>
             <w:pict>
-              <v:line w14:anchorId="4E98FF41" id="Straight Connector 7" o:spid="_x0000_s1026" style="position:absolute;z-index:251662336;visibility:visible;mso-wrap-style:square;mso-width-percent:0;mso-height-percent:0;mso-wrap-distance-left:9pt;mso-wrap-distance-top:0;mso-wrap-distance-right:9pt;mso-wrap-distance-bottom:0;mso-position-horizontal:absolute;mso-position-horizontal-relative:text;mso-position-vertical:absolute;mso-position-vertical-relative:text;mso-width-percent:0;mso-height-percent:0;mso-width-relative:margin;mso-height-relative:margin" from=".4pt,20.95pt" to="121.7pt,79.25pt" o:gfxdata="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" strokecolor="black [3200]" strokeweight="1pt">
+              <v:line w14:anchorId="254D0F4F" id="Straight Connector 7" o:spid="_x0000_s1026" style="position:absolute;z-index:251662336;visibility:visible;mso-wrap-style:square;mso-width-percent:0;mso-height-percent:0;mso-wrap-distance-left:9pt;mso-wrap-distance-top:0;mso-wrap-distance-right:9pt;mso-wrap-distance-bottom:0;mso-position-horizontal:absolute;mso-position-horizontal-relative:text;mso-position-vertical:absolute;mso-position-vertical-relative:text;mso-width-percent:0;mso-height-percent:0;mso-width-relative:margin;mso-height-relative:margin" from=".4pt,20.95pt" to="121.7pt,79.25pt" o:gfxdata="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" strokecolor="black [3200]" strokeweight="1pt">
                 <v:stroke joinstyle="miter"/>
               </v:line>
             </w:pict>
           </mc:Fallback>
         </mc:AlternateContent>
       </w:r>
+    </w:p>
+    <w:p>
+      <w:pPr>
+        <w:rPr>
+          <w:rFonts w:ascii="Times New Roman" w:hAnsi="Times New Roman" w:cs="Times New Roman"/>
+          <w:sz w:val="32"/>
+          <w:szCs w:val="32"/>
+        </w:rPr>
+      </w:pPr>
+    </w:p>
+    <w:p>
+      <w:pPr>
+        <w:rPr>
+          <w:rFonts w:ascii="Times New Roman" w:hAnsi="Times New Roman" w:cs="Times New Roman"/>
+          <w:sz w:val="32"/>
+          <w:szCs w:val="32"/>
+        </w:rPr>
+      </w:pPr>
+    </w:p>
+    <w:p>
+      <w:pPr>
+        <w:rPr>
+          <w:rFonts w:ascii="Times New Roman" w:hAnsi="Times New Roman" w:cs="Times New Roman"/>
+          <w:sz w:val="32"/>
+          <w:szCs w:val="32"/>
+        </w:rPr>
+      </w:pPr>
+    </w:p>
+    <w:p>
+      <w:pPr>
+        <w:rPr>
+          <w:rFonts w:ascii="Times New Roman" w:hAnsi="Times New Roman" w:cs="Times New Roman"/>
+          <w:b/>
+          <w:bCs/>
+          <w:sz w:val="32"/>
+          <w:szCs w:val="32"/>
+        </w:rPr>
+      </w:pPr>
+      <w:r>
+        <w:rPr>
+          <w:rFonts w:ascii="Times New Roman" w:hAnsi="Times New Roman" w:cs="Times New Roman"/>
+          <w:b/>
+          <w:bCs/>
+          <w:sz w:val="32"/>
+          <w:szCs w:val="32"/>
+        </w:rPr>
+        <w:t>4. colour the same picture</w:t>
+      </w:r>
+      <w:r>
+        <w:rPr>
+          <w:rFonts w:ascii="Times New Roman" w:hAnsi="Times New Roman" w:cs="Times New Roman"/>
+          <w:b/>
+          <w:bCs/>
+          <w:sz w:val="32"/>
+          <w:szCs w:val="32"/>
+        </w:rPr>
+        <w:t>.</w:t>
+      </w:r>
+      <w:r>
+        <w:rPr>
+          <w:rFonts w:ascii="Times New Roman" w:hAnsi="Times New Roman" w:cs="Times New Roman"/>
+          <w:b/>
+          <w:bCs/>
+          <w:sz w:val="32"/>
+          <w:szCs w:val="32"/>
+        </w:rPr>
+        <w:tab/>
+      </w:r>
+      <w:r>
+        <w:rPr>
+          <w:rFonts w:ascii="Times New Roman" w:hAnsi="Times New Roman" w:cs="Times New Roman"/>
+          <w:b/>
+          <w:bCs/>
+          <w:sz w:val="32"/>
+          <w:szCs w:val="32"/>
+        </w:rPr>
+        <w:tab/>
+      </w:r>
+      <w:r>
+        <w:rPr>
+          <w:rFonts w:ascii="Times New Roman" w:hAnsi="Times New Roman" w:cs="Times New Roman"/>
+          <w:b/>
+          <w:bCs/>
+          <w:sz w:val="32"/>
+          <w:szCs w:val="32"/>
+        </w:rPr>
+        <w:tab/>
+      </w:r>
+      <w:r>
+        <w:rPr>
+          <w:rFonts w:ascii="Times New Roman" w:hAnsi="Times New Roman" w:cs="Times New Roman"/>
+          <w:b/>
+          <w:bCs/>
+          <w:sz w:val="32"/>
+          <w:szCs w:val="32"/>
+        </w:rPr>
+        <w:tab/>
+      </w:r>
+      <w:r>
+        <w:rPr>
+          <w:rFonts w:ascii="Times New Roman" w:hAnsi="Times New Roman" w:cs="Times New Roman"/>
+          <w:b/>
+          <w:bCs/>
+          <w:sz w:val="32"/>
+          <w:szCs w:val="32"/>
+        </w:rPr>
+        <w:tab/>
+      </w:r>
+      <w:r>
+        <w:rPr>
+          <w:rFonts w:ascii="Times New Roman" w:hAnsi="Times New Roman" w:cs="Times New Roman"/>
+          <w:b/>
+          <w:bCs/>
+          <w:sz w:val="32"/>
+          <w:szCs w:val="32"/>
+        </w:rPr>
+        <w:tab/>
+      </w:r>
+      <w:r>
+        <w:rPr>
+          <w:rFonts w:ascii="Times New Roman" w:hAnsi="Times New Roman" w:cs="Times New Roman"/>
+          <w:b/>
+          <w:bCs/>
+          <w:sz w:val="32"/>
+          <w:szCs w:val="32"/>
+        </w:rPr>
+        <w:tab/>
+      </w:r>
+      <w:r>
+        <w:rPr>
+          <w:rFonts w:ascii="Times New Roman" w:hAnsi="Times New Roman" w:cs="Times New Roman"/>
+          <w:b/>
+          <w:bCs/>
+          <w:sz w:val="32"/>
+          <w:szCs w:val="32"/>
+        </w:rPr>
+        <w:tab/>
+      </w:r>
+      <w:r>
+        <w:rPr>
+          <w:rFonts w:ascii="Times New Roman" w:hAnsi="Times New Roman" w:cs="Times New Roman"/>
+          <w:b/>
+          <w:bCs/>
+          <w:sz w:val="32"/>
+          <w:szCs w:val="32"/>
+        </w:rPr>
+        <w:t>[10]</w:t>
+      </w:r>
+    </w:p>
+    <w:p>
+      <w:pPr>
+        <w:rPr>
+          <w:rFonts w:ascii="Times New Roman" w:hAnsi="Times New Roman" w:cs="Times New Roman"/>
+          <w:sz w:val="32"/>
+          <w:szCs w:val="32"/>
+        </w:rPr>
+      </w:pPr>
       <w:r>
         <w:rPr>
           <w:rFonts w:ascii="Times New Roman" w:hAnsi="Times New Roman" w:cs="Times New Roman"/>
           <w:noProof/>
-          <w:sz w:val="24"/>
-          <w:szCs w:val="24"/>
+          <w:sz w:val="32"/>
+          <w:szCs w:val="32"/>
           <w:lang w:val="en-US" w:bidi="ne-NP"/>
         </w:rPr>
         <mc:AlternateContent>
           <mc:Choice Requires="wps">
             <w:drawing>
-              <wp:anchor distT="0" distB="0" distL="114300" distR="114300" simplePos="0" relativeHeight="251666432" behindDoc="0" locked="0" layoutInCell="1" allowOverlap="1" wp14:anchorId="14290C94" wp14:editId="05D43ED2">
+              <wp:anchor distT="0" distB="0" distL="114300" distR="114300" simplePos="0" relativeHeight="251673600" behindDoc="0" locked="0" layoutInCell="1" allowOverlap="1" wp14:anchorId="7655A049" wp14:editId="5703F2E2">
                 <wp:simplePos x="0" y="0"/>
                 <wp:positionH relativeFrom="margin">
-                  <wp:posOffset>399010</wp:posOffset>
+                  <wp:posOffset>2143124</wp:posOffset>
                 </wp:positionH>
                 <wp:positionV relativeFrom="paragraph">
-                  <wp:posOffset>1389438</wp:posOffset>
+                  <wp:posOffset>6986</wp:posOffset>
                 </wp:positionV>
-                <wp:extent cx="1862051" cy="10622"/>
-                <wp:effectExtent l="0" t="0" r="24130" b="27940"/>
-                <wp:wrapNone/>
-                <wp:docPr id="9" name="Straight Connector 9"/>
-                <wp:cNvGraphicFramePr/>
-                <a:graphic xmlns:a="http://schemas.openxmlformats.org/drawingml/2006/main">
-                  <a:graphicData uri="http://schemas.microsoft.com/office/word/2010/wordprocessingShape">
-                    <wps:wsp>
-                      <wps:cNvCnPr/>
-                      <wps:spPr>
-                        <a:xfrm flipH="1">
-                          <a:off x="0" y="0"/>
-                          <a:ext cx="1862051" cy="10622"/>
-                        </a:xfrm>
-                        <a:prstGeom prst="line">
-                          <a:avLst/>
-                        </a:prstGeom>
-                      </wps:spPr>
-                      <wps:style>
-                        <a:lnRef idx="2">
-                          <a:schemeClr val="dk1"/>
-                        </a:lnRef>
-                        <a:fillRef idx="0">
-                          <a:schemeClr val="dk1"/>
-                        </a:fillRef>
-                        <a:effectRef idx="1">
-                          <a:schemeClr val="dk1"/>
-                        </a:effectRef>
-                        <a:fontRef idx="minor">
-                          <a:schemeClr val="tx1"/>
-                        </a:fontRef>
-                      </wps:style>
-                      <wps:bodyPr/>
-                    </wps:wsp>
-                  </a:graphicData>
-                </a:graphic>
-                <wp14:sizeRelH relativeFrom="margin">
-                  <wp14:pctWidth>0</wp14:pctWidth>
-                </wp14:sizeRelH>
-                <wp14:sizeRelV relativeFrom="margin">
-                  <wp14:pctHeight>0</wp14:pctHeight>
-                </wp14:sizeRelV>
-              </wp:anchor>
-            </w:drawing>
-          </mc:Choice>
-          <mc:Fallback>
-            <w:pict>
-              <v:line w14:anchorId="4D53F7ED" id="Straight Connector 9" o:spid="_x0000_s1026" style="position:absolute;flip:x;z-index:251666432;visibility:visible;mso-wrap-style:square;mso-width-percent:0;mso-height-percent:0;mso-wrap-distance-left:9pt;mso-wrap-distance-top:0;mso-wrap-distance-right:9pt;mso-wrap-distance-bottom:0;mso-position-horizontal:absolute;mso-position-horizontal-relative:margin;mso-position-vertical:absolute;mso-position-vertical-relative:text;mso-width-percent:0;mso-height-percent:0;mso-width-relative:margin;mso-height-relative:margin" from="31.4pt,109.4pt" to="178pt,110.25pt" o:gfxdata="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" strokecolor="black [3200]" strokeweight="1pt">
-                <v:stroke joinstyle="miter"/>
-                <w10:wrap anchorx="margin"/>
-              </v:line>
-            </w:pict>
-          </mc:Fallback>
-        </mc:AlternateContent>
-      </w:r>
-      <w:r>
-        <w:rPr>
-          <w:rFonts w:ascii="Times New Roman" w:hAnsi="Times New Roman" w:cs="Times New Roman"/>
-          <w:noProof/>
-          <w:sz w:val="24"/>
-          <w:szCs w:val="24"/>
-          <w:lang w:val="en-US" w:bidi="ne-NP"/>
-        </w:rPr>
-        <mc:AlternateContent>
-          <mc:Choice Requires="wps">
-            <w:drawing>
-              <wp:anchor distT="0" distB="0" distL="114300" distR="114300" simplePos="0" relativeHeight="251668480" behindDoc="0" locked="0" layoutInCell="1" allowOverlap="1" wp14:anchorId="14290C94" wp14:editId="05D43ED2">
-                <wp:simplePos x="0" y="0"/>
-                <wp:positionH relativeFrom="margin">
-                  <wp:posOffset>413847</wp:posOffset>
-                </wp:positionH>
-                <wp:positionV relativeFrom="paragraph">
-                  <wp:posOffset>3250276</wp:posOffset>
-                </wp:positionV>
-                <wp:extent cx="1993392" cy="26670"/>
-                <wp:effectExtent l="0" t="0" r="26035" b="30480"/>
-                <wp:wrapNone/>
-                <wp:docPr id="10" name="Straight Connector 10"/>
-                <wp:cNvGraphicFramePr/>
-                <a:graphic xmlns:a="http://schemas.openxmlformats.org/drawingml/2006/main">
-                  <a:graphicData uri="http://schemas.microsoft.com/office/word/2010/wordprocessingShape">
-                    <wps:wsp>
-                      <wps:cNvCnPr/>
-                      <wps:spPr>
-                        <a:xfrm flipH="1">
-                          <a:off x="0" y="0"/>
-                          <a:ext cx="1993392" cy="26670"/>
-                        </a:xfrm>
-                        <a:prstGeom prst="line">
-                          <a:avLst/>
-                        </a:prstGeom>
-                      </wps:spPr>
-                      <wps:style>
-                        <a:lnRef idx="2">
-                          <a:schemeClr val="dk1"/>
-                        </a:lnRef>
-                        <a:fillRef idx="0">
-                          <a:schemeClr val="dk1"/>
-                        </a:fillRef>
-                        <a:effectRef idx="1">
-                          <a:schemeClr val="dk1"/>
-                        </a:effectRef>
-                        <a:fontRef idx="minor">
-                          <a:schemeClr val="tx1"/>
-                        </a:fontRef>
-                      </wps:style>
-                      <wps:bodyPr/>
-                    </wps:wsp>
-                  </a:graphicData>
-                </a:graphic>
-                <wp14:sizeRelH relativeFrom="margin">
-                  <wp14:pctWidth>0</wp14:pctWidth>
-                </wp14:sizeRelH>
-                <wp14:sizeRelV relativeFrom="margin">
-                  <wp14:pctHeight>0</wp14:pctHeight>
-                </wp14:sizeRelV>
-              </wp:anchor>
-            </w:drawing>
-          </mc:Choice>
-          <mc:Fallback>
-            <w:pict>
-              <v:line w14:anchorId="5F4D37CC" id="Straight Connector 10" o:spid="_x0000_s1026" style="position:absolute;flip:x;z-index:251668480;visibility:visible;mso-wrap-style:square;mso-width-percent:0;mso-height-percent:0;mso-wrap-distance-left:9pt;mso-wrap-distance-top:0;mso-wrap-distance-right:9pt;mso-wrap-distance-bottom:0;mso-position-horizontal:absolute;mso-position-horizontal-relative:margin;mso-position-vertical:absolute;mso-position-vertical-relative:text;mso-width-percent:0;mso-height-percent:0;mso-width-relative:margin;mso-height-relative:margin" from="32.6pt,255.95pt" to="189.55pt,258.05pt" o:gfxdata="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" strokecolor="black [3200]" strokeweight="1pt">
-                <v:stroke joinstyle="miter"/>
-                <w10:wrap anchorx="margin"/>
-              </v:line>
-            </w:pict>
-          </mc:Fallback>
-        </mc:AlternateContent>
-      </w:r>
-      <w:r>
-        <w:rPr>
-          <w:rFonts w:ascii="Times New Roman" w:hAnsi="Times New Roman" w:cs="Times New Roman"/>
-          <w:noProof/>
-          <w:sz w:val="24"/>
-          <w:szCs w:val="24"/>
-          <w:lang w:val="en-US" w:bidi="ne-NP"/>
-        </w:rPr>
-        <mc:AlternateContent>
-          <mc:Choice Requires="wps">
-            <w:drawing>
-              <wp:anchor distT="0" distB="0" distL="114300" distR="114300" simplePos="0" relativeHeight="251664384" behindDoc="0" locked="0" layoutInCell="1" allowOverlap="1" wp14:anchorId="14290C94" wp14:editId="05D43ED2">
-                <wp:simplePos x="0" y="0"/>
-                <wp:positionH relativeFrom="margin">
-                  <wp:posOffset>402092</wp:posOffset>
-                </wp:positionH>
-                <wp:positionV relativeFrom="paragraph">
-                  <wp:posOffset>1396417</wp:posOffset>
-                </wp:positionV>
-                <wp:extent cx="9525" cy="1874520"/>
-                <wp:effectExtent l="0" t="0" r="28575" b="30480"/>
-                <wp:wrapNone/>
-                <wp:docPr id="8" name="Straight Connector 8"/>
-                <wp:cNvGraphicFramePr/>
-                <a:graphic xmlns:a="http://schemas.openxmlformats.org/drawingml/2006/main">
-                  <a:graphicData uri="http://schemas.microsoft.com/office/word/2010/wordprocessingShape">
-                    <wps:wsp>
-                      <wps:cNvCnPr/>
-                      <wps:spPr>
-                        <a:xfrm>
-                          <a:off x="0" y="0"/>
-                          <a:ext cx="9525" cy="1874520"/>
-                        </a:xfrm>
-                        <a:prstGeom prst="line">
-                          <a:avLst/>
-                        </a:prstGeom>
-                      </wps:spPr>
-                      <wps:style>
-                        <a:lnRef idx="2">
-                          <a:schemeClr val="dk1"/>
-                        </a:lnRef>
-                        <a:fillRef idx="0">
-                          <a:schemeClr val="dk1"/>
-                        </a:fillRef>
-                        <a:effectRef idx="1">
-                          <a:schemeClr val="dk1"/>
-                        </a:effectRef>
-                        <a:fontRef idx="minor">
-                          <a:schemeClr val="tx1"/>
-                        </a:fontRef>
-                      </wps:style>
-                      <wps:bodyPr/>
-                    </wps:wsp>
-                  </a:graphicData>
-                </a:graphic>
-                <wp14:sizeRelH relativeFrom="margin">
-                  <wp14:pctWidth>0</wp14:pctWidth>
-                </wp14:sizeRelH>
-                <wp14:sizeRelV relativeFrom="margin">
-                  <wp14:pctHeight>0</wp14:pctHeight>
-                </wp14:sizeRelV>
-              </wp:anchor>
-            </w:drawing>
-          </mc:Choice>
-          <mc:Fallback>
-            <w:pict>
-              <v:line w14:anchorId="17064FC5" id="Straight Connector 8" o:spid="_x0000_s1026" style="position:absolute;z-index:251664384;visibility:visible;mso-wrap-style:square;mso-width-percent:0;mso-height-percent:0;mso-wrap-distance-left:9pt;mso-wrap-distance-top:0;mso-wrap-distance-right:9pt;mso-wrap-distance-bottom:0;mso-position-horizontal:absolute;mso-position-horizontal-relative:margin;mso-position-vertical:absolute;mso-position-vertical-relative:text;mso-width-percent:0;mso-height-percent:0;mso-width-relative:margin;mso-height-relative:margin" from="31.65pt,109.95pt" to="32.4pt,257.55pt" o:gfxdata="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" strokecolor="black [3200]" strokeweight="1pt">
-                <v:stroke joinstyle="miter"/>
-                <w10:wrap anchorx="margin"/>
-              </v:line>
-            </w:pict>
-          </mc:Fallback>
-        </mc:AlternateContent>
-      </w:r>
-    </w:p>
-    <w:p>
-      <w:pPr>
-        <w:rPr>
-          <w:rFonts w:ascii="Times New Roman" w:hAnsi="Times New Roman" w:cs="Times New Roman"/>
-          <w:sz w:val="24"/>
-          <w:szCs w:val="24"/>
-        </w:rPr>
-      </w:pPr>
-    </w:p>
-    <w:p>
-      <w:pPr>
-        <w:rPr>
-          <w:rFonts w:ascii="Times New Roman" w:hAnsi="Times New Roman" w:cs="Times New Roman"/>
-          <w:sz w:val="24"/>
-          <w:szCs w:val="24"/>
-        </w:rPr>
-      </w:pPr>
-    </w:p>
-    <w:p>
-      <w:pPr>
-        <w:rPr>
-          <w:rFonts w:ascii="Times New Roman" w:hAnsi="Times New Roman" w:cs="Times New Roman"/>
-          <w:sz w:val="24"/>
-          <w:szCs w:val="24"/>
-        </w:rPr>
-      </w:pPr>
-    </w:p>
-    <w:p>
-      <w:pPr>
-        <w:rPr>
-          <w:rFonts w:ascii="Times New Roman" w:hAnsi="Times New Roman" w:cs="Times New Roman"/>
-          <w:sz w:val="24"/>
-          <w:szCs w:val="24"/>
-        </w:rPr>
-      </w:pPr>
-    </w:p>
-    <w:p>
-      <w:pPr>
-        <w:rPr>
-          <w:rFonts w:ascii="Times New Roman" w:hAnsi="Times New Roman" w:cs="Times New Roman"/>
-          <w:sz w:val="24"/>
-          <w:szCs w:val="24"/>
-        </w:rPr>
-      </w:pPr>
-    </w:p>
-    <w:p>
-      <w:pPr>
-        <w:rPr>
-          <w:rFonts w:ascii="Times New Roman" w:hAnsi="Times New Roman" w:cs="Times New Roman"/>
-          <w:sz w:val="24"/>
-          <w:szCs w:val="24"/>
-        </w:rPr>
-      </w:pPr>
-    </w:p>
-    <w:p>
-      <w:pPr>
-        <w:rPr>
-          <w:rFonts w:ascii="Times New Roman" w:hAnsi="Times New Roman" w:cs="Times New Roman"/>
-          <w:sz w:val="24"/>
-          <w:szCs w:val="24"/>
-        </w:rPr>
-      </w:pPr>
-    </w:p>
-    <w:p>
-      <w:pPr>
-        <w:rPr>
-          <w:rFonts w:ascii="Times New Roman" w:hAnsi="Times New Roman" w:cs="Times New Roman"/>
-          <w:sz w:val="24"/>
-          <w:szCs w:val="24"/>
-        </w:rPr>
-      </w:pPr>
-    </w:p>
-    <w:p>
-      <w:pPr>
-        <w:rPr>
-          <w:rFonts w:ascii="Times New Roman" w:hAnsi="Times New Roman" w:cs="Times New Roman"/>
-          <w:sz w:val="24"/>
-          <w:szCs w:val="24"/>
-        </w:rPr>
-      </w:pPr>
-    </w:p>
-    <w:p>
-      <w:pPr>
-        <w:rPr>
-          <w:rFonts w:ascii="Times New Roman" w:hAnsi="Times New Roman" w:cs="Times New Roman"/>
-          <w:sz w:val="24"/>
-          <w:szCs w:val="24"/>
-        </w:rPr>
-      </w:pPr>
-    </w:p>
-    <w:p>
-      <w:pPr>
-        <w:rPr>
-          <w:rFonts w:ascii="Times New Roman" w:hAnsi="Times New Roman" w:cs="Times New Roman"/>
-          <w:sz w:val="24"/>
-          <w:szCs w:val="24"/>
-        </w:rPr>
-      </w:pPr>
-    </w:p>
-    <w:p>
-      <w:pPr>
-        <w:rPr>
-          <w:rFonts w:ascii="Times New Roman" w:hAnsi="Times New Roman" w:cs="Times New Roman"/>
-          <w:sz w:val="24"/>
-          <w:szCs w:val="24"/>
-        </w:rPr>
-      </w:pPr>
-      <w:r>
-        <w:rPr>
-          <w:rFonts w:ascii="Times New Roman" w:hAnsi="Times New Roman" w:cs="Times New Roman"/>
-          <w:sz w:val="24"/>
-          <w:szCs w:val="24"/>
-        </w:rPr>
-        <w:t xml:space="preserve">             Rectangle </w:t>
-      </w:r>
-    </w:p>
-    <w:p>
-      <w:pPr>
-        <w:rPr>
-          <w:rFonts w:ascii="Times New Roman" w:hAnsi="Times New Roman" w:cs="Times New Roman"/>
-          <w:sz w:val="24"/>
-          <w:szCs w:val="24"/>
-        </w:rPr>
-      </w:pPr>
-    </w:p>
-    <w:p>
-      <w:pPr>
-        <w:rPr>
-          <w:rFonts w:ascii="Times New Roman" w:hAnsi="Times New Roman" w:cs="Times New Roman"/>
-          <w:sz w:val="24"/>
-          <w:szCs w:val="24"/>
-        </w:rPr>
-      </w:pPr>
-      <w:r>
-        <w:rPr>
-          <w:rFonts w:ascii="Times New Roman" w:hAnsi="Times New Roman" w:cs="Times New Roman"/>
-          <w:sz w:val="24"/>
-          <w:szCs w:val="24"/>
-        </w:rPr>
-        <w:t>4. colour the same picture [10]</w:t>
-      </w:r>
-    </w:p>
-    <w:p>
-      <w:pPr>
-        <w:rPr>
-          <w:rFonts w:ascii="Times New Roman" w:hAnsi="Times New Roman" w:cs="Times New Roman"/>
-          <w:sz w:val="24"/>
-          <w:szCs w:val="24"/>
-        </w:rPr>
-      </w:pPr>
-      <w:r>
-        <w:rPr>
-          <w:rFonts w:ascii="Times New Roman" w:hAnsi="Times New Roman" w:cs="Times New Roman"/>
-          <w:noProof/>
-          <w:sz w:val="24"/>
-          <w:szCs w:val="24"/>
-          <w:lang w:val="en-US" w:bidi="ne-NP"/>
-        </w:rPr>
-        <mc:AlternateContent>
-          <mc:Choice Requires="wps">
-            <w:drawing>
-              <wp:anchor distT="0" distB="0" distL="114300" distR="114300" simplePos="0" relativeHeight="251675648" behindDoc="0" locked="0" layoutInCell="1" allowOverlap="1" wp14:anchorId="789DB557" wp14:editId="5542B9A6">
-                <wp:simplePos x="0" y="0"/>
-                <wp:positionH relativeFrom="page">
-                  <wp:posOffset>4999264</wp:posOffset>
-                </wp:positionH>
-                <wp:positionV relativeFrom="paragraph">
-                  <wp:posOffset>3810</wp:posOffset>
-                </wp:positionV>
-                <wp:extent cx="1874520" cy="1380744"/>
-                <wp:effectExtent l="0" t="0" r="0" b="0"/>
-                <wp:wrapNone/>
-                <wp:docPr id="14" name="Rectangle 14"/>
-                <wp:cNvGraphicFramePr/>
-                <a:graphic xmlns:a="http://schemas.openxmlformats.org/drawingml/2006/main">
-                  <a:graphicData uri="http://schemas.microsoft.com/office/word/2010/wordprocessingShape">
-                    <wps:wsp>
-                      <wps:cNvSpPr/>
-                      <wps:spPr>
-                        <a:xfrm>
-                          <a:off x="0" y="0"/>
-                          <a:ext cx="1874520" cy="1380744"/>
-                        </a:xfrm>
-                        <a:prstGeom prst="rect">
-                          <a:avLst/>
-                        </a:prstGeom>
-                        <a:blipFill dpi="0" rotWithShape="1">
-                          <a:blip r:embed="rId9">
-                            <a:extLst>
-                              <a:ext uri="{28A0092B-C50C-407E-A947-70E740481C1C}">
-                                <a14:useLocalDpi xmlns:a14="http://schemas.microsoft.com/office/drawing/2010/main" val="0"/>
-                              </a:ext>
-                            </a:extLst>
-                          </a:blip>
-                          <a:srcRect/>
-                          <a:stretch>
-                            <a:fillRect/>
-                          </a:stretch>
-                        </a:blipFill>
-                        <a:ln>
-                          <a:noFill/>
-                        </a:ln>
-                      </wps:spPr>
-                      <wps:style>
-                        <a:lnRef idx="2">
-                          <a:schemeClr val="accent1">
-                            <a:shade val="50000"/>
-                          </a:schemeClr>
-                        </a:lnRef>
-                        <a:fillRef idx="1">
-                          <a:schemeClr val="accent1"/>
-                        </a:fillRef>
-                        <a:effectRef idx="0">
-                          <a:schemeClr val="accent1"/>
-                        </a:effectRef>
-                        <a:fontRef idx="minor">
-                          <a:schemeClr val="lt1"/>
-                        </a:fontRef>
-                      </wps:style>
-                      <wps:bodyPr rot="0" spcFirstLastPara="0" vertOverflow="overflow" horzOverflow="overflow" vert="horz" wrap="square" lIns="91440" tIns="45720" rIns="91440" bIns="45720" numCol="1" spcCol="0" rtlCol="0" fromWordArt="0" anchor="ctr" anchorCtr="0" forceAA="0" compatLnSpc="1">
-                        <a:prstTxWarp prst="textNoShape">
-                          <a:avLst/>
-                        </a:prstTxWarp>
-                        <a:noAutofit/>
-                      </wps:bodyPr>
-                    </wps:wsp>
-                  </a:graphicData>
-                </a:graphic>
-              </wp:anchor>
-            </w:drawing>
-          </mc:Choice>
-          <mc:Fallback>
-            <w:pict>
-              <v:rect w14:anchorId="5E8807CB" id="Rectangle 14" o:spid="_x0000_s1026" style="position:absolute;margin-left:393.65pt;margin-top:.3pt;width:147.6pt;height:108.7pt;z-index:251675648;visibility:visible;mso-wrap-style:square;mso-wrap-distance-left:9pt;mso-wrap-distance-top:0;mso-wrap-distance-right:9pt;mso-wrap-distance-bottom:0;mso-position-horizontal:absolute;mso-position-horizontal-relative:page;mso-position-vertical:absolute;mso-position-vertical-relative:text;v-text-anchor:middle" o:gfxdata="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" stroked="f" strokeweight="1pt">
-                <v:fill r:id="rId10" o:title="" recolor="t" rotate="t" type="frame"/>
-                <w10:wrap anchorx="page"/>
-              </v:rect>
-            </w:pict>
-          </mc:Fallback>
-        </mc:AlternateContent>
-      </w:r>
-      <w:r>
-        <w:rPr>
-          <w:rFonts w:ascii="Times New Roman" w:hAnsi="Times New Roman" w:cs="Times New Roman"/>
-          <w:noProof/>
-          <w:sz w:val="24"/>
-          <w:szCs w:val="24"/>
-          <w:lang w:val="en-US" w:bidi="ne-NP"/>
-        </w:rPr>
-        <mc:AlternateContent>
-          <mc:Choice Requires="wps">
-            <w:drawing>
-              <wp:anchor distT="0" distB="0" distL="114300" distR="114300" simplePos="0" relativeHeight="251673600" behindDoc="0" locked="0" layoutInCell="1" allowOverlap="1" wp14:anchorId="789DB557" wp14:editId="5542B9A6">
-                <wp:simplePos x="0" y="0"/>
-                <wp:positionH relativeFrom="margin">
-                  <wp:posOffset>2047694</wp:posOffset>
-                </wp:positionH>
-                <wp:positionV relativeFrom="paragraph">
-                  <wp:posOffset>10160</wp:posOffset>
-                </wp:positionV>
-                <wp:extent cx="1874520" cy="1380744"/>
-                <wp:effectExtent l="0" t="0" r="0" b="0"/>
+                <wp:extent cx="2238375" cy="1847850"/>
+                <wp:effectExtent l="0" t="0" r="9525" b="0"/>
                 <wp:wrapNone/>
                 <wp:docPr id="13" name="Rectangle 13"/>
                 <wp:cNvGraphicFramePr/>
@@ -1188,7 +2430,7 @@
                       <wps:spPr>
                         <a:xfrm>
                           <a:off x="0" y="0"/>
-                          <a:ext cx="1874520" cy="1380744"/>
+                          <a:ext cx="2238375" cy="1847850"/>
                         </a:xfrm>
                         <a:prstGeom prst="rect">
                           <a:avLst/>
@@ -1235,12 +2477,18 @@
                     </wps:wsp>
                   </a:graphicData>
                 </a:graphic>
+                <wp14:sizeRelH relativeFrom="margin">
+                  <wp14:pctWidth>0</wp14:pctWidth>
+                </wp14:sizeRelH>
+                <wp14:sizeRelV relativeFrom="margin">
+                  <wp14:pctHeight>0</wp14:pctHeight>
+                </wp14:sizeRelV>
               </wp:anchor>
             </w:drawing>
           </mc:Choice>
           <mc:Fallback>
             <w:pict>
-              <v:rect w14:anchorId="03592D2D" id="Rectangle 13" o:spid="_x0000_s1026" style="position:absolute;margin-left:161.25pt;margin-top:.8pt;width:147.6pt;height:108.7pt;z-index:251673600;visibility:visible;mso-wrap-style:square;mso-wrap-distance-left:9pt;mso-wrap-distance-top:0;mso-wrap-distance-right:9pt;mso-wrap-distance-bottom:0;mso-position-horizontal:absolute;mso-position-horizontal-relative:margin;mso-position-vertical:absolute;mso-position-vertical-relative:text;v-text-anchor:middle" o:gfxdata="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" stroked="f" strokeweight="1pt">
+              <v:rect w14:anchorId="6AD3F308" id="Rectangle 13" o:spid="_x0000_s1026" style="position:absolute;margin-left:168.75pt;margin-top:.55pt;width:176.25pt;height:145.5pt;z-index:251673600;visibility:visible;mso-wrap-style:square;mso-width-percent:0;mso-height-percent:0;mso-wrap-distance-left:9pt;mso-wrap-distance-top:0;mso-wrap-distance-right:9pt;mso-wrap-distance-bottom:0;mso-position-horizontal:absolute;mso-position-horizontal-relative:margin;mso-position-vertical:absolute;mso-position-vertical-relative:text;mso-width-percent:0;mso-height-percent:0;mso-width-relative:margin;mso-height-relative:margin;v-text-anchor:middle" o:gfxdata="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" stroked="f" strokeweight="1pt">
                 <v:fill r:id="rId12" o:title="" recolor="t" rotate="t" type="frame"/>
                 <w10:wrap anchorx="margin"/>
               </v:rect>
@@ -1252,25 +2500,25 @@
         <w:rPr>
           <w:rFonts w:ascii="Times New Roman" w:hAnsi="Times New Roman" w:cs="Times New Roman"/>
           <w:noProof/>
-          <w:sz w:val="24"/>
-          <w:szCs w:val="24"/>
+          <w:sz w:val="32"/>
+          <w:szCs w:val="32"/>
           <w:lang w:val="en-US" w:bidi="ne-NP"/>
         </w:rPr>
         <mc:AlternateContent>
           <mc:Choice Requires="wps">
             <w:drawing>
-              <wp:anchor distT="0" distB="0" distL="114300" distR="114300" simplePos="0" relativeHeight="251671552" behindDoc="0" locked="0" layoutInCell="1" allowOverlap="1" wp14:anchorId="789DB557" wp14:editId="5542B9A6">
+              <wp:anchor distT="0" distB="0" distL="114300" distR="114300" simplePos="0" relativeHeight="251675648" behindDoc="0" locked="0" layoutInCell="1" allowOverlap="1" wp14:anchorId="111CE1F5" wp14:editId="1A432376">
                 <wp:simplePos x="0" y="0"/>
-                <wp:positionH relativeFrom="margin">
-                  <wp:align>left</wp:align>
+                <wp:positionH relativeFrom="page">
+                  <wp:posOffset>5000625</wp:posOffset>
                 </wp:positionH>
                 <wp:positionV relativeFrom="paragraph">
-                  <wp:posOffset>13469</wp:posOffset>
+                  <wp:posOffset>6985</wp:posOffset>
                 </wp:positionV>
-                <wp:extent cx="1874520" cy="1380744"/>
+                <wp:extent cx="1874520" cy="2647950"/>
                 <wp:effectExtent l="0" t="0" r="0" b="0"/>
                 <wp:wrapNone/>
-                <wp:docPr id="12" name="Rectangle 12"/>
+                <wp:docPr id="14" name="Rectangle 14"/>
                 <wp:cNvGraphicFramePr/>
                 <a:graphic xmlns:a="http://schemas.openxmlformats.org/drawingml/2006/main">
                   <a:graphicData uri="http://schemas.microsoft.com/office/word/2010/wordprocessingShape">
@@ -1279,13 +2527,13 @@
                       <wps:spPr>
                         <a:xfrm>
                           <a:off x="0" y="0"/>
-                          <a:ext cx="1874520" cy="1380744"/>
+                          <a:ext cx="1874520" cy="2647950"/>
                         </a:xfrm>
                         <a:prstGeom prst="rect">
                           <a:avLst/>
                         </a:prstGeom>
                         <a:blipFill dpi="0" rotWithShape="1">
-                          <a:blip r:embed="rId13">
+                          <a:blip r:embed="rId13" cstate="print">
                             <a:extLst>
                               <a:ext uri="{28A0092B-C50C-407E-A947-70E740481C1C}">
                                 <a14:useLocalDpi xmlns:a14="http://schemas.microsoft.com/office/drawing/2010/main" val="0"/>
@@ -1326,52 +2574,45 @@
                     </wps:wsp>
                   </a:graphicData>
                 </a:graphic>
+                <wp14:sizeRelV relativeFrom="margin">
+                  <wp14:pctHeight>0</wp14:pctHeight>
+                </wp14:sizeRelV>
               </wp:anchor>
             </w:drawing>
           </mc:Choice>
           <mc:Fallback>
             <w:pict>
-              <v:rect w14:anchorId="0EFCA266" id="Rectangle 12" o:spid="_x0000_s1026" style="position:absolute;margin-left:0;margin-top:1.05pt;width:147.6pt;height:108.7pt;z-index:251671552;visibility:visible;mso-wrap-style:square;mso-wrap-distance-left:9pt;mso-wrap-distance-top:0;mso-wrap-distance-right:9pt;mso-wrap-distance-bottom:0;mso-position-horizontal:left;mso-position-horizontal-relative:margin;mso-position-vertical:absolute;mso-position-vertical-relative:text;v-text-anchor:middle" o:gfxdata="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" stroked="f" strokeweight="1pt">
+              <v:rect w14:anchorId="3A040D4D" id="Rectangle 14" o:spid="_x0000_s1026" style="position:absolute;margin-left:393.75pt;margin-top:.55pt;width:147.6pt;height:208.5pt;z-index:251675648;visibility:visible;mso-wrap-style:square;mso-height-percent:0;mso-wrap-distance-left:9pt;mso-wrap-distance-top:0;mso-wrap-distance-right:9pt;mso-wrap-distance-bottom:0;mso-position-horizontal:absolute;mso-position-horizontal-relative:page;mso-position-vertical:absolute;mso-position-vertical-relative:text;mso-height-percent:0;mso-height-relative:margin;v-text-anchor:middle" o:gfxdata="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" stroked="f" strokeweight="1pt">
                 <v:fill r:id="rId14" o:title="" recolor="t" rotate="t" type="frame"/>
-                <w10:wrap anchorx="margin"/>
+                <w10:wrap anchorx="page"/>
               </v:rect>
             </w:pict>
           </mc:Fallback>
         </mc:AlternateContent>
       </w:r>
-    </w:p>
-    <w:p>
-      <w:pPr>
-        <w:rPr>
-          <w:rFonts w:ascii="Times New Roman" w:hAnsi="Times New Roman" w:cs="Times New Roman"/>
-          <w:sz w:val="24"/>
-          <w:szCs w:val="24"/>
-          <w:lang w:val="en-US"/>
-        </w:rPr>
-      </w:pPr>
       <w:r>
         <w:rPr>
           <w:rFonts w:ascii="Times New Roman" w:hAnsi="Times New Roman" w:cs="Times New Roman"/>
           <w:noProof/>
-          <w:sz w:val="24"/>
-          <w:szCs w:val="24"/>
+          <w:sz w:val="32"/>
+          <w:szCs w:val="32"/>
           <w:lang w:val="en-US" w:bidi="ne-NP"/>
         </w:rPr>
         <mc:AlternateContent>
           <mc:Choice Requires="wps">
             <w:drawing>
-              <wp:anchor distT="0" distB="0" distL="114300" distR="114300" simplePos="0" relativeHeight="251679744" behindDoc="0" locked="0" layoutInCell="1" allowOverlap="1" wp14:anchorId="3EB7FB48" wp14:editId="332FDFF5">
+              <wp:anchor distT="0" distB="0" distL="114300" distR="114300" simplePos="0" relativeHeight="251671552" behindDoc="0" locked="0" layoutInCell="1" allowOverlap="1" wp14:anchorId="02146CAD" wp14:editId="0A31241D">
                 <wp:simplePos x="0" y="0"/>
-                <wp:positionH relativeFrom="page">
-                  <wp:posOffset>4968240</wp:posOffset>
+                <wp:positionH relativeFrom="margin">
+                  <wp:align>left</wp:align>
                 </wp:positionH>
                 <wp:positionV relativeFrom="paragraph">
-                  <wp:posOffset>1337945</wp:posOffset>
+                  <wp:posOffset>13469</wp:posOffset>
                 </wp:positionV>
-                <wp:extent cx="1874520" cy="1380744"/>
-                <wp:effectExtent l="0" t="0" r="0" b="0"/>
+                <wp:extent cx="1922145" cy="2457450"/>
+                <wp:effectExtent l="0" t="0" r="1905" b="0"/>
                 <wp:wrapNone/>
-                <wp:docPr id="16" name="Rectangle 16"/>
+                <wp:docPr id="12" name="Rectangle 12"/>
                 <wp:cNvGraphicFramePr/>
                 <a:graphic xmlns:a="http://schemas.openxmlformats.org/drawingml/2006/main">
                   <a:graphicData uri="http://schemas.microsoft.com/office/word/2010/wordprocessingShape">
@@ -1380,13 +2621,13 @@
                       <wps:spPr>
                         <a:xfrm>
                           <a:off x="0" y="0"/>
-                          <a:ext cx="1874520" cy="1380744"/>
+                          <a:ext cx="1922145" cy="2457450"/>
                         </a:xfrm>
                         <a:prstGeom prst="rect">
                           <a:avLst/>
                         </a:prstGeom>
                         <a:blipFill dpi="0" rotWithShape="1">
-                          <a:blip r:embed="rId15">
+                          <a:blip r:embed="rId15" cstate="print">
                             <a:extLst>
                               <a:ext uri="{28A0092B-C50C-407E-A947-70E740481C1C}">
                                 <a14:useLocalDpi xmlns:a14="http://schemas.microsoft.com/office/drawing/2010/main" val="0"/>
@@ -1427,42 +2668,58 @@
                     </wps:wsp>
                   </a:graphicData>
                 </a:graphic>
+                <wp14:sizeRelH relativeFrom="margin">
+                  <wp14:pctWidth>0</wp14:pctWidth>
+                </wp14:sizeRelH>
+                <wp14:sizeRelV relativeFrom="margin">
+                  <wp14:pctHeight>0</wp14:pctHeight>
+                </wp14:sizeRelV>
               </wp:anchor>
             </w:drawing>
           </mc:Choice>
           <mc:Fallback>
             <w:pict>
-              <v:rect w14:anchorId="21B3D6D1" id="Rectangle 16" o:spid="_x0000_s1026" style="position:absolute;margin-left:391.2pt;margin-top:105.35pt;width:147.6pt;height:108.7pt;z-index:251679744;visibility:visible;mso-wrap-style:square;mso-wrap-distance-left:9pt;mso-wrap-distance-top:0;mso-wrap-distance-right:9pt;mso-wrap-distance-bottom:0;mso-position-horizontal:absolute;mso-position-horizontal-relative:page;mso-position-vertical:absolute;mso-position-vertical-relative:text;v-text-anchor:middle" o:gfxdata="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" stroked="f" strokeweight="1pt">
+              <v:rect w14:anchorId="26C3989A" id="Rectangle 12" o:spid="_x0000_s1026" style="position:absolute;margin-left:0;margin-top:1.05pt;width:151.35pt;height:193.5pt;z-index:251671552;visibility:visible;mso-wrap-style:square;mso-width-percent:0;mso-height-percent:0;mso-wrap-distance-left:9pt;mso-wrap-distance-top:0;mso-wrap-distance-right:9pt;mso-wrap-distance-bottom:0;mso-position-horizontal:left;mso-position-horizontal-relative:margin;mso-position-vertical:absolute;mso-position-vertical-relative:text;mso-width-percent:0;mso-height-percent:0;mso-width-relative:margin;mso-height-relative:margin;v-text-anchor:middle" o:gfxdata="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" stroked="f" strokeweight="1pt">
                 <v:fill r:id="rId16" o:title="" recolor="t" rotate="t" type="frame"/>
-                <w10:wrap anchorx="page"/>
+                <w10:wrap anchorx="margin"/>
               </v:rect>
             </w:pict>
           </mc:Fallback>
         </mc:AlternateContent>
       </w:r>
+    </w:p>
+    <w:p>
+      <w:pPr>
+        <w:rPr>
+          <w:rFonts w:ascii="Times New Roman" w:hAnsi="Times New Roman" w:cs="Times New Roman"/>
+          <w:sz w:val="32"/>
+          <w:szCs w:val="32"/>
+          <w:lang w:val="en-US"/>
+        </w:rPr>
+      </w:pPr>
       <w:r>
         <w:rPr>
           <w:rFonts w:ascii="Times New Roman" w:hAnsi="Times New Roman" w:cs="Times New Roman"/>
           <w:noProof/>
-          <w:sz w:val="24"/>
-          <w:szCs w:val="24"/>
+          <w:sz w:val="32"/>
+          <w:szCs w:val="32"/>
           <w:lang w:val="en-US" w:bidi="ne-NP"/>
         </w:rPr>
         <mc:AlternateContent>
           <mc:Choice Requires="wps">
             <w:drawing>
-              <wp:anchor distT="0" distB="0" distL="114300" distR="114300" simplePos="0" relativeHeight="251677696" behindDoc="0" locked="0" layoutInCell="1" allowOverlap="1" wp14:anchorId="3EB7FB48" wp14:editId="332FDFF5">
+              <wp:anchor distT="0" distB="0" distL="114300" distR="114300" simplePos="0" relativeHeight="251669504" behindDoc="0" locked="0" layoutInCell="1" allowOverlap="1" wp14:anchorId="372B33C6" wp14:editId="0240EEC0">
                 <wp:simplePos x="0" y="0"/>
                 <wp:positionH relativeFrom="margin">
-                  <wp:posOffset>2065020</wp:posOffset>
+                  <wp:posOffset>-142875</wp:posOffset>
                 </wp:positionH>
                 <wp:positionV relativeFrom="paragraph">
-                  <wp:posOffset>1332865</wp:posOffset>
+                  <wp:posOffset>2844165</wp:posOffset>
                 </wp:positionV>
-                <wp:extent cx="1874520" cy="1380744"/>
-                <wp:effectExtent l="0" t="0" r="0" b="0"/>
+                <wp:extent cx="2065020" cy="2409825"/>
+                <wp:effectExtent l="0" t="0" r="0" b="9525"/>
                 <wp:wrapNone/>
-                <wp:docPr id="15" name="Rectangle 15"/>
+                <wp:docPr id="11" name="Rectangle 11"/>
                 <wp:cNvGraphicFramePr/>
                 <a:graphic xmlns:a="http://schemas.openxmlformats.org/drawingml/2006/main">
                   <a:graphicData uri="http://schemas.microsoft.com/office/word/2010/wordprocessingShape">
@@ -1471,7 +2728,7 @@
                       <wps:spPr>
                         <a:xfrm>
                           <a:off x="0" y="0"/>
-                          <a:ext cx="1874520" cy="1380744"/>
+                          <a:ext cx="2065020" cy="2409825"/>
                         </a:xfrm>
                         <a:prstGeom prst="rect">
                           <a:avLst/>
@@ -1518,12 +2775,18 @@
                     </wps:wsp>
                   </a:graphicData>
                 </a:graphic>
+                <wp14:sizeRelH relativeFrom="margin">
+                  <wp14:pctWidth>0</wp14:pctWidth>
+                </wp14:sizeRelH>
+                <wp14:sizeRelV relativeFrom="margin">
+                  <wp14:pctHeight>0</wp14:pctHeight>
+                </wp14:sizeRelV>
               </wp:anchor>
             </w:drawing>
           </mc:Choice>
           <mc:Fallback>
             <w:pict>
-              <v:rect w14:anchorId="27569A30" id="Rectangle 15" o:spid="_x0000_s1026" style="position:absolute;margin-left:162.6pt;margin-top:104.95pt;width:147.6pt;height:108.7pt;z-index:251677696;visibility:visible;mso-wrap-style:square;mso-wrap-distance-left:9pt;mso-wrap-distance-top:0;mso-wrap-distance-right:9pt;mso-wrap-distance-bottom:0;mso-position-horizontal:absolute;mso-position-horizontal-relative:margin;mso-position-vertical:absolute;mso-position-vertical-relative:text;v-text-anchor:middle" o:gfxdata="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" stroked="f" strokeweight="1pt">
+              <v:rect w14:anchorId="0D97D314" id="Rectangle 11" o:spid="_x0000_s1026" style="position:absolute;margin-left:-11.25pt;margin-top:223.95pt;width:162.6pt;height:189.75pt;z-index:251669504;visibility:visible;mso-wrap-style:square;mso-width-percent:0;mso-height-percent:0;mso-wrap-distance-left:9pt;mso-wrap-distance-top:0;mso-wrap-distance-right:9pt;mso-wrap-distance-bottom:0;mso-position-horizontal:absolute;mso-position-horizontal-relative:margin;mso-position-vertical:absolute;mso-position-vertical-relative:text;mso-width-percent:0;mso-height-percent:0;mso-width-relative:margin;mso-height-relative:margin;v-text-anchor:middle" o:gfxdata="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" stroked="f" strokeweight="1pt">
                 <v:fill r:id="rId18" o:title="" recolor="t" rotate="t" type="frame"/>
                 <w10:wrap anchorx="margin"/>
               </v:rect>
@@ -1535,25 +2798,25 @@
         <w:rPr>
           <w:rFonts w:ascii="Times New Roman" w:hAnsi="Times New Roman" w:cs="Times New Roman"/>
           <w:noProof/>
-          <w:sz w:val="24"/>
-          <w:szCs w:val="24"/>
+          <w:sz w:val="32"/>
+          <w:szCs w:val="32"/>
           <w:lang w:val="en-US" w:bidi="ne-NP"/>
         </w:rPr>
         <mc:AlternateContent>
           <mc:Choice Requires="wps">
             <w:drawing>
-              <wp:anchor distT="0" distB="0" distL="114300" distR="114300" simplePos="0" relativeHeight="251669504" behindDoc="0" locked="0" layoutInCell="1" allowOverlap="1">
+              <wp:anchor distT="0" distB="0" distL="114300" distR="114300" simplePos="0" relativeHeight="251686912" behindDoc="0" locked="0" layoutInCell="1" allowOverlap="1" wp14:anchorId="7A34EF14" wp14:editId="622E8D37">
                 <wp:simplePos x="0" y="0"/>
                 <wp:positionH relativeFrom="margin">
-                  <wp:align>left</wp:align>
+                  <wp:posOffset>2335530</wp:posOffset>
                 </wp:positionH>
                 <wp:positionV relativeFrom="paragraph">
-                  <wp:posOffset>1339850</wp:posOffset>
+                  <wp:posOffset>2787015</wp:posOffset>
                 </wp:positionV>
-                <wp:extent cx="1874520" cy="1380744"/>
-                <wp:effectExtent l="0" t="0" r="0" b="0"/>
+                <wp:extent cx="2065020" cy="2409825"/>
+                <wp:effectExtent l="0" t="0" r="0" b="9525"/>
                 <wp:wrapNone/>
-                <wp:docPr id="11" name="Rectangle 11"/>
+                <wp:docPr id="198949422" name="Rectangle 198949422"/>
                 <wp:cNvGraphicFramePr/>
                 <a:graphic xmlns:a="http://schemas.openxmlformats.org/drawingml/2006/main">
                   <a:graphicData uri="http://schemas.microsoft.com/office/word/2010/wordprocessingShape">
@@ -1562,7 +2825,7 @@
                       <wps:spPr>
                         <a:xfrm>
                           <a:off x="0" y="0"/>
-                          <a:ext cx="1874520" cy="1380744"/>
+                          <a:ext cx="2065020" cy="2409825"/>
                         </a:xfrm>
                         <a:prstGeom prst="rect">
                           <a:avLst/>
@@ -1609,12 +2872,18 @@
                     </wps:wsp>
                   </a:graphicData>
                 </a:graphic>
+                <wp14:sizeRelH relativeFrom="margin">
+                  <wp14:pctWidth>0</wp14:pctWidth>
+                </wp14:sizeRelH>
+                <wp14:sizeRelV relativeFrom="margin">
+                  <wp14:pctHeight>0</wp14:pctHeight>
+                </wp14:sizeRelV>
               </wp:anchor>
             </w:drawing>
           </mc:Choice>
           <mc:Fallback>
             <w:pict>
-              <v:rect w14:anchorId="3048A914" id="Rectangle 11" o:spid="_x0000_s1026" style="position:absolute;margin-left:0;margin-top:105.5pt;width:147.6pt;height:108.7pt;z-index:251669504;visibility:visible;mso-wrap-style:square;mso-wrap-distance-left:9pt;mso-wrap-distance-top:0;mso-wrap-distance-right:9pt;mso-wrap-distance-bottom:0;mso-position-horizontal:left;mso-position-horizontal-relative:margin;mso-position-vertical:absolute;mso-position-vertical-relative:text;v-text-anchor:middle" o:gfxdata="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" stroked="f" strokeweight="1pt">
+              <v:rect w14:anchorId="15609938" id="Rectangle 198949422" o:spid="_x0000_s1026" style="position:absolute;margin-left:183.9pt;margin-top:219.45pt;width:162.6pt;height:189.75pt;z-index:251686912;visibility:visible;mso-wrap-style:square;mso-width-percent:0;mso-height-percent:0;mso-wrap-distance-left:9pt;mso-wrap-distance-top:0;mso-wrap-distance-right:9pt;mso-wrap-distance-bottom:0;mso-position-horizontal:absolute;mso-position-horizontal-relative:margin;mso-position-vertical:absolute;mso-position-vertical-relative:text;mso-width-percent:0;mso-height-percent:0;mso-width-relative:margin;mso-height-relative:margin;v-text-anchor:middle" o:gfxdata="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" stroked="f" strokeweight="1pt">
                 <v:fill r:id="rId18" o:title="" recolor="t" rotate="t" type="frame"/>
                 <w10:wrap anchorx="margin"/>
               </v:rect>
@@ -1625,61 +2894,173 @@
       <w:r>
         <w:rPr>
           <w:rFonts w:ascii="Times New Roman" w:hAnsi="Times New Roman" w:cs="Times New Roman"/>
-          <w:sz w:val="24"/>
-          <w:szCs w:val="24"/>
-          <w:lang w:val="en-US"/>
-        </w:rPr>
-        <w:br w:type="page"/>
-      </w:r>
-    </w:p>
-    <w:p>
-      <w:pPr>
-        <w:rPr>
-          <w:rFonts w:ascii="Times New Roman" w:hAnsi="Times New Roman" w:cs="Times New Roman"/>
-          <w:sz w:val="24"/>
-          <w:szCs w:val="24"/>
-        </w:rPr>
-      </w:pPr>
-      <w:r>
-        <w:rPr>
-          <w:rFonts w:ascii="Times New Roman" w:hAnsi="Times New Roman" w:cs="Times New Roman"/>
-          <w:sz w:val="24"/>
-          <w:szCs w:val="24"/>
-        </w:rPr>
-        <w:lastRenderedPageBreak/>
-        <w:t>4. colour it. [10]</w:t>
-      </w:r>
-    </w:p>
-    <w:p>
-      <w:pPr>
-        <w:rPr>
-          <w:rFonts w:ascii="Times New Roman" w:hAnsi="Times New Roman" w:cs="Times New Roman"/>
-          <w:sz w:val="24"/>
-          <w:szCs w:val="24"/>
-        </w:rPr>
-      </w:pPr>
-      <w:bookmarkStart w:id="0" w:name="_GoBack"/>
-      <w:r>
-        <w:rPr>
-          <w:rFonts w:ascii="Times New Roman" w:hAnsi="Times New Roman" w:cs="Times New Roman"/>
           <w:noProof/>
-          <w:sz w:val="24"/>
-          <w:szCs w:val="24"/>
+          <w:sz w:val="32"/>
+          <w:szCs w:val="32"/>
           <w:lang w:val="en-US" w:bidi="ne-NP"/>
         </w:rPr>
         <mc:AlternateContent>
           <mc:Choice Requires="wps">
             <w:drawing>
-              <wp:anchor distT="0" distB="0" distL="114300" distR="114300" simplePos="0" relativeHeight="251680768" behindDoc="0" locked="0" layoutInCell="1" allowOverlap="1">
+              <wp:anchor distT="0" distB="0" distL="114300" distR="114300" simplePos="0" relativeHeight="251679744" behindDoc="0" locked="0" layoutInCell="1" allowOverlap="1" wp14:anchorId="001BB182" wp14:editId="7EB894CB">
+                <wp:simplePos x="0" y="0"/>
+                <wp:positionH relativeFrom="page">
+                  <wp:posOffset>5343525</wp:posOffset>
+                </wp:positionH>
+                <wp:positionV relativeFrom="paragraph">
+                  <wp:posOffset>2672715</wp:posOffset>
+                </wp:positionV>
+                <wp:extent cx="1998345" cy="1714500"/>
+                <wp:effectExtent l="0" t="0" r="1905" b="0"/>
+                <wp:wrapNone/>
+                <wp:docPr id="16" name="Rectangle 16"/>
+                <wp:cNvGraphicFramePr/>
+                <a:graphic xmlns:a="http://schemas.openxmlformats.org/drawingml/2006/main">
+                  <a:graphicData uri="http://schemas.microsoft.com/office/word/2010/wordprocessingShape">
+                    <wps:wsp>
+                      <wps:cNvSpPr/>
+                      <wps:spPr>
+                        <a:xfrm>
+                          <a:off x="0" y="0"/>
+                          <a:ext cx="1998345" cy="1714500"/>
+                        </a:xfrm>
+                        <a:prstGeom prst="rect">
+                          <a:avLst/>
+                        </a:prstGeom>
+                        <a:blipFill dpi="0" rotWithShape="1">
+                          <a:blip r:embed="rId19" cstate="print">
+                            <a:extLst>
+                              <a:ext uri="{BEBA8EAE-BF5A-486C-A8C5-ECC9F3942E4B}">
+                                <a14:imgProps xmlns:a14="http://schemas.microsoft.com/office/drawing/2010/main">
+                                  <a14:imgLayer r:embed="rId20">
+                                    <a14:imgEffect>
+                                      <a14:sharpenSoften amount="50000"/>
+                                    </a14:imgEffect>
+                                    <a14:imgEffect>
+                                      <a14:brightnessContrast bright="40000" contrast="-40000"/>
+                                    </a14:imgEffect>
+                                  </a14:imgLayer>
+                                </a14:imgProps>
+                              </a:ext>
+                              <a:ext uri="{28A0092B-C50C-407E-A947-70E740481C1C}">
+                                <a14:useLocalDpi xmlns:a14="http://schemas.microsoft.com/office/drawing/2010/main" val="0"/>
+                              </a:ext>
+                            </a:extLst>
+                          </a:blip>
+                          <a:srcRect/>
+                          <a:stretch>
+                            <a:fillRect/>
+                          </a:stretch>
+                        </a:blipFill>
+                        <a:ln>
+                          <a:noFill/>
+                        </a:ln>
+                      </wps:spPr>
+                      <wps:style>
+                        <a:lnRef idx="2">
+                          <a:schemeClr val="accent1">
+                            <a:shade val="50000"/>
+                          </a:schemeClr>
+                        </a:lnRef>
+                        <a:fillRef idx="1">
+                          <a:schemeClr val="accent1"/>
+                        </a:fillRef>
+                        <a:effectRef idx="0">
+                          <a:schemeClr val="accent1"/>
+                        </a:effectRef>
+                        <a:fontRef idx="minor">
+                          <a:schemeClr val="lt1"/>
+                        </a:fontRef>
+                      </wps:style>
+                      <wps:bodyPr rot="0" spcFirstLastPara="0" vertOverflow="overflow" horzOverflow="overflow" vert="horz" wrap="square" lIns="91440" tIns="45720" rIns="91440" bIns="45720" numCol="1" spcCol="0" rtlCol="0" fromWordArt="0" anchor="ctr" anchorCtr="0" forceAA="0" compatLnSpc="1">
+                        <a:prstTxWarp prst="textNoShape">
+                          <a:avLst/>
+                        </a:prstTxWarp>
+                        <a:noAutofit/>
+                      </wps:bodyPr>
+                    </wps:wsp>
+                  </a:graphicData>
+                </a:graphic>
+                <wp14:sizeRelH relativeFrom="margin">
+                  <wp14:pctWidth>0</wp14:pctWidth>
+                </wp14:sizeRelH>
+                <wp14:sizeRelV relativeFrom="margin">
+                  <wp14:pctHeight>0</wp14:pctHeight>
+                </wp14:sizeRelV>
+              </wp:anchor>
+            </w:drawing>
+          </mc:Choice>
+          <mc:Fallback>
+            <w:pict>
+              <v:rect w14:anchorId="3AEB8255" id="Rectangle 16" o:spid="_x0000_s1026" style="position:absolute;margin-left:420.75pt;margin-top:210.45pt;width:157.35pt;height:135pt;z-index:251679744;visibility:visible;mso-wrap-style:square;mso-width-percent:0;mso-height-percent:0;mso-wrap-distance-left:9pt;mso-wrap-distance-top:0;mso-wrap-distance-right:9pt;mso-wrap-distance-bottom:0;mso-position-horizontal:absolute;mso-position-horizontal-relative:page;mso-position-vertical:absolute;mso-position-vertical-relative:text;mso-width-percent:0;mso-height-percent:0;mso-width-relative:margin;mso-height-relative:margin;v-text-anchor:middle" o:gfxdata="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" stroked="f" strokeweight="1pt">
+                <v:fill r:id="rId21" o:title="" recolor="t" rotate="t" type="frame"/>
+                <w10:wrap anchorx="page"/>
+              </v:rect>
+            </w:pict>
+          </mc:Fallback>
+        </mc:AlternateContent>
+      </w:r>
+      <w:r>
+        <w:rPr>
+          <w:rFonts w:ascii="Times New Roman" w:hAnsi="Times New Roman" w:cs="Times New Roman"/>
+          <w:sz w:val="32"/>
+          <w:szCs w:val="32"/>
+          <w:lang w:val="en-US"/>
+        </w:rPr>
+        <w:br w:type="page"/>
+      </w:r>
+    </w:p>
+    <w:p>
+      <w:pPr>
+        <w:rPr>
+          <w:rFonts w:ascii="Times New Roman" w:hAnsi="Times New Roman" w:cs="Times New Roman"/>
+          <w:b/>
+          <w:bCs/>
+          <w:sz w:val="32"/>
+          <w:szCs w:val="32"/>
+        </w:rPr>
+      </w:pPr>
+      <w:r>
+        <w:rPr>
+          <w:rFonts w:ascii="Times New Roman" w:hAnsi="Times New Roman" w:cs="Times New Roman"/>
+          <w:b/>
+          <w:bCs/>
+          <w:sz w:val="32"/>
+          <w:szCs w:val="32"/>
+        </w:rPr>
+        <w:lastRenderedPageBreak/>
+        <w:t>4. colour it. [10]</w:t>
+      </w:r>
+    </w:p>
+    <w:p>
+      <w:pPr>
+        <w:rPr>
+          <w:rFonts w:ascii="Times New Roman" w:hAnsi="Times New Roman" w:cs="Times New Roman"/>
+          <w:sz w:val="32"/>
+          <w:szCs w:val="32"/>
+        </w:rPr>
+      </w:pPr>
+      <w:r>
+        <w:rPr>
+          <w:rFonts w:ascii="Times New Roman" w:hAnsi="Times New Roman" w:cs="Times New Roman"/>
+          <w:noProof/>
+          <w:sz w:val="32"/>
+          <w:szCs w:val="32"/>
+          <w:lang w:val="en-US" w:bidi="ne-NP"/>
+        </w:rPr>
+        <mc:AlternateContent>
+          <mc:Choice Requires="wps">
+            <w:drawing>
+              <wp:anchor distT="0" distB="0" distL="114300" distR="114300" simplePos="0" relativeHeight="251680768" behindDoc="0" locked="0" layoutInCell="1" allowOverlap="1" wp14:anchorId="0C542E96" wp14:editId="17012CD5">
                 <wp:simplePos x="0" y="0"/>
                 <wp:positionH relativeFrom="margin">
-                  <wp:align>left</wp:align>
+                  <wp:posOffset>-914400</wp:posOffset>
                 </wp:positionH>
                 <wp:positionV relativeFrom="paragraph">
-                  <wp:posOffset>224098</wp:posOffset>
+                  <wp:posOffset>229235</wp:posOffset>
                 </wp:positionV>
-                <wp:extent cx="5702300" cy="6139542"/>
-                <wp:effectExtent l="0" t="0" r="12700" b="13970"/>
+                <wp:extent cx="8891752" cy="7630510"/>
+                <wp:effectExtent l="0" t="0" r="24130" b="27940"/>
                 <wp:wrapNone/>
                 <wp:docPr id="17" name="Rectangle 17"/>
                 <wp:cNvGraphicFramePr/>
@@ -1690,13 +3071,13 @@
                       <wps:spPr>
                         <a:xfrm>
                           <a:off x="0" y="0"/>
-                          <a:ext cx="5702300" cy="6139542"/>
+                          <a:ext cx="8891752" cy="7630510"/>
                         </a:xfrm>
                         <a:prstGeom prst="rect">
                           <a:avLst/>
                         </a:prstGeom>
                         <a:blipFill dpi="0" rotWithShape="1">
-                          <a:blip r:embed="rId19">
+                          <a:blip r:embed="rId22">
                             <a:extLst>
                               <a:ext uri="{28A0092B-C50C-407E-A947-70E740481C1C}">
                                 <a14:useLocalDpi xmlns:a14="http://schemas.microsoft.com/office/drawing/2010/main" val="0"/>
@@ -1745,28 +3126,262 @@
           </mc:Choice>
           <mc:Fallback>
             <w:pict>
-              <v:rect w14:anchorId="22EA3610" id="Rectangle 17" o:spid="_x0000_s1026" style="position:absolute;margin-left:0;margin-top:17.65pt;width:449pt;height:483.45pt;z-index:251680768;visibility:visible;mso-wrap-style:square;mso-width-percent:0;mso-height-percent:0;mso-wrap-distance-left:9pt;mso-wrap-distance-top:0;mso-wrap-distance-right:9pt;mso-wrap-distance-bottom:0;mso-position-horizontal:left;mso-position-horizontal-relative:margin;mso-position-vertical:absolute;mso-position-vertical-relative:text;mso-width-percent:0;mso-height-percent:0;mso-width-relative:margin;mso-height-relative:margin;v-text-anchor:middle" o:gfxdata="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" strokecolor="#1f4d78 [1604]" strokeweight="1pt">
-                <v:fill r:id="rId20" o:title="" recolor="t" rotate="t" type="frame"/>
+              <v:rect w14:anchorId="6A3E4CBF" id="Rectangle 17" o:spid="_x0000_s1026" style="position:absolute;margin-left:-1in;margin-top:18.05pt;width:700.15pt;height:600.85pt;z-index:251680768;visibility:visible;mso-wrap-style:square;mso-width-percent:0;mso-height-percent:0;mso-wrap-distance-left:9pt;mso-wrap-distance-top:0;mso-wrap-distance-right:9pt;mso-wrap-distance-bottom:0;mso-position-horizontal:absolute;mso-position-horizontal-relative:margin;mso-position-vertical:absolute;mso-position-vertical-relative:text;mso-width-percent:0;mso-height-percent:0;mso-width-relative:margin;mso-height-relative:margin;v-text-anchor:middle" o:gfxdata="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" strokecolor="#1f4d78 [1604]" strokeweight="1pt">
+                <v:fill r:id="rId23" o:title="" recolor="t" rotate="t" type="frame"/>
                 <w10:wrap anchorx="margin"/>
               </v:rect>
             </w:pict>
           </mc:Fallback>
         </mc:AlternateContent>
       </w:r>
-      <w:bookmarkEnd w:id="0"/>
-    </w:p>
-    <w:p>
-      <w:pPr>
-        <w:rPr>
-          <w:rFonts w:ascii="Times New Roman" w:hAnsi="Times New Roman" w:cs="Times New Roman"/>
-          <w:sz w:val="24"/>
-          <w:szCs w:val="24"/>
-        </w:rPr>
-      </w:pPr>
+    </w:p>
+    <w:p>
+      <w:pPr>
+        <w:rPr>
+          <w:rFonts w:ascii="Times New Roman" w:hAnsi="Times New Roman" w:cs="Times New Roman"/>
+          <w:sz w:val="32"/>
+          <w:szCs w:val="32"/>
+          <w:lang w:val="en-US"/>
+        </w:rPr>
+      </w:pPr>
+    </w:p>
+    <w:p>
+      <w:pPr>
+        <w:rPr>
+          <w:rFonts w:ascii="Times New Roman" w:hAnsi="Times New Roman" w:cs="Times New Roman"/>
+          <w:sz w:val="32"/>
+          <w:szCs w:val="32"/>
+          <w:lang w:val="en-US"/>
+        </w:rPr>
+      </w:pPr>
+    </w:p>
+    <w:p>
+      <w:pPr>
+        <w:rPr>
+          <w:rFonts w:ascii="Times New Roman" w:hAnsi="Times New Roman" w:cs="Times New Roman"/>
+          <w:sz w:val="32"/>
+          <w:szCs w:val="32"/>
+          <w:lang w:val="en-US"/>
+        </w:rPr>
+      </w:pPr>
+    </w:p>
+    <w:p>
+      <w:pPr>
+        <w:rPr>
+          <w:rFonts w:ascii="Times New Roman" w:hAnsi="Times New Roman" w:cs="Times New Roman"/>
+          <w:sz w:val="32"/>
+          <w:szCs w:val="32"/>
+          <w:lang w:val="en-US"/>
+        </w:rPr>
+      </w:pPr>
+    </w:p>
+    <w:p>
+      <w:pPr>
+        <w:rPr>
+          <w:rFonts w:ascii="Times New Roman" w:hAnsi="Times New Roman" w:cs="Times New Roman"/>
+          <w:sz w:val="32"/>
+          <w:szCs w:val="32"/>
+          <w:lang w:val="en-US"/>
+        </w:rPr>
+      </w:pPr>
+    </w:p>
+    <w:p>
+      <w:pPr>
+        <w:rPr>
+          <w:rFonts w:ascii="Times New Roman" w:hAnsi="Times New Roman" w:cs="Times New Roman"/>
+          <w:sz w:val="32"/>
+          <w:szCs w:val="32"/>
+          <w:lang w:val="en-US"/>
+        </w:rPr>
+      </w:pPr>
+    </w:p>
+    <w:p>
+      <w:pPr>
+        <w:rPr>
+          <w:rFonts w:ascii="Times New Roman" w:hAnsi="Times New Roman" w:cs="Times New Roman"/>
+          <w:sz w:val="32"/>
+          <w:szCs w:val="32"/>
+          <w:lang w:val="en-US"/>
+        </w:rPr>
+      </w:pPr>
+    </w:p>
+    <w:p>
+      <w:pPr>
+        <w:rPr>
+          <w:rFonts w:ascii="Times New Roman" w:hAnsi="Times New Roman" w:cs="Times New Roman"/>
+          <w:sz w:val="32"/>
+          <w:szCs w:val="32"/>
+          <w:lang w:val="en-US"/>
+        </w:rPr>
+      </w:pPr>
+    </w:p>
+    <w:p>
+      <w:pPr>
+        <w:rPr>
+          <w:rFonts w:ascii="Times New Roman" w:hAnsi="Times New Roman" w:cs="Times New Roman"/>
+          <w:sz w:val="32"/>
+          <w:szCs w:val="32"/>
+          <w:lang w:val="en-US"/>
+        </w:rPr>
+      </w:pPr>
+    </w:p>
+    <w:p>
+      <w:pPr>
+        <w:rPr>
+          <w:rFonts w:ascii="Times New Roman" w:hAnsi="Times New Roman" w:cs="Times New Roman"/>
+          <w:sz w:val="32"/>
+          <w:szCs w:val="32"/>
+          <w:lang w:val="en-US"/>
+        </w:rPr>
+      </w:pPr>
+    </w:p>
+    <w:p>
+      <w:pPr>
+        <w:rPr>
+          <w:rFonts w:ascii="Times New Roman" w:hAnsi="Times New Roman" w:cs="Times New Roman"/>
+          <w:sz w:val="32"/>
+          <w:szCs w:val="32"/>
+          <w:lang w:val="en-US"/>
+        </w:rPr>
+      </w:pPr>
+    </w:p>
+    <w:p>
+      <w:pPr>
+        <w:rPr>
+          <w:rFonts w:ascii="Times New Roman" w:hAnsi="Times New Roman" w:cs="Times New Roman"/>
+          <w:sz w:val="32"/>
+          <w:szCs w:val="32"/>
+          <w:lang w:val="en-US"/>
+        </w:rPr>
+      </w:pPr>
+    </w:p>
+    <w:p>
+      <w:pPr>
+        <w:rPr>
+          <w:rFonts w:ascii="Times New Roman" w:hAnsi="Times New Roman" w:cs="Times New Roman"/>
+          <w:sz w:val="32"/>
+          <w:szCs w:val="32"/>
+          <w:lang w:val="en-US"/>
+        </w:rPr>
+      </w:pPr>
+    </w:p>
+    <w:p>
+      <w:pPr>
+        <w:rPr>
+          <w:rFonts w:ascii="Times New Roman" w:hAnsi="Times New Roman" w:cs="Times New Roman"/>
+          <w:sz w:val="32"/>
+          <w:szCs w:val="32"/>
+          <w:lang w:val="en-US"/>
+        </w:rPr>
+      </w:pPr>
+    </w:p>
+    <w:p>
+      <w:pPr>
+        <w:rPr>
+          <w:rFonts w:ascii="Times New Roman" w:hAnsi="Times New Roman" w:cs="Times New Roman"/>
+          <w:sz w:val="32"/>
+          <w:szCs w:val="32"/>
+          <w:lang w:val="en-US"/>
+        </w:rPr>
+      </w:pPr>
+    </w:p>
+    <w:p>
+      <w:pPr>
+        <w:rPr>
+          <w:rFonts w:ascii="Times New Roman" w:hAnsi="Times New Roman" w:cs="Times New Roman"/>
+          <w:sz w:val="32"/>
+          <w:szCs w:val="32"/>
+          <w:lang w:val="en-US"/>
+        </w:rPr>
+      </w:pPr>
+    </w:p>
+    <w:p>
+      <w:pPr>
+        <w:rPr>
+          <w:rFonts w:ascii="Times New Roman" w:hAnsi="Times New Roman" w:cs="Times New Roman"/>
+          <w:sz w:val="32"/>
+          <w:szCs w:val="32"/>
+          <w:lang w:val="en-US"/>
+        </w:rPr>
+      </w:pPr>
+    </w:p>
+    <w:p>
+      <w:pPr>
+        <w:rPr>
+          <w:rFonts w:ascii="Times New Roman" w:hAnsi="Times New Roman" w:cs="Times New Roman"/>
+          <w:sz w:val="32"/>
+          <w:szCs w:val="32"/>
+          <w:lang w:val="en-US"/>
+        </w:rPr>
+      </w:pPr>
+    </w:p>
+    <w:p>
+      <w:pPr>
+        <w:rPr>
+          <w:rFonts w:ascii="Times New Roman" w:hAnsi="Times New Roman" w:cs="Times New Roman"/>
+          <w:sz w:val="32"/>
+          <w:szCs w:val="32"/>
+          <w:lang w:val="en-US"/>
+        </w:rPr>
+      </w:pPr>
+    </w:p>
+    <w:p>
+      <w:pPr>
+        <w:rPr>
+          <w:rFonts w:ascii="Times New Roman" w:hAnsi="Times New Roman" w:cs="Times New Roman"/>
+          <w:sz w:val="32"/>
+          <w:szCs w:val="32"/>
+          <w:lang w:val="en-US"/>
+        </w:rPr>
+      </w:pPr>
+    </w:p>
+    <w:p>
+      <w:pPr>
+        <w:rPr>
+          <w:rFonts w:ascii="Times New Roman" w:hAnsi="Times New Roman" w:cs="Times New Roman"/>
+          <w:sz w:val="32"/>
+          <w:szCs w:val="32"/>
+          <w:lang w:val="en-US"/>
+        </w:rPr>
+      </w:pPr>
+    </w:p>
+    <w:p>
+      <w:pPr>
+        <w:rPr>
+          <w:rFonts w:ascii="Times New Roman" w:hAnsi="Times New Roman" w:cs="Times New Roman"/>
+          <w:sz w:val="32"/>
+          <w:szCs w:val="32"/>
+          <w:lang w:val="en-US"/>
+        </w:rPr>
+      </w:pPr>
+    </w:p>
+    <w:p>
+      <w:pPr>
+        <w:jc w:val="center"/>
+        <w:rPr>
+          <w:rFonts w:ascii="Times New Roman" w:hAnsi="Times New Roman" w:cs="Times New Roman"/>
+          <w:b/>
+          <w:bCs/>
+          <w:sz w:val="32"/>
+          <w:szCs w:val="32"/>
+          <w:lang w:val="en-US"/>
+        </w:rPr>
+      </w:pPr>
+      <w:r>
+        <w:rPr>
+          <w:rFonts w:ascii="Times New Roman" w:hAnsi="Times New Roman" w:cs="Times New Roman"/>
+          <w:b/>
+          <w:bCs/>
+          <w:sz w:val="32"/>
+          <w:szCs w:val="32"/>
+          <w:lang w:val="en-US"/>
+        </w:rPr>
+        <w:t>The End</w:t>
+      </w:r>
     </w:p>
     <w:sectPr>
-      <w:pgSz w:w="11906" w:h="16838"/>
-      <w:pgMar w:top="1440" w:right="1440" w:bottom="1440" w:left="1440" w:header="708" w:footer="708" w:gutter="0"/>
+      <w:pgSz w:w="11906" w:h="16838" w:code="9"/>
+      <w:pgMar w:top="720" w:right="720" w:bottom="720" w:left="720" w:header="708" w:footer="708" w:gutter="0"/>
       <w:cols w:space="708"/>
       <w:docGrid w:linePitch="360"/>
     </w:sectPr>
@@ -1775,7 +3390,7 @@
 </file>
 
 <file path=word/endnotes.xml><?xml version="1.0" encoding="utf-8"?>
-<w:endnotes xmlns:wpc="http://schemas.microsoft.com/office/word/2010/wordprocessingCanvas" xmlns:mc="http://schemas.openxmlformats.org/markup-compatibility/2006" xmlns:o="urn:schemas-microsoft-com:office:office" xmlns:r="http://schemas.openxmlformats.org/officeDocument/2006/relationships" xmlns:m="http://schemas.openxmlformats.org/officeDocument/2006/math" xmlns:v="urn:schemas-microsoft-com:vml" xmlns:wp14="http://schemas.microsoft.com/office/word/2010/wordprocessingDrawing" xmlns:wp="http://schemas.openxmlformats.org/drawingml/2006/wordprocessingDrawing" xmlns:w10="urn:schemas-microsoft-com:office:word" xmlns:w="http://schemas.openxmlformats.org/wordprocessingml/2006/main" xmlns:w14="http://schemas.microsoft.com/office/word/2010/wordml" xmlns:w15="http://schemas.microsoft.com/office/word/2012/wordml" xmlns:wpg="http://schemas.microsoft.com/office/word/2010/wordprocessingGroup" xmlns:wpi="http://schemas.microsoft.com/office/word/2010/wordprocessingInk" xmlns:wne="http://schemas.microsoft.com/office/word/2006/wordml" xmlns:wps="http://schemas.microsoft.com/office/word/2010/wordprocessingShape" mc:Ignorable="w14 w15 wp14">
+<w:endnotes xmlns:wpc="http://schemas.microsoft.com/office/word/2010/wordprocessingCanvas" xmlns:cx="http://schemas.microsoft.com/office/drawing/2014/chartex" xmlns:cx1="http://schemas.microsoft.com/office/drawing/2015/9/8/chartex" xmlns:cx2="http://schemas.microsoft.com/office/drawing/2015/10/21/chartex" xmlns:cx3="http://schemas.microsoft.com/office/drawing/2016/5/9/chartex" xmlns:cx4="http://schemas.microsoft.com/office/drawing/2016/5/10/chartex" xmlns:cx5="http://schemas.microsoft.com/office/drawing/2016/5/11/chartex" xmlns:cx6="http://schemas.microsoft.com/office/drawing/2016/5/12/chartex" xmlns:cx7="http://schemas.microsoft.com/office/drawing/2016/5/13/chartex" xmlns:cx8="http://schemas.microsoft.com/office/drawing/2016/5/14/chartex" xmlns:mc="http://schemas.openxmlformats.org/markup-compatibility/2006" xmlns:aink="http://schemas.microsoft.com/office/drawing/2016/ink" xmlns:am3d="http://schemas.microsoft.com/office/drawing/2017/model3d" xmlns:o="urn:schemas-microsoft-com:office:office" xmlns:oel="http://schemas.microsoft.com/office/2019/extlst" xmlns:r="http://schemas.openxmlformats.org/officeDocument/2006/relationships" xmlns:m="http://schemas.openxmlformats.org/officeDocument/2006/math" xmlns:v="urn:schemas-microsoft-com:vml" xmlns:wp14="http://schemas.microsoft.com/office/word/2010/wordprocessingDrawing" xmlns:wp="http://schemas.openxmlformats.org/drawingml/2006/wordprocessingDrawing" xmlns:w10="urn:schemas-microsoft-com:office:word" xmlns:w="http://schemas.openxmlformats.org/wordprocessingml/2006/main" xmlns:w14="http://schemas.microsoft.com/office/word/2010/wordml" xmlns:w15="http://schemas.microsoft.com/office/word/2012/wordml" xmlns:w16cex="http://schemas.microsoft.com/office/word/2018/wordml/cex" xmlns:w16cid="http://schemas.microsoft.com/office/word/2016/wordml/cid" xmlns:w16="http://schemas.microsoft.com/office/word/2018/wordml" xmlns:w16du="http://schemas.microsoft.com/office/word/2023/wordml/word16du" xmlns:w16sdtdh="http://schemas.microsoft.com/office/word/2020/wordml/sdtdatahash" xmlns:w16sdtfl="http://schemas.microsoft.com/office/word/2024/wordml/sdtformatlock" xmlns:w16se="http://schemas.microsoft.com/office/word/2015/wordml/symex" xmlns:wpg="http://schemas.microsoft.com/office/word/2010/wordprocessingGroup" xmlns:wpi="http://schemas.microsoft.com/office/word/2010/wordprocessingInk" xmlns:wne="http://schemas.microsoft.com/office/word/2006/wordml" xmlns:wps="http://schemas.microsoft.com/office/word/2010/wordprocessingShape" mc:Ignorable="w14 w15 w16se w16cid w16 w16cex w16sdtdh w16sdtfl w16du wp14">
   <w:endnote w:type="separator" w:id="-1">
     <w:p>
       <w:pPr>
@@ -1800,7 +3415,7 @@
 </file>
 
 <file path=word/footnotes.xml><?xml version="1.0" encoding="utf-8"?>
-<w:footnotes xmlns:wpc="http://schemas.microsoft.com/office/word/2010/wordprocessingCanvas" xmlns:mc="http://schemas.openxmlformats.org/markup-compatibility/2006" xmlns:o="urn:schemas-microsoft-com:office:office" xmlns:r="http://schemas.openxmlformats.org/officeDocument/2006/relationships" xmlns:m="http://schemas.openxmlformats.org/officeDocument/2006/math" xmlns:v="urn:schemas-microsoft-com:vml" xmlns:wp14="http://schemas.microsoft.com/office/word/2010/wordprocessingDrawing" xmlns:wp="http://schemas.openxmlformats.org/drawingml/2006/wordprocessingDrawing" xmlns:w10="urn:schemas-microsoft-com:office:word" xmlns:w="http://schemas.openxmlformats.org/wordprocessingml/2006/main" xmlns:w14="http://schemas.microsoft.com/office/word/2010/wordml" xmlns:w15="http://schemas.microsoft.com/office/word/2012/wordml" xmlns:wpg="http://schemas.microsoft.com/office/word/2010/wordprocessingGroup" xmlns:wpi="http://schemas.microsoft.com/office/word/2010/wordprocessingInk" xmlns:wne="http://schemas.microsoft.com/office/word/2006/wordml" xmlns:wps="http://schemas.microsoft.com/office/word/2010/wordprocessingShape" mc:Ignorable="w14 w15 wp14">
+<w:footnotes xmlns:wpc="http://schemas.microsoft.com/office/word/2010/wordprocessingCanvas" xmlns:cx="http://schemas.microsoft.com/office/drawing/2014/chartex" xmlns:cx1="http://schemas.microsoft.com/office/drawing/2015/9/8/chartex" xmlns:cx2="http://schemas.microsoft.com/office/drawing/2015/10/21/chartex" xmlns:cx3="http://schemas.microsoft.com/office/drawing/2016/5/9/chartex" xmlns:cx4="http://schemas.microsoft.com/office/drawing/2016/5/10/chartex" xmlns:cx5="http://schemas.microsoft.com/office/drawing/2016/5/11/chartex" xmlns:cx6="http://schemas.microsoft.com/office/drawing/2016/5/12/chartex" xmlns:cx7="http://schemas.microsoft.com/office/drawing/2016/5/13/chartex" xmlns:cx8="http://schemas.microsoft.com/office/drawing/2016/5/14/chartex" xmlns:mc="http://schemas.openxmlformats.org/markup-compatibility/2006" xmlns:aink="http://schemas.microsoft.com/office/drawing/2016/ink" xmlns:am3d="http://schemas.microsoft.com/office/drawing/2017/model3d" xmlns:o="urn:schemas-microsoft-com:office:office" xmlns:oel="http://schemas.microsoft.com/office/2019/extlst" xmlns:r="http://schemas.openxmlformats.org/officeDocument/2006/relationships" xmlns:m="http://schemas.openxmlformats.org/officeDocument/2006/math" xmlns:v="urn:schemas-microsoft-com:vml" xmlns:wp14="http://schemas.microsoft.com/office/word/2010/wordprocessingDrawing" xmlns:wp="http://schemas.openxmlformats.org/drawingml/2006/wordprocessingDrawing" xmlns:w10="urn:schemas-microsoft-com:office:word" xmlns:w="http://schemas.openxmlformats.org/wordprocessingml/2006/main" xmlns:w14="http://schemas.microsoft.com/office/word/2010/wordml" xmlns:w15="http://schemas.microsoft.com/office/word/2012/wordml" xmlns:w16cex="http://schemas.microsoft.com/office/word/2018/wordml/cex" xmlns:w16cid="http://schemas.microsoft.com/office/word/2016/wordml/cid" xmlns:w16="http://schemas.microsoft.com/office/word/2018/wordml" xmlns:w16du="http://schemas.microsoft.com/office/word/2023/wordml/word16du" xmlns:w16sdtdh="http://schemas.microsoft.com/office/word/2020/wordml/sdtdatahash" xmlns:w16sdtfl="http://schemas.microsoft.com/office/word/2024/wordml/sdtformatlock" xmlns:w16se="http://schemas.microsoft.com/office/word/2015/wordml/symex" xmlns:wpg="http://schemas.microsoft.com/office/word/2010/wordprocessingGroup" xmlns:wpi="http://schemas.microsoft.com/office/word/2010/wordprocessingInk" xmlns:wne="http://schemas.microsoft.com/office/word/2006/wordml" xmlns:wps="http://schemas.microsoft.com/office/word/2010/wordprocessingShape" mc:Ignorable="w14 w15 w16se w16cid w16 w16cex w16sdtdh w16sdtfl w16du wp14">
   <w:footnote w:type="separator" w:id="-1">
     <w:p>
       <w:pPr>
@@ -1825,7 +3440,7 @@
 </file>
 
 <file path=word/styles.xml><?xml version="1.0" encoding="utf-8"?>
-<w:styles xmlns:mc="http://schemas.openxmlformats.org/markup-compatibility/2006" xmlns:r="http://schemas.openxmlformats.org/officeDocument/2006/relationships" xmlns:w="http://schemas.openxmlformats.org/wordprocessingml/2006/main" xmlns:w14="http://schemas.microsoft.com/office/word/2010/wordml" xmlns:w15="http://schemas.microsoft.com/office/word/2012/wordml" mc:Ignorable="w14 w15">
+<w:styles xmlns:mc="http://schemas.openxmlformats.org/markup-compatibility/2006" xmlns:r="http://schemas.openxmlformats.org/officeDocument/2006/relationships" xmlns:w="http://schemas.openxmlformats.org/wordprocessingml/2006/main" xmlns:w14="http://schemas.microsoft.com/office/word/2010/wordml" xmlns:w15="http://schemas.microsoft.com/office/word/2012/wordml" xmlns:w16cex="http://schemas.microsoft.com/office/word/2018/wordml/cex" xmlns:w16cid="http://schemas.microsoft.com/office/word/2016/wordml/cid" xmlns:w16="http://schemas.microsoft.com/office/word/2018/wordml" xmlns:w16du="http://schemas.microsoft.com/office/word/2023/wordml/word16du" xmlns:w16sdtdh="http://schemas.microsoft.com/office/word/2020/wordml/sdtdatahash" xmlns:w16sdtfl="http://schemas.microsoft.com/office/word/2024/wordml/sdtformatlock" xmlns:w16se="http://schemas.microsoft.com/office/word/2015/wordml/symex" mc:Ignorable="w14 w15 w16se w16cid w16 w16cex w16sdtdh w16sdtfl w16du">
   <w:docDefaults>
     <w:rPrDefault>
       <w:rPr>
@@ -1841,7 +3456,7 @@
       </w:pPr>
     </w:pPrDefault>
   </w:docDefaults>
-  <w:latentStyles w:defLockedState="0" w:defUIPriority="99" w:defSemiHidden="0" w:defUnhideWhenUsed="0" w:defQFormat="0" w:count="371">
+  <w:latentStyles w:defLockedState="0" w:defUIPriority="99" w:defSemiHidden="0" w:defUnhideWhenUsed="0" w:defQFormat="0" w:count="376">
     <w:lsdException w:name="Normal" w:uiPriority="0" w:qFormat="1"/>
     <w:lsdException w:name="heading 1" w:uiPriority="9" w:qFormat="1"/>
     <w:lsdException w:name="heading 2" w:semiHidden="1" w:uiPriority="9" w:unhideWhenUsed="1" w:qFormat="1"/>
@@ -2213,6 +3828,11 @@
     <w:lsdException w:name="List Table 5 Dark Accent 6" w:uiPriority="50"/>
     <w:lsdException w:name="List Table 6 Colorful Accent 6" w:uiPriority="51"/>
     <w:lsdException w:name="List Table 7 Colorful Accent 6" w:uiPriority="52"/>
+    <w:lsdException w:name="Mention" w:semiHidden="1" w:unhideWhenUsed="1"/>
+    <w:lsdException w:name="Smart Hyperlink" w:semiHidden="1" w:unhideWhenUsed="1"/>
+    <w:lsdException w:name="Hashtag" w:semiHidden="1" w:unhideWhenUsed="1"/>
+    <w:lsdException w:name="Unresolved Mention" w:semiHidden="1" w:unhideWhenUsed="1"/>
+    <w:lsdException w:name="Smart Link" w:semiHidden="1" w:unhideWhenUsed="1"/>
   </w:latentStyles>
   <w:style w:type="paragraph" w:default="1" w:styleId="Normal">
     <w:name w:val="Normal"/>
@@ -2288,6 +3908,30 @@
     <w:link w:val="Footer"/>
     <w:uiPriority w:val="99"/>
     <w:rsid w:val="00201784"/>
+  </w:style>
+  <w:style w:type="table" w:styleId="TableGrid">
+    <w:name w:val="Table Grid"/>
+    <w:basedOn w:val="TableNormal"/>
+    <w:uiPriority w:val="39"/>
+    <w:unhideWhenUsed/>
+    <w:rsid w:val="003360B0"/>
+    <w:pPr>
+      <w:spacing w:after="0" w:line="240" w:lineRule="auto"/>
+    </w:pPr>
+    <w:rPr>
+      <w:szCs w:val="20"/>
+      <w:lang w:val="en-US" w:bidi="ne-NP"/>
+    </w:rPr>
+    <w:tblPr>
+      <w:tblBorders>
+        <w:top w:val="single" w:sz="4" w:space="0" w:color="auto"/>
+        <w:left w:val="single" w:sz="4" w:space="0" w:color="auto"/>
+        <w:bottom w:val="single" w:sz="4" w:space="0" w:color="auto"/>
+        <w:right w:val="single" w:sz="4" w:space="0" w:color="auto"/>
+        <w:insideH w:val="single" w:sz="4" w:space="0" w:color="auto"/>
+        <w:insideV w:val="single" w:sz="4" w:space="0" w:color="auto"/>
+      </w:tblBorders>
+    </w:tblPr>
   </w:style>
 </w:styles>
 </file>

--- a/Received/lkg/lkg, projectwork.docx
+++ b/Received/lkg/lkg, projectwork.docx
@@ -2,7 +2,6 @@
 <file path=word/document.xml><?xml version="1.0" encoding="utf-8"?>
 <w:document xmlns:wpc="http://schemas.microsoft.com/office/word/2010/wordprocessingCanvas" xmlns:cx="http://schemas.microsoft.com/office/drawing/2014/chartex" xmlns:cx1="http://schemas.microsoft.com/office/drawing/2015/9/8/chartex" xmlns:cx2="http://schemas.microsoft.com/office/drawing/2015/10/21/chartex" xmlns:cx3="http://schemas.microsoft.com/office/drawing/2016/5/9/chartex" xmlns:cx4="http://schemas.microsoft.com/office/drawing/2016/5/10/chartex" xmlns:cx5="http://schemas.microsoft.com/office/drawing/2016/5/11/chartex" xmlns:cx6="http://schemas.microsoft.com/office/drawing/2016/5/12/chartex" xmlns:cx7="http://schemas.microsoft.com/office/drawing/2016/5/13/chartex" xmlns:cx8="http://schemas.microsoft.com/office/drawing/2016/5/14/chartex" xmlns:mc="http://schemas.openxmlformats.org/markup-compatibility/2006" xmlns:aink="http://schemas.microsoft.com/office/drawing/2016/ink" xmlns:am3d="http://schemas.microsoft.com/office/drawing/2017/model3d" xmlns:o="urn:schemas-microsoft-com:office:office" xmlns:oel="http://schemas.microsoft.com/office/2019/extlst" xmlns:r="http://schemas.openxmlformats.org/officeDocument/2006/relationships" xmlns:m="http://schemas.openxmlformats.org/officeDocument/2006/math" xmlns:v="urn:schemas-microsoft-com:vml" xmlns:wp14="http://schemas.microsoft.com/office/word/2010/wordprocessingDrawing" xmlns:wp="http://schemas.openxmlformats.org/drawingml/2006/wordprocessingDrawing" xmlns:w10="urn:schemas-microsoft-com:office:word" xmlns:w="http://schemas.openxmlformats.org/wordprocessingml/2006/main" xmlns:w14="http://schemas.microsoft.com/office/word/2010/wordml" xmlns:w15="http://schemas.microsoft.com/office/word/2012/wordml" xmlns:w16cex="http://schemas.microsoft.com/office/word/2018/wordml/cex" xmlns:w16cid="http://schemas.microsoft.com/office/word/2016/wordml/cid" xmlns:w16="http://schemas.microsoft.com/office/word/2018/wordml" xmlns:w16du="http://schemas.microsoft.com/office/word/2023/wordml/word16du" xmlns:w16sdtdh="http://schemas.microsoft.com/office/word/2020/wordml/sdtdatahash" xmlns:w16sdtfl="http://schemas.microsoft.com/office/word/2024/wordml/sdtformatlock" xmlns:w16se="http://schemas.microsoft.com/office/word/2015/wordml/symex" xmlns:wpg="http://schemas.microsoft.com/office/word/2010/wordprocessingGroup" xmlns:wpi="http://schemas.microsoft.com/office/word/2010/wordprocessingInk" xmlns:wne="http://schemas.microsoft.com/office/word/2006/wordml" xmlns:wps="http://schemas.microsoft.com/office/word/2010/wordprocessingShape" mc:Ignorable="w14 w15 w16se w16cid w16 w16cex w16sdtdh w16sdtfl w16du wp14">
   <w:body>
-    <w:bookmarkStart w:id="0" w:name="_Hlk138315100"/>
     <w:p>
       <w:pPr>
         <w:spacing w:after="0" w:line="240" w:lineRule="auto"/>
@@ -13,6 +12,7 @@
           <w:szCs w:val="36"/>
         </w:rPr>
       </w:pPr>
+      <w:bookmarkStart w:id="0" w:name="_Hlk138315100"/>
       <w:r>
         <w:rPr>
           <w:rFonts w:ascii="Preeti" w:hAnsi="Preeti"/>
@@ -131,17 +131,7 @@
                           <w:sz w:val="32"/>
                           <w:szCs w:val="32"/>
                         </w:rPr>
-                        <w:t>2</w:t>
-                      </w:r>
-                      <w:r>
-                        <w:rPr>
-                          <w:rFonts w:ascii="Times New Roman" w:hAnsi="Times New Roman" w:cs="Times New Roman"/>
-                          <w:b/>
-                          <w:bCs/>
-                          <w:sz w:val="32"/>
-                          <w:szCs w:val="32"/>
-                        </w:rPr>
-                        <w:t>3</w:t>
+                        <w:t>23</w:t>
                       </w:r>
                     </w:p>
                   </w:txbxContent>
@@ -282,7 +272,27 @@
           <w:sz w:val="24"/>
           <w:szCs w:val="24"/>
         </w:rPr>
-        <w:t>Ratnanagar-7, Sauraha, Chitwan</w:t>
+        <w:t xml:space="preserve">Ratnanagar-7, </w:t>
+      </w:r>
+      <w:proofErr w:type="spellStart"/>
+      <w:r>
+        <w:rPr>
+          <w:rFonts w:ascii="Times New Roman" w:hAnsi="Times New Roman" w:cs="Times New Roman"/>
+          <w:b/>
+          <w:sz w:val="24"/>
+          <w:szCs w:val="24"/>
+        </w:rPr>
+        <w:t>Sauraha</w:t>
+      </w:r>
+      <w:proofErr w:type="spellEnd"/>
+      <w:r>
+        <w:rPr>
+          <w:rFonts w:ascii="Times New Roman" w:hAnsi="Times New Roman" w:cs="Times New Roman"/>
+          <w:b/>
+          <w:sz w:val="24"/>
+          <w:szCs w:val="24"/>
+        </w:rPr>
+        <w:t>, Chitwan</w:t>
       </w:r>
     </w:p>
     <w:p>
@@ -2507,7 +2517,7 @@
         <mc:AlternateContent>
           <mc:Choice Requires="wps">
             <w:drawing>
-              <wp:anchor distT="0" distB="0" distL="114300" distR="114300" simplePos="0" relativeHeight="251675648" behindDoc="0" locked="0" layoutInCell="1" allowOverlap="1" wp14:anchorId="111CE1F5" wp14:editId="1A432376">
+              <wp:anchor distT="0" distB="0" distL="114300" distR="114300" simplePos="0" relativeHeight="251675648" behindDoc="0" locked="0" layoutInCell="1" allowOverlap="1" wp14:anchorId="111CE1F5" wp14:editId="4B4B01C2">
                 <wp:simplePos x="0" y="0"/>
                 <wp:positionH relativeFrom="page">
                   <wp:posOffset>5000625</wp:posOffset>
@@ -2601,7 +2611,7 @@
         <mc:AlternateContent>
           <mc:Choice Requires="wps">
             <w:drawing>
-              <wp:anchor distT="0" distB="0" distL="114300" distR="114300" simplePos="0" relativeHeight="251671552" behindDoc="0" locked="0" layoutInCell="1" allowOverlap="1" wp14:anchorId="02146CAD" wp14:editId="0A31241D">
+              <wp:anchor distT="0" distB="0" distL="114300" distR="114300" simplePos="0" relativeHeight="251671552" behindDoc="0" locked="0" layoutInCell="1" allowOverlap="1" wp14:anchorId="02146CAD" wp14:editId="63B5AA16">
                 <wp:simplePos x="0" y="0"/>
                 <wp:positionH relativeFrom="margin">
                   <wp:align>left</wp:align>
@@ -3051,16 +3061,16 @@
         <mc:AlternateContent>
           <mc:Choice Requires="wps">
             <w:drawing>
-              <wp:anchor distT="0" distB="0" distL="114300" distR="114300" simplePos="0" relativeHeight="251680768" behindDoc="0" locked="0" layoutInCell="1" allowOverlap="1" wp14:anchorId="0C542E96" wp14:editId="17012CD5">
+              <wp:anchor distT="0" distB="0" distL="114300" distR="114300" simplePos="0" relativeHeight="251680768" behindDoc="0" locked="0" layoutInCell="1" allowOverlap="1" wp14:anchorId="0C542E96" wp14:editId="0DF3F975">
                 <wp:simplePos x="0" y="0"/>
                 <wp:positionH relativeFrom="margin">
-                  <wp:posOffset>-914400</wp:posOffset>
+                  <wp:posOffset>-921224</wp:posOffset>
                 </wp:positionH>
                 <wp:positionV relativeFrom="paragraph">
-                  <wp:posOffset>229235</wp:posOffset>
+                  <wp:posOffset>294573</wp:posOffset>
                 </wp:positionV>
-                <wp:extent cx="8891752" cy="7630510"/>
-                <wp:effectExtent l="0" t="0" r="24130" b="27940"/>
+                <wp:extent cx="8891270" cy="7561921"/>
+                <wp:effectExtent l="0" t="0" r="24130" b="20320"/>
                 <wp:wrapNone/>
                 <wp:docPr id="17" name="Rectangle 17"/>
                 <wp:cNvGraphicFramePr/>
@@ -3071,7 +3081,7 @@
                       <wps:spPr>
                         <a:xfrm>
                           <a:off x="0" y="0"/>
-                          <a:ext cx="8891752" cy="7630510"/>
+                          <a:ext cx="8891270" cy="7561921"/>
                         </a:xfrm>
                         <a:prstGeom prst="rect">
                           <a:avLst/>
@@ -3086,7 +3096,7 @@
                           </a:blip>
                           <a:srcRect/>
                           <a:stretch>
-                            <a:fillRect/>
+                            <a:fillRect l="1" t="-903" r="-6" b="-5"/>
                           </a:stretch>
                         </a:blipFill>
                       </wps:spPr>
@@ -3126,7 +3136,7 @@
           </mc:Choice>
           <mc:Fallback>
             <w:pict>
-              <v:rect w14:anchorId="6A3E4CBF" id="Rectangle 17" o:spid="_x0000_s1026" style="position:absolute;margin-left:-1in;margin-top:18.05pt;width:700.15pt;height:600.85pt;z-index:251680768;visibility:visible;mso-wrap-style:square;mso-width-percent:0;mso-height-percent:0;mso-wrap-distance-left:9pt;mso-wrap-distance-top:0;mso-wrap-distance-right:9pt;mso-wrap-distance-bottom:0;mso-position-horizontal:absolute;mso-position-horizontal-relative:margin;mso-position-vertical:absolute;mso-position-vertical-relative:text;mso-width-percent:0;mso-height-percent:0;mso-width-relative:margin;mso-height-relative:margin;v-text-anchor:middle" o:gfxdata="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" strokecolor="#1f4d78 [1604]" strokeweight="1pt">
+              <v:rect w14:anchorId="6249E6F8" id="Rectangle 17" o:spid="_x0000_s1026" style="position:absolute;margin-left:-72.55pt;margin-top:23.2pt;width:700.1pt;height:595.45pt;z-index:251680768;visibility:visible;mso-wrap-style:square;mso-width-percent:0;mso-height-percent:0;mso-wrap-distance-left:9pt;mso-wrap-distance-top:0;mso-wrap-distance-right:9pt;mso-wrap-distance-bottom:0;mso-position-horizontal:absolute;mso-position-horizontal-relative:margin;mso-position-vertical:absolute;mso-position-vertical-relative:text;mso-width-percent:0;mso-height-percent:0;mso-width-relative:margin;mso-height-relative:margin;v-text-anchor:middle" o:gfxdata="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" strokecolor="#1f4d78 [1604]" strokeweight="1pt">
                 <v:fill r:id="rId23" o:title="" recolor="t" rotate="t" type="frame"/>
                 <w10:wrap anchorx="margin"/>
               </v:rect>

--- a/Received/lkg/lkg, projectwork.docx
+++ b/Received/lkg/lkg, projectwork.docx
@@ -2,6 +2,7 @@
 <file path=word/document.xml><?xml version="1.0" encoding="utf-8"?>
 <w:document xmlns:wpc="http://schemas.microsoft.com/office/word/2010/wordprocessingCanvas" xmlns:cx="http://schemas.microsoft.com/office/drawing/2014/chartex" xmlns:cx1="http://schemas.microsoft.com/office/drawing/2015/9/8/chartex" xmlns:cx2="http://schemas.microsoft.com/office/drawing/2015/10/21/chartex" xmlns:cx3="http://schemas.microsoft.com/office/drawing/2016/5/9/chartex" xmlns:cx4="http://schemas.microsoft.com/office/drawing/2016/5/10/chartex" xmlns:cx5="http://schemas.microsoft.com/office/drawing/2016/5/11/chartex" xmlns:cx6="http://schemas.microsoft.com/office/drawing/2016/5/12/chartex" xmlns:cx7="http://schemas.microsoft.com/office/drawing/2016/5/13/chartex" xmlns:cx8="http://schemas.microsoft.com/office/drawing/2016/5/14/chartex" xmlns:mc="http://schemas.openxmlformats.org/markup-compatibility/2006" xmlns:aink="http://schemas.microsoft.com/office/drawing/2016/ink" xmlns:am3d="http://schemas.microsoft.com/office/drawing/2017/model3d" xmlns:o="urn:schemas-microsoft-com:office:office" xmlns:oel="http://schemas.microsoft.com/office/2019/extlst" xmlns:r="http://schemas.openxmlformats.org/officeDocument/2006/relationships" xmlns:m="http://schemas.openxmlformats.org/officeDocument/2006/math" xmlns:v="urn:schemas-microsoft-com:vml" xmlns:wp14="http://schemas.microsoft.com/office/word/2010/wordprocessingDrawing" xmlns:wp="http://schemas.openxmlformats.org/drawingml/2006/wordprocessingDrawing" xmlns:w10="urn:schemas-microsoft-com:office:word" xmlns:w="http://schemas.openxmlformats.org/wordprocessingml/2006/main" xmlns:w14="http://schemas.microsoft.com/office/word/2010/wordml" xmlns:w15="http://schemas.microsoft.com/office/word/2012/wordml" xmlns:w16cex="http://schemas.microsoft.com/office/word/2018/wordml/cex" xmlns:w16cid="http://schemas.microsoft.com/office/word/2016/wordml/cid" xmlns:w16="http://schemas.microsoft.com/office/word/2018/wordml" xmlns:w16du="http://schemas.microsoft.com/office/word/2023/wordml/word16du" xmlns:w16sdtdh="http://schemas.microsoft.com/office/word/2020/wordml/sdtdatahash" xmlns:w16sdtfl="http://schemas.microsoft.com/office/word/2024/wordml/sdtformatlock" xmlns:w16se="http://schemas.microsoft.com/office/word/2015/wordml/symex" xmlns:wpg="http://schemas.microsoft.com/office/word/2010/wordprocessingGroup" xmlns:wpi="http://schemas.microsoft.com/office/word/2010/wordprocessingInk" xmlns:wne="http://schemas.microsoft.com/office/word/2006/wordml" xmlns:wps="http://schemas.microsoft.com/office/word/2010/wordprocessingShape" mc:Ignorable="w14 w15 w16se w16cid w16 w16cex w16sdtdh w16sdtfl w16du wp14">
   <w:body>
+    <w:bookmarkStart w:id="0" w:name="_Hlk138315100"/>
     <w:p>
       <w:pPr>
         <w:spacing w:after="0" w:line="240" w:lineRule="auto"/>
@@ -12,7 +13,6 @@
           <w:szCs w:val="36"/>
         </w:rPr>
       </w:pPr>
-      <w:bookmarkStart w:id="0" w:name="_Hlk138315100"/>
       <w:r>
         <w:rPr>
           <w:rFonts w:ascii="Preeti" w:hAnsi="Preeti"/>
@@ -272,27 +272,7 @@
           <w:sz w:val="24"/>
           <w:szCs w:val="24"/>
         </w:rPr>
-        <w:t xml:space="preserve">Ratnanagar-7, </w:t>
-      </w:r>
-      <w:proofErr w:type="spellStart"/>
-      <w:r>
-        <w:rPr>
-          <w:rFonts w:ascii="Times New Roman" w:hAnsi="Times New Roman" w:cs="Times New Roman"/>
-          <w:b/>
-          <w:sz w:val="24"/>
-          <w:szCs w:val="24"/>
-        </w:rPr>
-        <w:t>Sauraha</w:t>
-      </w:r>
-      <w:proofErr w:type="spellEnd"/>
-      <w:r>
-        <w:rPr>
-          <w:rFonts w:ascii="Times New Roman" w:hAnsi="Times New Roman" w:cs="Times New Roman"/>
-          <w:b/>
-          <w:sz w:val="24"/>
-          <w:szCs w:val="24"/>
-        </w:rPr>
-        <w:t>, Chitwan</w:t>
+        <w:t>Ratnanagar-7, Sauraha, Chitwan</w:t>
       </w:r>
     </w:p>
     <w:p>
@@ -1163,7 +1143,27 @@
           <w:sz w:val="32"/>
           <w:szCs w:val="32"/>
         </w:rPr>
-        <w:t>1. Join the dot and colour it.</w:t>
+        <w:t>1. Join the dot</w:t>
+      </w:r>
+      <w:r>
+        <w:rPr>
+          <w:rFonts w:ascii="Times New Roman" w:hAnsi="Times New Roman" w:cs="Times New Roman"/>
+          <w:b/>
+          <w:bCs/>
+          <w:sz w:val="32"/>
+          <w:szCs w:val="32"/>
+        </w:rPr>
+        <w:t>s</w:t>
+      </w:r>
+      <w:r>
+        <w:rPr>
+          <w:rFonts w:ascii="Times New Roman" w:hAnsi="Times New Roman" w:cs="Times New Roman"/>
+          <w:b/>
+          <w:bCs/>
+          <w:sz w:val="32"/>
+          <w:szCs w:val="32"/>
+        </w:rPr>
+        <w:t xml:space="preserve"> and colour it.</w:t>
       </w:r>
       <w:r>
         <w:rPr>
@@ -1645,17 +1645,27 @@
           <w:sz w:val="32"/>
           <w:szCs w:val="32"/>
         </w:rPr>
-        <w:t>Complete the given shape and colour it.</w:t>
-      </w:r>
-      <w:r>
-        <w:rPr>
-          <w:rFonts w:ascii="Times New Roman" w:hAnsi="Times New Roman" w:cs="Times New Roman"/>
-          <w:b/>
-          <w:bCs/>
-          <w:sz w:val="32"/>
-          <w:szCs w:val="32"/>
-        </w:rPr>
-        <w:tab/>
+        <w:t>Complete the given shape</w:t>
+      </w:r>
+      <w:r>
+        <w:rPr>
+          <w:rFonts w:ascii="Times New Roman" w:hAnsi="Times New Roman" w:cs="Times New Roman"/>
+          <w:b/>
+          <w:bCs/>
+          <w:sz w:val="32"/>
+          <w:szCs w:val="32"/>
+        </w:rPr>
+        <w:t>s</w:t>
+      </w:r>
+      <w:r>
+        <w:rPr>
+          <w:rFonts w:ascii="Times New Roman" w:hAnsi="Times New Roman" w:cs="Times New Roman"/>
+          <w:b/>
+          <w:bCs/>
+          <w:sz w:val="32"/>
+          <w:szCs w:val="32"/>
+        </w:rPr>
+        <w:t xml:space="preserve"> and colour it.</w:t>
       </w:r>
       <w:r>
         <w:rPr>
@@ -2150,7 +2160,7 @@
           <w:sz w:val="32"/>
           <w:szCs w:val="32"/>
         </w:rPr>
-        <w:t>Rectangle</w:t>
+        <w:t>Square</w:t>
       </w:r>
     </w:p>
     <w:p>
@@ -2190,13 +2200,13 @@
         <mc:AlternateContent>
           <mc:Choice Requires="wps">
             <w:drawing>
-              <wp:anchor distT="0" distB="0" distL="114300" distR="114300" simplePos="0" relativeHeight="251662336" behindDoc="0" locked="0" layoutInCell="1" allowOverlap="1" wp14:anchorId="4B41F46E" wp14:editId="5EAB0993">
+              <wp:anchor distT="0" distB="0" distL="114300" distR="114300" simplePos="0" relativeHeight="251662336" behindDoc="0" locked="0" layoutInCell="1" allowOverlap="1" wp14:anchorId="4B41F46E" wp14:editId="1F4C403D">
                 <wp:simplePos x="0" y="0"/>
                 <wp:positionH relativeFrom="column">
-                  <wp:posOffset>4970</wp:posOffset>
+                  <wp:posOffset>4445</wp:posOffset>
                 </wp:positionH>
                 <wp:positionV relativeFrom="paragraph">
-                  <wp:posOffset>265955</wp:posOffset>
+                  <wp:posOffset>74875</wp:posOffset>
                 </wp:positionV>
                 <wp:extent cx="1540565" cy="740465"/>
                 <wp:effectExtent l="0" t="0" r="21590" b="21590"/>
@@ -2245,7 +2255,7 @@
           </mc:Choice>
           <mc:Fallback>
             <w:pict>
-              <v:line w14:anchorId="254D0F4F" id="Straight Connector 7" o:spid="_x0000_s1026" style="position:absolute;z-index:251662336;visibility:visible;mso-wrap-style:square;mso-width-percent:0;mso-height-percent:0;mso-wrap-distance-left:9pt;mso-wrap-distance-top:0;mso-wrap-distance-right:9pt;mso-wrap-distance-bottom:0;mso-position-horizontal:absolute;mso-position-horizontal-relative:text;mso-position-vertical:absolute;mso-position-vertical-relative:text;mso-width-percent:0;mso-height-percent:0;mso-width-relative:margin;mso-height-relative:margin" from=".4pt,20.95pt" to="121.7pt,79.25pt" o:gfxdata="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" strokecolor="black [3200]" strokeweight="1pt">
+              <v:line w14:anchorId="71048546" id="Straight Connector 7" o:spid="_x0000_s1026" style="position:absolute;z-index:251662336;visibility:visible;mso-wrap-style:square;mso-width-percent:0;mso-height-percent:0;mso-wrap-distance-left:9pt;mso-wrap-distance-top:0;mso-wrap-distance-right:9pt;mso-wrap-distance-bottom:0;mso-position-horizontal:absolute;mso-position-horizontal-relative:text;mso-position-vertical:absolute;mso-position-vertical-relative:text;mso-width-percent:0;mso-height-percent:0;mso-width-relative:margin;mso-height-relative:margin" from=".35pt,5.9pt" to="121.65pt,64.2pt" o:gfxdata="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" strokecolor="black [3200]" strokeweight="1pt">
                 <v:stroke joinstyle="miter"/>
               </v:line>
             </w:pict>
@@ -2517,7 +2527,7 @@
         <mc:AlternateContent>
           <mc:Choice Requires="wps">
             <w:drawing>
-              <wp:anchor distT="0" distB="0" distL="114300" distR="114300" simplePos="0" relativeHeight="251675648" behindDoc="0" locked="0" layoutInCell="1" allowOverlap="1" wp14:anchorId="111CE1F5" wp14:editId="4B4B01C2">
+              <wp:anchor distT="0" distB="0" distL="114300" distR="114300" simplePos="0" relativeHeight="251675648" behindDoc="0" locked="0" layoutInCell="1" allowOverlap="1" wp14:anchorId="111CE1F5" wp14:editId="2DDF80AA">
                 <wp:simplePos x="0" y="0"/>
                 <wp:positionH relativeFrom="page">
                   <wp:posOffset>5000625</wp:posOffset>
@@ -2611,7 +2621,7 @@
         <mc:AlternateContent>
           <mc:Choice Requires="wps">
             <w:drawing>
-              <wp:anchor distT="0" distB="0" distL="114300" distR="114300" simplePos="0" relativeHeight="251671552" behindDoc="0" locked="0" layoutInCell="1" allowOverlap="1" wp14:anchorId="02146CAD" wp14:editId="63B5AA16">
+              <wp:anchor distT="0" distB="0" distL="114300" distR="114300" simplePos="0" relativeHeight="251671552" behindDoc="0" locked="0" layoutInCell="1" allowOverlap="1" wp14:anchorId="02146CAD" wp14:editId="11E8DFD4">
                 <wp:simplePos x="0" y="0"/>
                 <wp:positionH relativeFrom="margin">
                   <wp:align>left</wp:align>
@@ -2707,6 +2717,246 @@
           <w:lang w:val="en-US"/>
         </w:rPr>
       </w:pPr>
+      <w:r>
+        <w:rPr>
+          <w:rFonts w:ascii="Times New Roman" w:hAnsi="Times New Roman" w:cs="Times New Roman"/>
+          <w:noProof/>
+          <w:sz w:val="32"/>
+          <w:szCs w:val="32"/>
+          <w:lang w:val="en-US"/>
+        </w:rPr>
+        <mc:AlternateContent>
+          <mc:Choice Requires="wps">
+            <w:drawing>
+              <wp:anchor distT="45720" distB="45720" distL="114300" distR="114300" simplePos="0" relativeHeight="251691008" behindDoc="0" locked="0" layoutInCell="1" allowOverlap="1" wp14:anchorId="220C9A8A" wp14:editId="26ED7F21">
+                <wp:simplePos x="0" y="0"/>
+                <wp:positionH relativeFrom="column">
+                  <wp:posOffset>2059223</wp:posOffset>
+                </wp:positionH>
+                <wp:positionV relativeFrom="paragraph">
+                  <wp:posOffset>3853290</wp:posOffset>
+                </wp:positionV>
+                <wp:extent cx="445135" cy="389255"/>
+                <wp:effectExtent l="0" t="0" r="0" b="0"/>
+                <wp:wrapSquare wrapText="bothSides"/>
+                <wp:docPr id="1897596532" name="Text Box 2"/>
+                <wp:cNvGraphicFramePr>
+                  <a:graphicFrameLocks xmlns:a="http://schemas.openxmlformats.org/drawingml/2006/main"/>
+                </wp:cNvGraphicFramePr>
+                <a:graphic xmlns:a="http://schemas.openxmlformats.org/drawingml/2006/main">
+                  <a:graphicData uri="http://schemas.microsoft.com/office/word/2010/wordprocessingShape">
+                    <wps:wsp>
+                      <wps:cNvSpPr txBox="1">
+                        <a:spLocks noChangeArrowheads="1"/>
+                      </wps:cNvSpPr>
+                      <wps:spPr bwMode="auto">
+                        <a:xfrm>
+                          <a:off x="0" y="0"/>
+                          <a:ext cx="445135" cy="389255"/>
+                        </a:xfrm>
+                        <a:prstGeom prst="rect">
+                          <a:avLst/>
+                        </a:prstGeom>
+                        <a:noFill/>
+                        <a:ln w="9525">
+                          <a:noFill/>
+                          <a:miter lim="800000"/>
+                          <a:headEnd/>
+                          <a:tailEnd/>
+                        </a:ln>
+                      </wps:spPr>
+                      <wps:txbx>
+                        <w:txbxContent>
+                          <w:p>
+                            <w:pPr>
+                              <w:rPr>
+                                <w:rFonts w:ascii="Times New Roman" w:hAnsi="Times New Roman" w:cs="Times New Roman"/>
+                                <w:sz w:val="48"/>
+                                <w:szCs w:val="48"/>
+                                <w:lang w:val="en-US"/>
+                              </w:rPr>
+                            </w:pPr>
+                            <w:r>
+                              <w:rPr>
+                                <w:rFonts w:ascii="Times New Roman" w:hAnsi="Times New Roman" w:cs="Times New Roman"/>
+                                <w:sz w:val="48"/>
+                                <w:szCs w:val="48"/>
+                                <w:lang w:val="en-US"/>
+                              </w:rPr>
+                              <w:t>=</w:t>
+                            </w:r>
+                          </w:p>
+                        </w:txbxContent>
+                      </wps:txbx>
+                      <wps:bodyPr rot="0" vert="horz" wrap="square" lIns="91440" tIns="45720" rIns="91440" bIns="45720" anchor="t" anchorCtr="0">
+                        <a:noAutofit/>
+                      </wps:bodyPr>
+                    </wps:wsp>
+                  </a:graphicData>
+                </a:graphic>
+                <wp14:sizeRelH relativeFrom="margin">
+                  <wp14:pctWidth>0</wp14:pctWidth>
+                </wp14:sizeRelH>
+                <wp14:sizeRelV relativeFrom="margin">
+                  <wp14:pctHeight>0</wp14:pctHeight>
+                </wp14:sizeRelV>
+              </wp:anchor>
+            </w:drawing>
+          </mc:Choice>
+          <mc:Fallback>
+            <w:pict>
+              <v:shapetype w14:anchorId="220C9A8A" id="_x0000_t202" coordsize="21600,21600" o:spt="202" path="m,l,21600r21600,l21600,xe">
+                <v:stroke joinstyle="miter"/>
+                <v:path gradientshapeok="t" o:connecttype="rect"/>
+              </v:shapetype>
+              <v:shape id="_x0000_s1027" type="#_x0000_t202" style="position:absolute;margin-left:162.15pt;margin-top:303.4pt;width:35.05pt;height:30.65pt;z-index:251691008;visibility:visible;mso-wrap-style:square;mso-width-percent:0;mso-height-percent:0;mso-wrap-distance-left:9pt;mso-wrap-distance-top:3.6pt;mso-wrap-distance-right:9pt;mso-wrap-distance-bottom:3.6pt;mso-position-horizontal:absolute;mso-position-horizontal-relative:text;mso-position-vertical:absolute;mso-position-vertical-relative:text;mso-width-percent:0;mso-height-percent:0;mso-width-relative:margin;mso-height-relative:margin;v-text-anchor:top" o:gfxdata="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" filled="f" stroked="f">
+                <v:textbox>
+                  <w:txbxContent>
+                    <w:p>
+                      <w:pPr>
+                        <w:rPr>
+                          <w:rFonts w:ascii="Times New Roman" w:hAnsi="Times New Roman" w:cs="Times New Roman"/>
+                          <w:sz w:val="48"/>
+                          <w:szCs w:val="48"/>
+                          <w:lang w:val="en-US"/>
+                        </w:rPr>
+                      </w:pPr>
+                      <w:r>
+                        <w:rPr>
+                          <w:rFonts w:ascii="Times New Roman" w:hAnsi="Times New Roman" w:cs="Times New Roman"/>
+                          <w:sz w:val="48"/>
+                          <w:szCs w:val="48"/>
+                          <w:lang w:val="en-US"/>
+                        </w:rPr>
+                        <w:t>=</w:t>
+                      </w:r>
+                    </w:p>
+                  </w:txbxContent>
+                </v:textbox>
+                <w10:wrap type="square"/>
+              </v:shape>
+            </w:pict>
+          </mc:Fallback>
+        </mc:AlternateContent>
+      </w:r>
+      <w:r>
+        <w:rPr>
+          <w:rFonts w:ascii="Times New Roman" w:hAnsi="Times New Roman" w:cs="Times New Roman"/>
+          <w:noProof/>
+          <w:sz w:val="32"/>
+          <w:szCs w:val="32"/>
+          <w:lang w:val="en-US"/>
+        </w:rPr>
+        <mc:AlternateContent>
+          <mc:Choice Requires="wps">
+            <w:drawing>
+              <wp:anchor distT="45720" distB="45720" distL="114300" distR="114300" simplePos="0" relativeHeight="251688960" behindDoc="0" locked="0" layoutInCell="1" allowOverlap="1" wp14:anchorId="1F4F72C3" wp14:editId="4998F149">
+                <wp:simplePos x="0" y="0"/>
+                <wp:positionH relativeFrom="column">
+                  <wp:posOffset>1800391</wp:posOffset>
+                </wp:positionH>
+                <wp:positionV relativeFrom="paragraph">
+                  <wp:posOffset>179070</wp:posOffset>
+                </wp:positionV>
+                <wp:extent cx="445135" cy="389255"/>
+                <wp:effectExtent l="0" t="0" r="0" b="0"/>
+                <wp:wrapSquare wrapText="bothSides"/>
+                <wp:docPr id="217" name="Text Box 2"/>
+                <wp:cNvGraphicFramePr>
+                  <a:graphicFrameLocks xmlns:a="http://schemas.openxmlformats.org/drawingml/2006/main"/>
+                </wp:cNvGraphicFramePr>
+                <a:graphic xmlns:a="http://schemas.openxmlformats.org/drawingml/2006/main">
+                  <a:graphicData uri="http://schemas.microsoft.com/office/word/2010/wordprocessingShape">
+                    <wps:wsp>
+                      <wps:cNvSpPr txBox="1">
+                        <a:spLocks noChangeArrowheads="1"/>
+                      </wps:cNvSpPr>
+                      <wps:spPr bwMode="auto">
+                        <a:xfrm>
+                          <a:off x="0" y="0"/>
+                          <a:ext cx="445135" cy="389255"/>
+                        </a:xfrm>
+                        <a:prstGeom prst="rect">
+                          <a:avLst/>
+                        </a:prstGeom>
+                        <a:noFill/>
+                        <a:ln w="9525">
+                          <a:noFill/>
+                          <a:miter lim="800000"/>
+                          <a:headEnd/>
+                          <a:tailEnd/>
+                        </a:ln>
+                      </wps:spPr>
+                      <wps:txbx>
+                        <w:txbxContent>
+                          <w:p>
+                            <w:pPr>
+                              <w:rPr>
+                                <w:rFonts w:ascii="Times New Roman" w:hAnsi="Times New Roman" w:cs="Times New Roman"/>
+                                <w:sz w:val="48"/>
+                                <w:szCs w:val="48"/>
+                                <w:lang w:val="en-US"/>
+                              </w:rPr>
+                            </w:pPr>
+                            <w:r>
+                              <w:rPr>
+                                <w:rFonts w:ascii="Times New Roman" w:hAnsi="Times New Roman" w:cs="Times New Roman"/>
+                                <w:sz w:val="48"/>
+                                <w:szCs w:val="48"/>
+                                <w:lang w:val="en-US"/>
+                              </w:rPr>
+                              <w:t>=</w:t>
+                            </w:r>
+                          </w:p>
+                        </w:txbxContent>
+                      </wps:txbx>
+                      <wps:bodyPr rot="0" vert="horz" wrap="square" lIns="91440" tIns="45720" rIns="91440" bIns="45720" anchor="t" anchorCtr="0">
+                        <a:noAutofit/>
+                      </wps:bodyPr>
+                    </wps:wsp>
+                  </a:graphicData>
+                </a:graphic>
+                <wp14:sizeRelH relativeFrom="margin">
+                  <wp14:pctWidth>0</wp14:pctWidth>
+                </wp14:sizeRelH>
+                <wp14:sizeRelV relativeFrom="margin">
+                  <wp14:pctHeight>0</wp14:pctHeight>
+                </wp14:sizeRelV>
+              </wp:anchor>
+            </w:drawing>
+          </mc:Choice>
+          <mc:Fallback>
+            <w:pict>
+              <v:shape w14:anchorId="1F4F72C3" id="_x0000_s1028" type="#_x0000_t202" style="position:absolute;margin-left:141.75pt;margin-top:14.1pt;width:35.05pt;height:30.65pt;z-index:251688960;visibility:visible;mso-wrap-style:square;mso-width-percent:0;mso-height-percent:0;mso-wrap-distance-left:9pt;mso-wrap-distance-top:3.6pt;mso-wrap-distance-right:9pt;mso-wrap-distance-bottom:3.6pt;mso-position-horizontal:absolute;mso-position-horizontal-relative:text;mso-position-vertical:absolute;mso-position-vertical-relative:text;mso-width-percent:0;mso-height-percent:0;mso-width-relative:margin;mso-height-relative:margin;v-text-anchor:top" o:gfxdata="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" filled="f" stroked="f">
+                <v:textbox>
+                  <w:txbxContent>
+                    <w:p>
+                      <w:pPr>
+                        <w:rPr>
+                          <w:rFonts w:ascii="Times New Roman" w:hAnsi="Times New Roman" w:cs="Times New Roman"/>
+                          <w:sz w:val="48"/>
+                          <w:szCs w:val="48"/>
+                          <w:lang w:val="en-US"/>
+                        </w:rPr>
+                      </w:pPr>
+                      <w:r>
+                        <w:rPr>
+                          <w:rFonts w:ascii="Times New Roman" w:hAnsi="Times New Roman" w:cs="Times New Roman"/>
+                          <w:sz w:val="48"/>
+                          <w:szCs w:val="48"/>
+                          <w:lang w:val="en-US"/>
+                        </w:rPr>
+                        <w:t>=</w:t>
+                      </w:r>
+                    </w:p>
+                  </w:txbxContent>
+                </v:textbox>
+                <w10:wrap type="square"/>
+              </v:shape>
+            </w:pict>
+          </mc:Fallback>
+        </mc:AlternateContent>
+      </w:r>
       <w:r>
         <w:rPr>
           <w:rFonts w:ascii="Times New Roman" w:hAnsi="Times New Roman" w:cs="Times New Roman"/>
@@ -3039,7 +3289,27 @@
           <w:szCs w:val="32"/>
         </w:rPr>
         <w:lastRenderedPageBreak/>
-        <w:t>4. colour it. [10]</w:t>
+        <w:t xml:space="preserve">4. </w:t>
+      </w:r>
+      <w:r>
+        <w:rPr>
+          <w:rFonts w:ascii="Times New Roman" w:hAnsi="Times New Roman" w:cs="Times New Roman"/>
+          <w:b/>
+          <w:bCs/>
+          <w:sz w:val="32"/>
+          <w:szCs w:val="32"/>
+        </w:rPr>
+        <w:t>C</w:t>
+      </w:r>
+      <w:r>
+        <w:rPr>
+          <w:rFonts w:ascii="Times New Roman" w:hAnsi="Times New Roman" w:cs="Times New Roman"/>
+          <w:b/>
+          <w:bCs/>
+          <w:sz w:val="32"/>
+          <w:szCs w:val="32"/>
+        </w:rPr>
+        <w:t>olour it. [10]</w:t>
       </w:r>
     </w:p>
     <w:p>
